--- a/Справка_обучение_ИИ_график.docx
+++ b/Справка_обучение_ИИ_график.docx
@@ -43,26 +43,10 @@
           <w:sz w:val="24"/>
           <w:szCs w:val="24"/>
         </w:rPr>
-        <w:t xml:space="preserve">о ходе </w:t>
+        <w:t>о сотрудниках, не прошедших обучение по использованию искусственного интеллекта</w:t>
       </w:r>
       <w:proofErr w:type="gramStart"/>
-      <w:r>
-        <w:rPr>
-          <w:color w:val="1F3864"/>
-          <w:sz w:val="24"/>
-          <w:szCs w:val="24"/>
-        </w:rPr>
-        <w:t>обучения сотрудников по использованию</w:t>
-      </w:r>
       <w:proofErr w:type="gramEnd"/>
-      <w:r>
-        <w:rPr>
-          <w:color w:val="1F3864"/>
-          <w:sz w:val="24"/>
-          <w:szCs w:val="24"/>
-        </w:rPr>
-        <w:t xml:space="preserve"> искусственного интеллекта</w:t>
-      </w:r>
     </w:p>
     <w:p>
       <w:pPr>
@@ -99,7 +83,7 @@
           <w:sz w:val="26"/>
           <w:szCs w:val="26"/>
         </w:rPr>
-        <w:t>1. Основные итоги</w:t>
+        <w:t>1. Общие сведения</w:t>
       </w:r>
     </w:p>
     <w:p>
@@ -108,450 +92,9 @@
       </w:pPr>
       <w:proofErr w:type="gramStart"/>
       <w:r>
-        <w:t>Обучение по теме</w:t>
+        <w:t>Предстоит обучить 141 сотрудника по теме «Использование искусственного интеллекта»: группы должностей от специалистов 1 разряда до начальников отделов. Руководство инспекции в число не прошедших обучение не включено.</w:t>
       </w:r>
       <w:proofErr w:type="gramEnd"/>
-      <w:r>
-        <w:t xml:space="preserve"> «Использование искусственного интеллекта» прошли </w:t>
-      </w:r>
-      <w:r>
-        <w:rPr>
-          <w:b/>
-          <w:bCs/>
-        </w:rPr>
-        <w:t>109 сотрудников</w:t>
-      </w:r>
-      <w:r>
-        <w:t xml:space="preserve"> (43,6%). Предстоит обучить </w:t>
-      </w:r>
-      <w:r>
-        <w:rPr>
-          <w:b/>
-          <w:bCs/>
-        </w:rPr>
-        <w:t>141 сотрудника</w:t>
-      </w:r>
-      <w:r>
-        <w:t xml:space="preserve"> (56,4%).</w:t>
-      </w:r>
-    </w:p>
-    <w:tbl>
-      <w:tblPr>
-        <w:tblW w:w="9638" w:type="dxa"/>
-        <w:tblInd w:w="120" w:type="dxa"/>
-        <w:tblBorders>
-          <w:top w:val="single" w:sz="4" w:space="0" w:color="auto"/>
-          <w:left w:val="single" w:sz="4" w:space="0" w:color="auto"/>
-          <w:bottom w:val="single" w:sz="4" w:space="0" w:color="auto"/>
-          <w:right w:val="single" w:sz="4" w:space="0" w:color="auto"/>
-          <w:insideH w:val="single" w:sz="4" w:space="0" w:color="auto"/>
-          <w:insideV w:val="single" w:sz="4" w:space="0" w:color="auto"/>
-        </w:tblBorders>
-        <w:tblCellMar>
-          <w:left w:w="10" w:type="dxa"/>
-          <w:right w:w="10" w:type="dxa"/>
-        </w:tblCellMar>
-        <w:tblLook w:val="0000" w:firstRow="0" w:lastRow="0" w:firstColumn="0" w:lastColumn="0" w:noHBand="0" w:noVBand="0"/>
-      </w:tblPr>
-      <w:tblGrid>
-        <w:gridCol w:w="4838"/>
-        <w:gridCol w:w="2400"/>
-        <w:gridCol w:w="2400"/>
-      </w:tblGrid>
-      <w:tr>
-        <w:trPr>
-          <w:tblHeader/>
-        </w:trPr>
-        <w:tc>
-          <w:tcPr>
-            <w:tcW w:w="4838" w:type="dxa"/>
-            <w:tcBorders>
-              <w:top w:val="single" w:sz="4" w:space="0" w:color="B4BCC8"/>
-              <w:left w:val="single" w:sz="4" w:space="0" w:color="B4BCC8"/>
-              <w:bottom w:val="single" w:sz="4" w:space="0" w:color="B4BCC8"/>
-              <w:right w:val="single" w:sz="4" w:space="0" w:color="B4BCC8"/>
-            </w:tcBorders>
-            <w:shd w:val="clear" w:color="auto" w:fill="1F3864"/>
-            <w:tcMar>
-              <w:top w:w="80" w:type="dxa"/>
-              <w:left w:w="120" w:type="dxa"/>
-              <w:bottom w:w="80" w:type="dxa"/>
-              <w:right w:w="120" w:type="dxa"/>
-            </w:tcMar>
-            <w:vAlign w:val="center"/>
-          </w:tcPr>
-          <w:p>
-            <w:pPr>
-              <w:jc w:val="center"/>
-            </w:pPr>
-            <w:r>
-              <w:rPr>
-                <w:b/>
-                <w:bCs/>
-                <w:color w:val="FFFFFF"/>
-                <w:sz w:val="20"/>
-                <w:szCs w:val="20"/>
-              </w:rPr>
-              <w:t>Показатель</w:t>
-            </w:r>
-          </w:p>
-        </w:tc>
-        <w:tc>
-          <w:tcPr>
-            <w:tcW w:w="2400" w:type="dxa"/>
-            <w:tcBorders>
-              <w:top w:val="single" w:sz="4" w:space="0" w:color="B4BCC8"/>
-              <w:left w:val="single" w:sz="4" w:space="0" w:color="B4BCC8"/>
-              <w:bottom w:val="single" w:sz="4" w:space="0" w:color="B4BCC8"/>
-              <w:right w:val="single" w:sz="4" w:space="0" w:color="B4BCC8"/>
-            </w:tcBorders>
-            <w:shd w:val="clear" w:color="auto" w:fill="1F3864"/>
-            <w:tcMar>
-              <w:top w:w="80" w:type="dxa"/>
-              <w:left w:w="120" w:type="dxa"/>
-              <w:bottom w:w="80" w:type="dxa"/>
-              <w:right w:w="120" w:type="dxa"/>
-            </w:tcMar>
-            <w:vAlign w:val="center"/>
-          </w:tcPr>
-          <w:p>
-            <w:pPr>
-              <w:jc w:val="center"/>
-            </w:pPr>
-            <w:r>
-              <w:rPr>
-                <w:b/>
-                <w:bCs/>
-                <w:color w:val="FFFFFF"/>
-                <w:sz w:val="20"/>
-                <w:szCs w:val="20"/>
-              </w:rPr>
-              <w:t>Сотрудников</w:t>
-            </w:r>
-          </w:p>
-        </w:tc>
-        <w:tc>
-          <w:tcPr>
-            <w:tcW w:w="2400" w:type="dxa"/>
-            <w:tcBorders>
-              <w:top w:val="single" w:sz="4" w:space="0" w:color="B4BCC8"/>
-              <w:left w:val="single" w:sz="4" w:space="0" w:color="B4BCC8"/>
-              <w:bottom w:val="single" w:sz="4" w:space="0" w:color="B4BCC8"/>
-              <w:right w:val="single" w:sz="4" w:space="0" w:color="B4BCC8"/>
-            </w:tcBorders>
-            <w:shd w:val="clear" w:color="auto" w:fill="1F3864"/>
-            <w:tcMar>
-              <w:top w:w="80" w:type="dxa"/>
-              <w:left w:w="120" w:type="dxa"/>
-              <w:bottom w:w="80" w:type="dxa"/>
-              <w:right w:w="120" w:type="dxa"/>
-            </w:tcMar>
-            <w:vAlign w:val="center"/>
-          </w:tcPr>
-          <w:p>
-            <w:pPr>
-              <w:jc w:val="center"/>
-            </w:pPr>
-            <w:r>
-              <w:rPr>
-                <w:b/>
-                <w:bCs/>
-                <w:color w:val="FFFFFF"/>
-                <w:sz w:val="20"/>
-                <w:szCs w:val="20"/>
-              </w:rPr>
-              <w:t>Доля</w:t>
-            </w:r>
-          </w:p>
-        </w:tc>
-      </w:tr>
-      <w:tr>
-        <w:tc>
-          <w:tcPr>
-            <w:tcW w:w="4838" w:type="dxa"/>
-            <w:tcBorders>
-              <w:top w:val="single" w:sz="4" w:space="0" w:color="B4BCC8"/>
-              <w:left w:val="single" w:sz="4" w:space="0" w:color="B4BCC8"/>
-              <w:bottom w:val="single" w:sz="4" w:space="0" w:color="B4BCC8"/>
-              <w:right w:val="single" w:sz="4" w:space="0" w:color="B4BCC8"/>
-            </w:tcBorders>
-            <w:tcMar>
-              <w:top w:w="80" w:type="dxa"/>
-              <w:left w:w="120" w:type="dxa"/>
-              <w:bottom w:w="80" w:type="dxa"/>
-              <w:right w:w="120" w:type="dxa"/>
-            </w:tcMar>
-            <w:vAlign w:val="center"/>
-          </w:tcPr>
-          <w:p>
-            <w:r>
-              <w:rPr>
-                <w:sz w:val="20"/>
-                <w:szCs w:val="20"/>
-              </w:rPr>
-              <w:t>Прошли обучение</w:t>
-            </w:r>
-          </w:p>
-        </w:tc>
-        <w:tc>
-          <w:tcPr>
-            <w:tcW w:w="2400" w:type="dxa"/>
-            <w:tcBorders>
-              <w:top w:val="single" w:sz="4" w:space="0" w:color="B4BCC8"/>
-              <w:left w:val="single" w:sz="4" w:space="0" w:color="B4BCC8"/>
-              <w:bottom w:val="single" w:sz="4" w:space="0" w:color="B4BCC8"/>
-              <w:right w:val="single" w:sz="4" w:space="0" w:color="B4BCC8"/>
-            </w:tcBorders>
-            <w:tcMar>
-              <w:top w:w="80" w:type="dxa"/>
-              <w:left w:w="120" w:type="dxa"/>
-              <w:bottom w:w="80" w:type="dxa"/>
-              <w:right w:w="120" w:type="dxa"/>
-            </w:tcMar>
-            <w:vAlign w:val="center"/>
-          </w:tcPr>
-          <w:p>
-            <w:pPr>
-              <w:jc w:val="center"/>
-            </w:pPr>
-            <w:r>
-              <w:rPr>
-                <w:b/>
-                <w:bCs/>
-                <w:sz w:val="20"/>
-                <w:szCs w:val="20"/>
-              </w:rPr>
-              <w:t>109</w:t>
-            </w:r>
-          </w:p>
-        </w:tc>
-        <w:tc>
-          <w:tcPr>
-            <w:tcW w:w="2400" w:type="dxa"/>
-            <w:tcBorders>
-              <w:top w:val="single" w:sz="4" w:space="0" w:color="B4BCC8"/>
-              <w:left w:val="single" w:sz="4" w:space="0" w:color="B4BCC8"/>
-              <w:bottom w:val="single" w:sz="4" w:space="0" w:color="B4BCC8"/>
-              <w:right w:val="single" w:sz="4" w:space="0" w:color="B4BCC8"/>
-            </w:tcBorders>
-            <w:tcMar>
-              <w:top w:w="80" w:type="dxa"/>
-              <w:left w:w="120" w:type="dxa"/>
-              <w:bottom w:w="80" w:type="dxa"/>
-              <w:right w:w="120" w:type="dxa"/>
-            </w:tcMar>
-            <w:vAlign w:val="center"/>
-          </w:tcPr>
-          <w:p>
-            <w:pPr>
-              <w:jc w:val="center"/>
-            </w:pPr>
-            <w:r>
-              <w:rPr>
-                <w:sz w:val="20"/>
-                <w:szCs w:val="20"/>
-              </w:rPr>
-              <w:t>43,6%</w:t>
-            </w:r>
-          </w:p>
-        </w:tc>
-      </w:tr>
-      <w:tr>
-        <w:tc>
-          <w:tcPr>
-            <w:tcW w:w="4838" w:type="dxa"/>
-            <w:tcBorders>
-              <w:top w:val="single" w:sz="4" w:space="0" w:color="B4BCC8"/>
-              <w:left w:val="single" w:sz="4" w:space="0" w:color="B4BCC8"/>
-              <w:bottom w:val="single" w:sz="4" w:space="0" w:color="B4BCC8"/>
-              <w:right w:val="single" w:sz="4" w:space="0" w:color="B4BCC8"/>
-            </w:tcBorders>
-            <w:shd w:val="clear" w:color="auto" w:fill="EAF0FA"/>
-            <w:tcMar>
-              <w:top w:w="80" w:type="dxa"/>
-              <w:left w:w="120" w:type="dxa"/>
-              <w:bottom w:w="80" w:type="dxa"/>
-              <w:right w:w="120" w:type="dxa"/>
-            </w:tcMar>
-            <w:vAlign w:val="center"/>
-          </w:tcPr>
-          <w:p>
-            <w:r>
-              <w:rPr>
-                <w:sz w:val="20"/>
-                <w:szCs w:val="20"/>
-              </w:rPr>
-              <w:t>Не прошли обучение (осталось обучить)</w:t>
-            </w:r>
-          </w:p>
-        </w:tc>
-        <w:tc>
-          <w:tcPr>
-            <w:tcW w:w="2400" w:type="dxa"/>
-            <w:tcBorders>
-              <w:top w:val="single" w:sz="4" w:space="0" w:color="B4BCC8"/>
-              <w:left w:val="single" w:sz="4" w:space="0" w:color="B4BCC8"/>
-              <w:bottom w:val="single" w:sz="4" w:space="0" w:color="B4BCC8"/>
-              <w:right w:val="single" w:sz="4" w:space="0" w:color="B4BCC8"/>
-            </w:tcBorders>
-            <w:shd w:val="clear" w:color="auto" w:fill="EAF0FA"/>
-            <w:tcMar>
-              <w:top w:w="80" w:type="dxa"/>
-              <w:left w:w="120" w:type="dxa"/>
-              <w:bottom w:w="80" w:type="dxa"/>
-              <w:right w:w="120" w:type="dxa"/>
-            </w:tcMar>
-            <w:vAlign w:val="center"/>
-          </w:tcPr>
-          <w:p>
-            <w:pPr>
-              <w:jc w:val="center"/>
-            </w:pPr>
-            <w:r>
-              <w:rPr>
-                <w:b/>
-                <w:bCs/>
-                <w:sz w:val="20"/>
-                <w:szCs w:val="20"/>
-              </w:rPr>
-              <w:t>141</w:t>
-            </w:r>
-          </w:p>
-        </w:tc>
-        <w:tc>
-          <w:tcPr>
-            <w:tcW w:w="2400" w:type="dxa"/>
-            <w:tcBorders>
-              <w:top w:val="single" w:sz="4" w:space="0" w:color="B4BCC8"/>
-              <w:left w:val="single" w:sz="4" w:space="0" w:color="B4BCC8"/>
-              <w:bottom w:val="single" w:sz="4" w:space="0" w:color="B4BCC8"/>
-              <w:right w:val="single" w:sz="4" w:space="0" w:color="B4BCC8"/>
-            </w:tcBorders>
-            <w:shd w:val="clear" w:color="auto" w:fill="EAF0FA"/>
-            <w:tcMar>
-              <w:top w:w="80" w:type="dxa"/>
-              <w:left w:w="120" w:type="dxa"/>
-              <w:bottom w:w="80" w:type="dxa"/>
-              <w:right w:w="120" w:type="dxa"/>
-            </w:tcMar>
-            <w:vAlign w:val="center"/>
-          </w:tcPr>
-          <w:p>
-            <w:pPr>
-              <w:jc w:val="center"/>
-            </w:pPr>
-            <w:r>
-              <w:rPr>
-                <w:sz w:val="20"/>
-                <w:szCs w:val="20"/>
-              </w:rPr>
-              <w:t>56,4%</w:t>
-            </w:r>
-          </w:p>
-        </w:tc>
-      </w:tr>
-      <w:tr>
-        <w:tc>
-          <w:tcPr>
-            <w:tcW w:w="4838" w:type="dxa"/>
-            <w:tcBorders>
-              <w:top w:val="single" w:sz="4" w:space="0" w:color="B4BCC8"/>
-              <w:left w:val="single" w:sz="4" w:space="0" w:color="B4BCC8"/>
-              <w:bottom w:val="single" w:sz="4" w:space="0" w:color="B4BCC8"/>
-              <w:right w:val="single" w:sz="4" w:space="0" w:color="B4BCC8"/>
-            </w:tcBorders>
-            <w:tcMar>
-              <w:top w:w="80" w:type="dxa"/>
-              <w:left w:w="120" w:type="dxa"/>
-              <w:bottom w:w="80" w:type="dxa"/>
-              <w:right w:w="120" w:type="dxa"/>
-            </w:tcMar>
-            <w:vAlign w:val="center"/>
-          </w:tcPr>
-          <w:p>
-            <w:r>
-              <w:rPr>
-                <w:b/>
-                <w:bCs/>
-                <w:sz w:val="20"/>
-                <w:szCs w:val="20"/>
-              </w:rPr>
-              <w:t>Всего</w:t>
-            </w:r>
-          </w:p>
-        </w:tc>
-        <w:tc>
-          <w:tcPr>
-            <w:tcW w:w="2400" w:type="dxa"/>
-            <w:tcBorders>
-              <w:top w:val="single" w:sz="4" w:space="0" w:color="B4BCC8"/>
-              <w:left w:val="single" w:sz="4" w:space="0" w:color="B4BCC8"/>
-              <w:bottom w:val="single" w:sz="4" w:space="0" w:color="B4BCC8"/>
-              <w:right w:val="single" w:sz="4" w:space="0" w:color="B4BCC8"/>
-            </w:tcBorders>
-            <w:tcMar>
-              <w:top w:w="80" w:type="dxa"/>
-              <w:left w:w="120" w:type="dxa"/>
-              <w:bottom w:w="80" w:type="dxa"/>
-              <w:right w:w="120" w:type="dxa"/>
-            </w:tcMar>
-            <w:vAlign w:val="center"/>
-          </w:tcPr>
-          <w:p>
-            <w:pPr>
-              <w:jc w:val="center"/>
-            </w:pPr>
-            <w:r>
-              <w:rPr>
-                <w:b/>
-                <w:bCs/>
-                <w:sz w:val="20"/>
-                <w:szCs w:val="20"/>
-              </w:rPr>
-              <w:t>250</w:t>
-            </w:r>
-          </w:p>
-        </w:tc>
-        <w:tc>
-          <w:tcPr>
-            <w:tcW w:w="2400" w:type="dxa"/>
-            <w:tcBorders>
-              <w:top w:val="single" w:sz="4" w:space="0" w:color="B4BCC8"/>
-              <w:left w:val="single" w:sz="4" w:space="0" w:color="B4BCC8"/>
-              <w:bottom w:val="single" w:sz="4" w:space="0" w:color="B4BCC8"/>
-              <w:right w:val="single" w:sz="4" w:space="0" w:color="B4BCC8"/>
-            </w:tcBorders>
-            <w:tcMar>
-              <w:top w:w="80" w:type="dxa"/>
-              <w:left w:w="120" w:type="dxa"/>
-              <w:bottom w:w="80" w:type="dxa"/>
-              <w:right w:w="120" w:type="dxa"/>
-            </w:tcMar>
-            <w:vAlign w:val="center"/>
-          </w:tcPr>
-          <w:p>
-            <w:pPr>
-              <w:jc w:val="center"/>
-            </w:pPr>
-            <w:r>
-              <w:rPr>
-                <w:b/>
-                <w:bCs/>
-                <w:sz w:val="20"/>
-                <w:szCs w:val="20"/>
-              </w:rPr>
-              <w:t>100,0%</w:t>
-            </w:r>
-          </w:p>
-        </w:tc>
-      </w:tr>
-    </w:tbl>
-    <w:p>
-      <w:pPr>
-        <w:spacing w:after="120" w:line="300" w:lineRule="auto"/>
-      </w:pPr>
-      <w:bookmarkStart w:id="0" w:name="_GoBack"/>
-      <w:bookmarkEnd w:id="0"/>
     </w:p>
     <w:p>
       <w:pPr>
@@ -578,7 +121,7 @@
       </w:pPr>
       <w:proofErr w:type="gramStart"/>
       <w:r>
-        <w:t>Распределение сотрудников, прошедших и не прошедших обучение, по замещаемым должностям:</w:t>
+        <w:t>Распределение сотрудников, не прошедших обучение, по замещаемым должностям:</w:t>
       </w:r>
       <w:proofErr w:type="gramEnd"/>
     </w:p>
@@ -603,11 +146,8 @@
         <w:tblLook w:firstColumn="1" w:firstRow="1" w:lastColumn="0" w:lastRow="0" w:noHBand="0" w:noVBand="1" w:val="04A0"/>
       </w:tblPr>
       <w:tblGrid>
-        <w:gridCol w:w="3638"/>
-        <w:gridCol w:w="1400"/>
-        <w:gridCol w:w="1500"/>
-        <w:gridCol w:w="1400"/>
-        <w:gridCol w:w="1700"/>
+        <w:gridCol w:w="6500"/>
+        <w:gridCol w:w="2500"/>
       </w:tblGrid>
       <w:tr>
         <w:trPr>
@@ -615,7 +155,7 @@
         </w:trPr>
         <w:tc>
           <w:tcPr>
-            <w:tcW w:type="dxa" w:w="3638"/>
+            <w:tcW w:type="dxa" w:w="6500"/>
             <w:shd w:val="clear" w:color="auto" w:fill="1F3864"/>
             <w:vAlign w:val="center"/>
           </w:tcPr>
@@ -636,7 +176,7 @@
         </w:tc>
         <w:tc>
           <w:tcPr>
-            <w:tcW w:type="dxa" w:w="1400"/>
+            <w:tcW w:type="dxa" w:w="2500"/>
             <w:shd w:val="clear" w:color="auto" w:fill="1F3864"/>
             <w:vAlign w:val="center"/>
           </w:tcPr>
@@ -651,35 +191,364 @@
                 <w:color w:val="FFFFFF"/>
                 <w:sz w:val="20"/>
               </w:rPr>
-              <w:t>Прошли</w:t>
-            </w:r>
-          </w:p>
-        </w:tc>
-        <w:tc>
-          <w:tcPr>
-            <w:tcW w:type="dxa" w:w="1500"/>
-            <w:shd w:val="clear" w:color="auto" w:fill="1F3864"/>
+              <w:t>Осталось обучить</w:t>
+            </w:r>
+          </w:p>
+        </w:tc>
+      </w:tr>
+      <w:tr>
+        <w:tc>
+          <w:tcPr>
+            <w:tcW w:type="dxa" w:w="6500"/>
+            <w:shd w:val="clear" w:color="auto" w:fill="EAF0FA"/>
+            <w:vAlign w:val="center"/>
+          </w:tcPr>
+          <w:p>
+            <w:pPr>
+              <w:jc w:val="left"/>
+            </w:pPr>
+            <w:r>
+              <w:rPr>
+                <w:rFonts w:ascii="Arial" w:hAnsi="Arial"/>
+                <w:b w:val="0"/>
+                <w:sz w:val="20"/>
+              </w:rPr>
+              <w:t>Начальники отделов (вкл. и.о.)</w:t>
+            </w:r>
+          </w:p>
+        </w:tc>
+        <w:tc>
+          <w:tcPr>
+            <w:tcW w:type="dxa" w:w="2500"/>
+            <w:shd w:val="clear" w:color="auto" w:fill="EAF0FA"/>
             <w:vAlign w:val="center"/>
           </w:tcPr>
           <w:p>
             <w:pPr>
               <w:jc w:val="center"/>
+            </w:pPr>
+            <w:r>
+              <w:rPr>
+                <w:rFonts w:ascii="Arial" w:hAnsi="Arial"/>
+                <w:b w:val="0"/>
+                <w:sz w:val="20"/>
+              </w:rPr>
+              <w:t>4</w:t>
+            </w:r>
+          </w:p>
+        </w:tc>
+      </w:tr>
+      <w:tr>
+        <w:tc>
+          <w:tcPr>
+            <w:tcW w:type="dxa" w:w="6500"/>
+            <w:vAlign w:val="center"/>
+          </w:tcPr>
+          <w:p>
+            <w:pPr>
+              <w:jc w:val="left"/>
+            </w:pPr>
+            <w:r>
+              <w:rPr>
+                <w:rFonts w:ascii="Arial" w:hAnsi="Arial"/>
+                <w:b w:val="0"/>
+                <w:sz w:val="20"/>
+              </w:rPr>
+              <w:t>Заместители начальников отделов</w:t>
+            </w:r>
+          </w:p>
+        </w:tc>
+        <w:tc>
+          <w:tcPr>
+            <w:tcW w:type="dxa" w:w="2500"/>
+            <w:vAlign w:val="center"/>
+          </w:tcPr>
+          <w:p>
+            <w:pPr>
+              <w:jc w:val="center"/>
+            </w:pPr>
+            <w:r>
+              <w:rPr>
+                <w:rFonts w:ascii="Arial" w:hAnsi="Arial"/>
+                <w:b w:val="0"/>
+                <w:sz w:val="20"/>
+              </w:rPr>
+              <w:t>6</w:t>
+            </w:r>
+          </w:p>
+        </w:tc>
+      </w:tr>
+      <w:tr>
+        <w:tc>
+          <w:tcPr>
+            <w:tcW w:type="dxa" w:w="6500"/>
+            <w:shd w:val="clear" w:color="auto" w:fill="EAF0FA"/>
+            <w:vAlign w:val="center"/>
+          </w:tcPr>
+          <w:p>
+            <w:pPr>
+              <w:jc w:val="left"/>
+            </w:pPr>
+            <w:r>
+              <w:rPr>
+                <w:rFonts w:ascii="Arial" w:hAnsi="Arial"/>
+                <w:b w:val="0"/>
+                <w:sz w:val="20"/>
+              </w:rPr>
+              <w:t>Консультанты</w:t>
+            </w:r>
+          </w:p>
+        </w:tc>
+        <w:tc>
+          <w:tcPr>
+            <w:tcW w:type="dxa" w:w="2500"/>
+            <w:shd w:val="clear" w:color="auto" w:fill="EAF0FA"/>
+            <w:vAlign w:val="center"/>
+          </w:tcPr>
+          <w:p>
+            <w:pPr>
+              <w:jc w:val="center"/>
+            </w:pPr>
+            <w:r>
+              <w:rPr>
+                <w:rFonts w:ascii="Arial" w:hAnsi="Arial"/>
+                <w:b w:val="0"/>
+                <w:sz w:val="20"/>
+              </w:rPr>
+              <w:t>9</w:t>
+            </w:r>
+          </w:p>
+        </w:tc>
+      </w:tr>
+      <w:tr>
+        <w:tc>
+          <w:tcPr>
+            <w:tcW w:type="dxa" w:w="6500"/>
+            <w:vAlign w:val="center"/>
+          </w:tcPr>
+          <w:p>
+            <w:pPr>
+              <w:jc w:val="left"/>
+            </w:pPr>
+            <w:r>
+              <w:rPr>
+                <w:rFonts w:ascii="Arial" w:hAnsi="Arial"/>
+                <w:b w:val="0"/>
+                <w:sz w:val="20"/>
+              </w:rPr>
+              <w:t>Главные специалисты-эксперты</w:t>
+            </w:r>
+          </w:p>
+        </w:tc>
+        <w:tc>
+          <w:tcPr>
+            <w:tcW w:type="dxa" w:w="2500"/>
+            <w:vAlign w:val="center"/>
+          </w:tcPr>
+          <w:p>
+            <w:pPr>
+              <w:jc w:val="center"/>
+            </w:pPr>
+            <w:r>
+              <w:rPr>
+                <w:rFonts w:ascii="Arial" w:hAnsi="Arial"/>
+                <w:b w:val="0"/>
+                <w:sz w:val="20"/>
+              </w:rPr>
+              <w:t>29</w:t>
+            </w:r>
+          </w:p>
+        </w:tc>
+      </w:tr>
+      <w:tr>
+        <w:tc>
+          <w:tcPr>
+            <w:tcW w:type="dxa" w:w="6500"/>
+            <w:shd w:val="clear" w:color="auto" w:fill="EAF0FA"/>
+            <w:vAlign w:val="center"/>
+          </w:tcPr>
+          <w:p>
+            <w:pPr>
+              <w:jc w:val="left"/>
+            </w:pPr>
+            <w:r>
+              <w:rPr>
+                <w:rFonts w:ascii="Arial" w:hAnsi="Arial"/>
+                <w:b w:val="0"/>
+                <w:sz w:val="20"/>
+              </w:rPr>
+              <w:t>Ведущие специалисты-эксперты</w:t>
+            </w:r>
+          </w:p>
+        </w:tc>
+        <w:tc>
+          <w:tcPr>
+            <w:tcW w:type="dxa" w:w="2500"/>
+            <w:shd w:val="clear" w:color="auto" w:fill="EAF0FA"/>
+            <w:vAlign w:val="center"/>
+          </w:tcPr>
+          <w:p>
+            <w:pPr>
+              <w:jc w:val="center"/>
+            </w:pPr>
+            <w:r>
+              <w:rPr>
+                <w:rFonts w:ascii="Arial" w:hAnsi="Arial"/>
+                <w:b w:val="0"/>
+                <w:sz w:val="20"/>
+              </w:rPr>
+              <w:t>28</w:t>
+            </w:r>
+          </w:p>
+        </w:tc>
+      </w:tr>
+      <w:tr>
+        <w:tc>
+          <w:tcPr>
+            <w:tcW w:type="dxa" w:w="6500"/>
+            <w:vAlign w:val="center"/>
+          </w:tcPr>
+          <w:p>
+            <w:pPr>
+              <w:jc w:val="left"/>
+            </w:pPr>
+            <w:r>
+              <w:rPr>
+                <w:rFonts w:ascii="Arial" w:hAnsi="Arial"/>
+                <w:b w:val="0"/>
+                <w:sz w:val="20"/>
+              </w:rPr>
+              <w:t>Специалисты-эксперты</w:t>
+            </w:r>
+          </w:p>
+        </w:tc>
+        <w:tc>
+          <w:tcPr>
+            <w:tcW w:type="dxa" w:w="2500"/>
+            <w:vAlign w:val="center"/>
+          </w:tcPr>
+          <w:p>
+            <w:pPr>
+              <w:jc w:val="center"/>
+            </w:pPr>
+            <w:r>
+              <w:rPr>
+                <w:rFonts w:ascii="Arial" w:hAnsi="Arial"/>
+                <w:b w:val="0"/>
+                <w:sz w:val="20"/>
+              </w:rPr>
+              <w:t>2</w:t>
+            </w:r>
+          </w:p>
+        </w:tc>
+      </w:tr>
+      <w:tr>
+        <w:tc>
+          <w:tcPr>
+            <w:tcW w:type="dxa" w:w="6500"/>
+            <w:shd w:val="clear" w:color="auto" w:fill="EAF0FA"/>
+            <w:vAlign w:val="center"/>
+          </w:tcPr>
+          <w:p>
+            <w:pPr>
+              <w:jc w:val="left"/>
+            </w:pPr>
+            <w:r>
+              <w:rPr>
+                <w:rFonts w:ascii="Arial" w:hAnsi="Arial"/>
+                <w:b w:val="0"/>
+                <w:sz w:val="20"/>
+              </w:rPr>
+              <w:t>Старшие специалисты 1 разряда</w:t>
+            </w:r>
+          </w:p>
+        </w:tc>
+        <w:tc>
+          <w:tcPr>
+            <w:tcW w:type="dxa" w:w="2500"/>
+            <w:shd w:val="clear" w:color="auto" w:fill="EAF0FA"/>
+            <w:vAlign w:val="center"/>
+          </w:tcPr>
+          <w:p>
+            <w:pPr>
+              <w:jc w:val="center"/>
+            </w:pPr>
+            <w:r>
+              <w:rPr>
+                <w:rFonts w:ascii="Arial" w:hAnsi="Arial"/>
+                <w:b w:val="0"/>
+                <w:sz w:val="20"/>
+              </w:rPr>
+              <w:t>13</w:t>
+            </w:r>
+          </w:p>
+        </w:tc>
+      </w:tr>
+      <w:tr>
+        <w:tc>
+          <w:tcPr>
+            <w:tcW w:type="dxa" w:w="6500"/>
+            <w:vAlign w:val="center"/>
+          </w:tcPr>
+          <w:p>
+            <w:pPr>
+              <w:jc w:val="left"/>
+            </w:pPr>
+            <w:r>
+              <w:rPr>
+                <w:rFonts w:ascii="Arial" w:hAnsi="Arial"/>
+                <w:b w:val="0"/>
+                <w:sz w:val="20"/>
+              </w:rPr>
+              <w:t>Специалисты 1 разряда</w:t>
+            </w:r>
+          </w:p>
+        </w:tc>
+        <w:tc>
+          <w:tcPr>
+            <w:tcW w:type="dxa" w:w="2500"/>
+            <w:vAlign w:val="center"/>
+          </w:tcPr>
+          <w:p>
+            <w:pPr>
+              <w:jc w:val="center"/>
+            </w:pPr>
+            <w:r>
+              <w:rPr>
+                <w:rFonts w:ascii="Arial" w:hAnsi="Arial"/>
+                <w:b w:val="0"/>
+                <w:sz w:val="20"/>
+              </w:rPr>
+              <w:t>50</w:t>
+            </w:r>
+          </w:p>
+        </w:tc>
+      </w:tr>
+      <w:tr>
+        <w:tc>
+          <w:tcPr>
+            <w:tcW w:type="dxa" w:w="6500"/>
+            <w:shd w:val="clear" w:color="auto" w:fill="D9E2F3"/>
+            <w:vAlign w:val="center"/>
+          </w:tcPr>
+          <w:p>
+            <w:pPr>
+              <w:jc w:val="left"/>
             </w:pPr>
             <w:r>
               <w:rPr>
                 <w:rFonts w:ascii="Arial" w:hAnsi="Arial"/>
                 <w:b/>
-                <w:color w:val="FFFFFF"/>
-                <w:sz w:val="20"/>
-              </w:rPr>
-              <w:t>Не прошли</w:t>
-            </w:r>
-          </w:p>
-        </w:tc>
-        <w:tc>
-          <w:tcPr>
-            <w:tcW w:type="dxa" w:w="1400"/>
-            <w:shd w:val="clear" w:color="auto" w:fill="1F3864"/>
+                <w:sz w:val="20"/>
+              </w:rPr>
+              <w:t>Всего</w:t>
+            </w:r>
+          </w:p>
+        </w:tc>
+        <w:tc>
+          <w:tcPr>
+            <w:tcW w:type="dxa" w:w="2500"/>
+            <w:shd w:val="clear" w:color="auto" w:fill="D9E2F3"/>
             <w:vAlign w:val="center"/>
           </w:tcPr>
           <w:p>
@@ -690,1026 +559,9 @@
               <w:rPr>
                 <w:rFonts w:ascii="Arial" w:hAnsi="Arial"/>
                 <w:b/>
-                <w:color w:val="FFFFFF"/>
-                <w:sz w:val="20"/>
-              </w:rPr>
-              <w:t>Всего</w:t>
-            </w:r>
-          </w:p>
-        </w:tc>
-        <w:tc>
-          <w:tcPr>
-            <w:tcW w:type="dxa" w:w="1700"/>
-            <w:shd w:val="clear" w:color="auto" w:fill="1F3864"/>
-            <w:vAlign w:val="center"/>
-          </w:tcPr>
-          <w:p>
-            <w:pPr>
-              <w:jc w:val="center"/>
-            </w:pPr>
-            <w:r>
-              <w:rPr>
-                <w:rFonts w:ascii="Arial" w:hAnsi="Arial"/>
-                <w:b/>
-                <w:color w:val="FFFFFF"/>
-                <w:sz w:val="20"/>
-              </w:rPr>
-              <w:t>Доля прошедших</w:t>
-            </w:r>
-          </w:p>
-        </w:tc>
-      </w:tr>
-      <w:tr>
-        <w:tc>
-          <w:tcPr>
-            <w:tcW w:type="dxa" w:w="3638"/>
-            <w:vAlign w:val="center"/>
-          </w:tcPr>
-          <w:p>
-            <w:pPr>
-              <w:jc w:val="left"/>
-            </w:pPr>
-            <w:r>
-              <w:rPr>
-                <w:rFonts w:ascii="Arial" w:hAnsi="Arial"/>
-                <w:b w:val="0"/>
-                <w:sz w:val="20"/>
-              </w:rPr>
-              <w:t>Заместители начальника инспекции (вкл. и.о.)</w:t>
-            </w:r>
-          </w:p>
-        </w:tc>
-        <w:tc>
-          <w:tcPr>
-            <w:tcW w:type="dxa" w:w="1400"/>
-            <w:vAlign w:val="center"/>
-          </w:tcPr>
-          <w:p>
-            <w:pPr>
-              <w:jc w:val="center"/>
-            </w:pPr>
-            <w:r>
-              <w:rPr>
-                <w:rFonts w:ascii="Arial" w:hAnsi="Arial"/>
-                <w:b w:val="0"/>
-                <w:sz w:val="20"/>
-              </w:rPr>
-              <w:t>7</w:t>
-            </w:r>
-          </w:p>
-        </w:tc>
-        <w:tc>
-          <w:tcPr>
-            <w:tcW w:type="dxa" w:w="1500"/>
-            <w:vAlign w:val="center"/>
-          </w:tcPr>
-          <w:p>
-            <w:pPr>
-              <w:jc w:val="center"/>
-            </w:pPr>
-            <w:r>
-              <w:rPr>
-                <w:rFonts w:ascii="Arial" w:hAnsi="Arial"/>
-                <w:b w:val="0"/>
-                <w:sz w:val="20"/>
-              </w:rPr>
-              <w:t>0</w:t>
-            </w:r>
-          </w:p>
-        </w:tc>
-        <w:tc>
-          <w:tcPr>
-            <w:tcW w:type="dxa" w:w="1400"/>
-            <w:vAlign w:val="center"/>
-          </w:tcPr>
-          <w:p>
-            <w:pPr>
-              <w:jc w:val="center"/>
-            </w:pPr>
-            <w:r>
-              <w:rPr>
-                <w:rFonts w:ascii="Arial" w:hAnsi="Arial"/>
-                <w:b w:val="0"/>
-                <w:sz w:val="20"/>
-              </w:rPr>
-              <w:t>7</w:t>
-            </w:r>
-          </w:p>
-        </w:tc>
-        <w:tc>
-          <w:tcPr>
-            <w:tcW w:type="dxa" w:w="1700"/>
-            <w:vAlign w:val="center"/>
-          </w:tcPr>
-          <w:p>
-            <w:pPr>
-              <w:jc w:val="center"/>
-            </w:pPr>
-            <w:r>
-              <w:rPr>
-                <w:rFonts w:ascii="Arial" w:hAnsi="Arial"/>
-                <w:b w:val="0"/>
-                <w:sz w:val="20"/>
-              </w:rPr>
-              <w:t>100,0%</w:t>
-            </w:r>
-          </w:p>
-        </w:tc>
-      </w:tr>
-      <w:tr>
-        <w:tc>
-          <w:tcPr>
-            <w:tcW w:type="dxa" w:w="3638"/>
-            <w:shd w:val="clear" w:color="auto" w:fill="EAF0FA"/>
-            <w:vAlign w:val="center"/>
-          </w:tcPr>
-          <w:p>
-            <w:pPr>
-              <w:jc w:val="left"/>
-            </w:pPr>
-            <w:r>
-              <w:rPr>
-                <w:rFonts w:ascii="Arial" w:hAnsi="Arial"/>
-                <w:b w:val="0"/>
-                <w:sz w:val="20"/>
-              </w:rPr>
-              <w:t>Начальники отделов (вкл. и.о.)</w:t>
-            </w:r>
-          </w:p>
-        </w:tc>
-        <w:tc>
-          <w:tcPr>
-            <w:tcW w:type="dxa" w:w="1400"/>
-            <w:shd w:val="clear" w:color="auto" w:fill="EAF0FA"/>
-            <w:vAlign w:val="center"/>
-          </w:tcPr>
-          <w:p>
-            <w:pPr>
-              <w:jc w:val="center"/>
-            </w:pPr>
-            <w:r>
-              <w:rPr>
-                <w:rFonts w:ascii="Arial" w:hAnsi="Arial"/>
-                <w:b w:val="0"/>
-                <w:sz w:val="20"/>
-              </w:rPr>
-              <w:t>21</w:t>
-            </w:r>
-          </w:p>
-        </w:tc>
-        <w:tc>
-          <w:tcPr>
-            <w:tcW w:type="dxa" w:w="1500"/>
-            <w:shd w:val="clear" w:color="auto" w:fill="EAF0FA"/>
-            <w:vAlign w:val="center"/>
-          </w:tcPr>
-          <w:p>
-            <w:pPr>
-              <w:jc w:val="center"/>
-            </w:pPr>
-            <w:r>
-              <w:rPr>
-                <w:rFonts w:ascii="Arial" w:hAnsi="Arial"/>
-                <w:b w:val="0"/>
-                <w:sz w:val="20"/>
-              </w:rPr>
-              <w:t>4</w:t>
-            </w:r>
-          </w:p>
-        </w:tc>
-        <w:tc>
-          <w:tcPr>
-            <w:tcW w:type="dxa" w:w="1400"/>
-            <w:shd w:val="clear" w:color="auto" w:fill="EAF0FA"/>
-            <w:vAlign w:val="center"/>
-          </w:tcPr>
-          <w:p>
-            <w:pPr>
-              <w:jc w:val="center"/>
-            </w:pPr>
-            <w:r>
-              <w:rPr>
-                <w:rFonts w:ascii="Arial" w:hAnsi="Arial"/>
-                <w:b w:val="0"/>
-                <w:sz w:val="20"/>
-              </w:rPr>
-              <w:t>25</w:t>
-            </w:r>
-          </w:p>
-        </w:tc>
-        <w:tc>
-          <w:tcPr>
-            <w:tcW w:type="dxa" w:w="1700"/>
-            <w:shd w:val="clear" w:color="auto" w:fill="EAF0FA"/>
-            <w:vAlign w:val="center"/>
-          </w:tcPr>
-          <w:p>
-            <w:pPr>
-              <w:jc w:val="center"/>
-            </w:pPr>
-            <w:r>
-              <w:rPr>
-                <w:rFonts w:ascii="Arial" w:hAnsi="Arial"/>
-                <w:b w:val="0"/>
-                <w:sz w:val="20"/>
-              </w:rPr>
-              <w:t>84,0%</w:t>
-            </w:r>
-          </w:p>
-        </w:tc>
-      </w:tr>
-      <w:tr>
-        <w:tc>
-          <w:tcPr>
-            <w:tcW w:type="dxa" w:w="3638"/>
-            <w:vAlign w:val="center"/>
-          </w:tcPr>
-          <w:p>
-            <w:pPr>
-              <w:jc w:val="left"/>
-            </w:pPr>
-            <w:r>
-              <w:rPr>
-                <w:rFonts w:ascii="Arial" w:hAnsi="Arial"/>
-                <w:b w:val="0"/>
-                <w:sz w:val="20"/>
-              </w:rPr>
-              <w:t>Заместители начальников отделов</w:t>
-            </w:r>
-          </w:p>
-        </w:tc>
-        <w:tc>
-          <w:tcPr>
-            <w:tcW w:type="dxa" w:w="1400"/>
-            <w:vAlign w:val="center"/>
-          </w:tcPr>
-          <w:p>
-            <w:pPr>
-              <w:jc w:val="center"/>
-            </w:pPr>
-            <w:r>
-              <w:rPr>
-                <w:rFonts w:ascii="Arial" w:hAnsi="Arial"/>
-                <w:b w:val="0"/>
-                <w:sz w:val="20"/>
-              </w:rPr>
-              <w:t>29</w:t>
-            </w:r>
-          </w:p>
-        </w:tc>
-        <w:tc>
-          <w:tcPr>
-            <w:tcW w:type="dxa" w:w="1500"/>
-            <w:vAlign w:val="center"/>
-          </w:tcPr>
-          <w:p>
-            <w:pPr>
-              <w:jc w:val="center"/>
-            </w:pPr>
-            <w:r>
-              <w:rPr>
-                <w:rFonts w:ascii="Arial" w:hAnsi="Arial"/>
-                <w:b w:val="0"/>
-                <w:sz w:val="20"/>
-              </w:rPr>
-              <w:t>6</w:t>
-            </w:r>
-          </w:p>
-        </w:tc>
-        <w:tc>
-          <w:tcPr>
-            <w:tcW w:type="dxa" w:w="1400"/>
-            <w:vAlign w:val="center"/>
-          </w:tcPr>
-          <w:p>
-            <w:pPr>
-              <w:jc w:val="center"/>
-            </w:pPr>
-            <w:r>
-              <w:rPr>
-                <w:rFonts w:ascii="Arial" w:hAnsi="Arial"/>
-                <w:b w:val="0"/>
-                <w:sz w:val="20"/>
-              </w:rPr>
-              <w:t>35</w:t>
-            </w:r>
-          </w:p>
-        </w:tc>
-        <w:tc>
-          <w:tcPr>
-            <w:tcW w:type="dxa" w:w="1700"/>
-            <w:vAlign w:val="center"/>
-          </w:tcPr>
-          <w:p>
-            <w:pPr>
-              <w:jc w:val="center"/>
-            </w:pPr>
-            <w:r>
-              <w:rPr>
-                <w:rFonts w:ascii="Arial" w:hAnsi="Arial"/>
-                <w:b w:val="0"/>
-                <w:sz w:val="20"/>
-              </w:rPr>
-              <w:t>82,9%</w:t>
-            </w:r>
-          </w:p>
-        </w:tc>
-      </w:tr>
-      <w:tr>
-        <w:tc>
-          <w:tcPr>
-            <w:tcW w:type="dxa" w:w="3638"/>
-            <w:shd w:val="clear" w:color="auto" w:fill="EAF0FA"/>
-            <w:vAlign w:val="center"/>
-          </w:tcPr>
-          <w:p>
-            <w:pPr>
-              <w:jc w:val="left"/>
-            </w:pPr>
-            <w:r>
-              <w:rPr>
-                <w:rFonts w:ascii="Arial" w:hAnsi="Arial"/>
-                <w:b w:val="0"/>
-                <w:sz w:val="20"/>
-              </w:rPr>
-              <w:t>Консультанты</w:t>
-            </w:r>
-          </w:p>
-        </w:tc>
-        <w:tc>
-          <w:tcPr>
-            <w:tcW w:type="dxa" w:w="1400"/>
-            <w:shd w:val="clear" w:color="auto" w:fill="EAF0FA"/>
-            <w:vAlign w:val="center"/>
-          </w:tcPr>
-          <w:p>
-            <w:pPr>
-              <w:jc w:val="center"/>
-            </w:pPr>
-            <w:r>
-              <w:rPr>
-                <w:rFonts w:ascii="Arial" w:hAnsi="Arial"/>
-                <w:b w:val="0"/>
-                <w:sz w:val="20"/>
-              </w:rPr>
-              <w:t>45</w:t>
-            </w:r>
-          </w:p>
-        </w:tc>
-        <w:tc>
-          <w:tcPr>
-            <w:tcW w:type="dxa" w:w="1500"/>
-            <w:shd w:val="clear" w:color="auto" w:fill="EAF0FA"/>
-            <w:vAlign w:val="center"/>
-          </w:tcPr>
-          <w:p>
-            <w:pPr>
-              <w:jc w:val="center"/>
-            </w:pPr>
-            <w:r>
-              <w:rPr>
-                <w:rFonts w:ascii="Arial" w:hAnsi="Arial"/>
-                <w:b w:val="0"/>
-                <w:sz w:val="20"/>
-              </w:rPr>
-              <w:t>9</w:t>
-            </w:r>
-          </w:p>
-        </w:tc>
-        <w:tc>
-          <w:tcPr>
-            <w:tcW w:type="dxa" w:w="1400"/>
-            <w:shd w:val="clear" w:color="auto" w:fill="EAF0FA"/>
-            <w:vAlign w:val="center"/>
-          </w:tcPr>
-          <w:p>
-            <w:pPr>
-              <w:jc w:val="center"/>
-            </w:pPr>
-            <w:r>
-              <w:rPr>
-                <w:rFonts w:ascii="Arial" w:hAnsi="Arial"/>
-                <w:b w:val="0"/>
-                <w:sz w:val="20"/>
-              </w:rPr>
-              <w:t>54</w:t>
-            </w:r>
-          </w:p>
-        </w:tc>
-        <w:tc>
-          <w:tcPr>
-            <w:tcW w:type="dxa" w:w="1700"/>
-            <w:shd w:val="clear" w:color="auto" w:fill="EAF0FA"/>
-            <w:vAlign w:val="center"/>
-          </w:tcPr>
-          <w:p>
-            <w:pPr>
-              <w:jc w:val="center"/>
-            </w:pPr>
-            <w:r>
-              <w:rPr>
-                <w:rFonts w:ascii="Arial" w:hAnsi="Arial"/>
-                <w:b w:val="0"/>
-                <w:sz w:val="20"/>
-              </w:rPr>
-              <w:t>83,3%</w:t>
-            </w:r>
-          </w:p>
-        </w:tc>
-      </w:tr>
-      <w:tr>
-        <w:tc>
-          <w:tcPr>
-            <w:tcW w:type="dxa" w:w="3638"/>
-            <w:vAlign w:val="center"/>
-          </w:tcPr>
-          <w:p>
-            <w:pPr>
-              <w:jc w:val="left"/>
-            </w:pPr>
-            <w:r>
-              <w:rPr>
-                <w:rFonts w:ascii="Arial" w:hAnsi="Arial"/>
-                <w:b w:val="0"/>
-                <w:sz w:val="20"/>
-              </w:rPr>
-              <w:t>Главные специалисты-эксперты</w:t>
-            </w:r>
-          </w:p>
-        </w:tc>
-        <w:tc>
-          <w:tcPr>
-            <w:tcW w:type="dxa" w:w="1400"/>
-            <w:vAlign w:val="center"/>
-          </w:tcPr>
-          <w:p>
-            <w:pPr>
-              <w:jc w:val="center"/>
-            </w:pPr>
-            <w:r>
-              <w:rPr>
-                <w:rFonts w:ascii="Arial" w:hAnsi="Arial"/>
-                <w:b w:val="0"/>
-                <w:sz w:val="20"/>
-              </w:rPr>
-              <w:t>2</w:t>
-            </w:r>
-          </w:p>
-        </w:tc>
-        <w:tc>
-          <w:tcPr>
-            <w:tcW w:type="dxa" w:w="1500"/>
-            <w:vAlign w:val="center"/>
-          </w:tcPr>
-          <w:p>
-            <w:pPr>
-              <w:jc w:val="center"/>
-            </w:pPr>
-            <w:r>
-              <w:rPr>
-                <w:rFonts w:ascii="Arial" w:hAnsi="Arial"/>
-                <w:b w:val="0"/>
-                <w:sz w:val="20"/>
-              </w:rPr>
-              <w:t>29</w:t>
-            </w:r>
-          </w:p>
-        </w:tc>
-        <w:tc>
-          <w:tcPr>
-            <w:tcW w:type="dxa" w:w="1400"/>
-            <w:vAlign w:val="center"/>
-          </w:tcPr>
-          <w:p>
-            <w:pPr>
-              <w:jc w:val="center"/>
-            </w:pPr>
-            <w:r>
-              <w:rPr>
-                <w:rFonts w:ascii="Arial" w:hAnsi="Arial"/>
-                <w:b w:val="0"/>
-                <w:sz w:val="20"/>
-              </w:rPr>
-              <w:t>31</w:t>
-            </w:r>
-          </w:p>
-        </w:tc>
-        <w:tc>
-          <w:tcPr>
-            <w:tcW w:type="dxa" w:w="1700"/>
-            <w:vAlign w:val="center"/>
-          </w:tcPr>
-          <w:p>
-            <w:pPr>
-              <w:jc w:val="center"/>
-            </w:pPr>
-            <w:r>
-              <w:rPr>
-                <w:rFonts w:ascii="Arial" w:hAnsi="Arial"/>
-                <w:b w:val="0"/>
-                <w:sz w:val="20"/>
-              </w:rPr>
-              <w:t>6,5%</w:t>
-            </w:r>
-          </w:p>
-        </w:tc>
-      </w:tr>
-      <w:tr>
-        <w:tc>
-          <w:tcPr>
-            <w:tcW w:type="dxa" w:w="3638"/>
-            <w:shd w:val="clear" w:color="auto" w:fill="EAF0FA"/>
-            <w:vAlign w:val="center"/>
-          </w:tcPr>
-          <w:p>
-            <w:pPr>
-              <w:jc w:val="left"/>
-            </w:pPr>
-            <w:r>
-              <w:rPr>
-                <w:rFonts w:ascii="Arial" w:hAnsi="Arial"/>
-                <w:b w:val="0"/>
-                <w:sz w:val="20"/>
-              </w:rPr>
-              <w:t>Ведущие специалисты-эксперты</w:t>
-            </w:r>
-          </w:p>
-        </w:tc>
-        <w:tc>
-          <w:tcPr>
-            <w:tcW w:type="dxa" w:w="1400"/>
-            <w:shd w:val="clear" w:color="auto" w:fill="EAF0FA"/>
-            <w:vAlign w:val="center"/>
-          </w:tcPr>
-          <w:p>
-            <w:pPr>
-              <w:jc w:val="center"/>
-            </w:pPr>
-            <w:r>
-              <w:rPr>
-                <w:rFonts w:ascii="Arial" w:hAnsi="Arial"/>
-                <w:b w:val="0"/>
-                <w:sz w:val="20"/>
-              </w:rPr>
-              <w:t>2</w:t>
-            </w:r>
-          </w:p>
-        </w:tc>
-        <w:tc>
-          <w:tcPr>
-            <w:tcW w:type="dxa" w:w="1500"/>
-            <w:shd w:val="clear" w:color="auto" w:fill="EAF0FA"/>
-            <w:vAlign w:val="center"/>
-          </w:tcPr>
-          <w:p>
-            <w:pPr>
-              <w:jc w:val="center"/>
-            </w:pPr>
-            <w:r>
-              <w:rPr>
-                <w:rFonts w:ascii="Arial" w:hAnsi="Arial"/>
-                <w:b w:val="0"/>
-                <w:sz w:val="20"/>
-              </w:rPr>
-              <w:t>28</w:t>
-            </w:r>
-          </w:p>
-        </w:tc>
-        <w:tc>
-          <w:tcPr>
-            <w:tcW w:type="dxa" w:w="1400"/>
-            <w:shd w:val="clear" w:color="auto" w:fill="EAF0FA"/>
-            <w:vAlign w:val="center"/>
-          </w:tcPr>
-          <w:p>
-            <w:pPr>
-              <w:jc w:val="center"/>
-            </w:pPr>
-            <w:r>
-              <w:rPr>
-                <w:rFonts w:ascii="Arial" w:hAnsi="Arial"/>
-                <w:b w:val="0"/>
-                <w:sz w:val="20"/>
-              </w:rPr>
-              <w:t>30</w:t>
-            </w:r>
-          </w:p>
-        </w:tc>
-        <w:tc>
-          <w:tcPr>
-            <w:tcW w:type="dxa" w:w="1700"/>
-            <w:shd w:val="clear" w:color="auto" w:fill="EAF0FA"/>
-            <w:vAlign w:val="center"/>
-          </w:tcPr>
-          <w:p>
-            <w:pPr>
-              <w:jc w:val="center"/>
-            </w:pPr>
-            <w:r>
-              <w:rPr>
-                <w:rFonts w:ascii="Arial" w:hAnsi="Arial"/>
-                <w:b w:val="0"/>
-                <w:sz w:val="20"/>
-              </w:rPr>
-              <w:t>6,7%</w:t>
-            </w:r>
-          </w:p>
-        </w:tc>
-      </w:tr>
-      <w:tr>
-        <w:tc>
-          <w:tcPr>
-            <w:tcW w:type="dxa" w:w="3638"/>
-            <w:vAlign w:val="center"/>
-          </w:tcPr>
-          <w:p>
-            <w:pPr>
-              <w:jc w:val="left"/>
-            </w:pPr>
-            <w:r>
-              <w:rPr>
-                <w:rFonts w:ascii="Arial" w:hAnsi="Arial"/>
-                <w:b w:val="0"/>
-                <w:sz w:val="20"/>
-              </w:rPr>
-              <w:t>Специалисты-эксперты</w:t>
-            </w:r>
-          </w:p>
-        </w:tc>
-        <w:tc>
-          <w:tcPr>
-            <w:tcW w:type="dxa" w:w="1400"/>
-            <w:vAlign w:val="center"/>
-          </w:tcPr>
-          <w:p>
-            <w:pPr>
-              <w:jc w:val="center"/>
-            </w:pPr>
-            <w:r>
-              <w:rPr>
-                <w:rFonts w:ascii="Arial" w:hAnsi="Arial"/>
-                <w:b w:val="0"/>
-                <w:sz w:val="20"/>
-              </w:rPr>
-              <w:t>0</w:t>
-            </w:r>
-          </w:p>
-        </w:tc>
-        <w:tc>
-          <w:tcPr>
-            <w:tcW w:type="dxa" w:w="1500"/>
-            <w:vAlign w:val="center"/>
-          </w:tcPr>
-          <w:p>
-            <w:pPr>
-              <w:jc w:val="center"/>
-            </w:pPr>
-            <w:r>
-              <w:rPr>
-                <w:rFonts w:ascii="Arial" w:hAnsi="Arial"/>
-                <w:b w:val="0"/>
-                <w:sz w:val="20"/>
-              </w:rPr>
-              <w:t>2</w:t>
-            </w:r>
-          </w:p>
-        </w:tc>
-        <w:tc>
-          <w:tcPr>
-            <w:tcW w:type="dxa" w:w="1400"/>
-            <w:vAlign w:val="center"/>
-          </w:tcPr>
-          <w:p>
-            <w:pPr>
-              <w:jc w:val="center"/>
-            </w:pPr>
-            <w:r>
-              <w:rPr>
-                <w:rFonts w:ascii="Arial" w:hAnsi="Arial"/>
-                <w:b w:val="0"/>
-                <w:sz w:val="20"/>
-              </w:rPr>
-              <w:t>2</w:t>
-            </w:r>
-          </w:p>
-        </w:tc>
-        <w:tc>
-          <w:tcPr>
-            <w:tcW w:type="dxa" w:w="1700"/>
-            <w:vAlign w:val="center"/>
-          </w:tcPr>
-          <w:p>
-            <w:pPr>
-              <w:jc w:val="center"/>
-            </w:pPr>
-            <w:r>
-              <w:rPr>
-                <w:rFonts w:ascii="Arial" w:hAnsi="Arial"/>
-                <w:b w:val="0"/>
-                <w:sz w:val="20"/>
-              </w:rPr>
-              <w:t>0,0%</w:t>
-            </w:r>
-          </w:p>
-        </w:tc>
-      </w:tr>
-      <w:tr>
-        <w:tc>
-          <w:tcPr>
-            <w:tcW w:type="dxa" w:w="3638"/>
-            <w:shd w:val="clear" w:color="auto" w:fill="EAF0FA"/>
-            <w:vAlign w:val="center"/>
-          </w:tcPr>
-          <w:p>
-            <w:pPr>
-              <w:jc w:val="left"/>
-            </w:pPr>
-            <w:r>
-              <w:rPr>
-                <w:rFonts w:ascii="Arial" w:hAnsi="Arial"/>
-                <w:b w:val="0"/>
-                <w:sz w:val="20"/>
-              </w:rPr>
-              <w:t>Старшие специалисты 1 разряда</w:t>
-            </w:r>
-          </w:p>
-        </w:tc>
-        <w:tc>
-          <w:tcPr>
-            <w:tcW w:type="dxa" w:w="1400"/>
-            <w:shd w:val="clear" w:color="auto" w:fill="EAF0FA"/>
-            <w:vAlign w:val="center"/>
-          </w:tcPr>
-          <w:p>
-            <w:pPr>
-              <w:jc w:val="center"/>
-            </w:pPr>
-            <w:r>
-              <w:rPr>
-                <w:rFonts w:ascii="Arial" w:hAnsi="Arial"/>
-                <w:b w:val="0"/>
-                <w:sz w:val="20"/>
-              </w:rPr>
-              <w:t>0</w:t>
-            </w:r>
-          </w:p>
-        </w:tc>
-        <w:tc>
-          <w:tcPr>
-            <w:tcW w:type="dxa" w:w="1500"/>
-            <w:shd w:val="clear" w:color="auto" w:fill="EAF0FA"/>
-            <w:vAlign w:val="center"/>
-          </w:tcPr>
-          <w:p>
-            <w:pPr>
-              <w:jc w:val="center"/>
-            </w:pPr>
-            <w:r>
-              <w:rPr>
-                <w:rFonts w:ascii="Arial" w:hAnsi="Arial"/>
-                <w:b w:val="0"/>
-                <w:sz w:val="20"/>
-              </w:rPr>
-              <w:t>13</w:t>
-            </w:r>
-          </w:p>
-        </w:tc>
-        <w:tc>
-          <w:tcPr>
-            <w:tcW w:type="dxa" w:w="1400"/>
-            <w:shd w:val="clear" w:color="auto" w:fill="EAF0FA"/>
-            <w:vAlign w:val="center"/>
-          </w:tcPr>
-          <w:p>
-            <w:pPr>
-              <w:jc w:val="center"/>
-            </w:pPr>
-            <w:r>
-              <w:rPr>
-                <w:rFonts w:ascii="Arial" w:hAnsi="Arial"/>
-                <w:b w:val="0"/>
-                <w:sz w:val="20"/>
-              </w:rPr>
-              <w:t>13</w:t>
-            </w:r>
-          </w:p>
-        </w:tc>
-        <w:tc>
-          <w:tcPr>
-            <w:tcW w:type="dxa" w:w="1700"/>
-            <w:shd w:val="clear" w:color="auto" w:fill="EAF0FA"/>
-            <w:vAlign w:val="center"/>
-          </w:tcPr>
-          <w:p>
-            <w:pPr>
-              <w:jc w:val="center"/>
-            </w:pPr>
-            <w:r>
-              <w:rPr>
-                <w:rFonts w:ascii="Arial" w:hAnsi="Arial"/>
-                <w:b w:val="0"/>
-                <w:sz w:val="20"/>
-              </w:rPr>
-              <w:t>0,0%</w:t>
-            </w:r>
-          </w:p>
-        </w:tc>
-      </w:tr>
-      <w:tr>
-        <w:tc>
-          <w:tcPr>
-            <w:tcW w:type="dxa" w:w="3638"/>
-            <w:vAlign w:val="center"/>
-          </w:tcPr>
-          <w:p>
-            <w:pPr>
-              <w:jc w:val="left"/>
-            </w:pPr>
-            <w:r>
-              <w:rPr>
-                <w:rFonts w:ascii="Arial" w:hAnsi="Arial"/>
-                <w:b w:val="0"/>
-                <w:sz w:val="20"/>
-              </w:rPr>
-              <w:t>Специалисты 1 разряда</w:t>
-            </w:r>
-          </w:p>
-        </w:tc>
-        <w:tc>
-          <w:tcPr>
-            <w:tcW w:type="dxa" w:w="1400"/>
-            <w:vAlign w:val="center"/>
-          </w:tcPr>
-          <w:p>
-            <w:pPr>
-              <w:jc w:val="center"/>
-            </w:pPr>
-            <w:r>
-              <w:rPr>
-                <w:rFonts w:ascii="Arial" w:hAnsi="Arial"/>
-                <w:b w:val="0"/>
-                <w:sz w:val="20"/>
-              </w:rPr>
-              <w:t>3</w:t>
-            </w:r>
-          </w:p>
-        </w:tc>
-        <w:tc>
-          <w:tcPr>
-            <w:tcW w:type="dxa" w:w="1500"/>
-            <w:vAlign w:val="center"/>
-          </w:tcPr>
-          <w:p>
-            <w:pPr>
-              <w:jc w:val="center"/>
-            </w:pPr>
-            <w:r>
-              <w:rPr>
-                <w:rFonts w:ascii="Arial" w:hAnsi="Arial"/>
-                <w:b w:val="0"/>
-                <w:sz w:val="20"/>
-              </w:rPr>
-              <w:t>50</w:t>
-            </w:r>
-          </w:p>
-        </w:tc>
-        <w:tc>
-          <w:tcPr>
-            <w:tcW w:type="dxa" w:w="1400"/>
-            <w:vAlign w:val="center"/>
-          </w:tcPr>
-          <w:p>
-            <w:pPr>
-              <w:jc w:val="center"/>
-            </w:pPr>
-            <w:r>
-              <w:rPr>
-                <w:rFonts w:ascii="Arial" w:hAnsi="Arial"/>
-                <w:b w:val="0"/>
-                <w:sz w:val="20"/>
-              </w:rPr>
-              <w:t>53</w:t>
-            </w:r>
-          </w:p>
-        </w:tc>
-        <w:tc>
-          <w:tcPr>
-            <w:tcW w:type="dxa" w:w="1700"/>
-            <w:vAlign w:val="center"/>
-          </w:tcPr>
-          <w:p>
-            <w:pPr>
-              <w:jc w:val="center"/>
-            </w:pPr>
-            <w:r>
-              <w:rPr>
-                <w:rFonts w:ascii="Arial" w:hAnsi="Arial"/>
-                <w:b w:val="0"/>
-                <w:sz w:val="20"/>
-              </w:rPr>
-              <w:t>5,7%</w:t>
-            </w:r>
-          </w:p>
-        </w:tc>
-      </w:tr>
-      <w:tr>
-        <w:tc>
-          <w:tcPr>
-            <w:tcW w:type="dxa" w:w="3638"/>
-            <w:shd w:val="clear" w:color="auto" w:fill="D9E2F3"/>
-            <w:vAlign w:val="center"/>
-          </w:tcPr>
-          <w:p>
-            <w:pPr>
-              <w:jc w:val="left"/>
-            </w:pPr>
-            <w:r>
-              <w:rPr>
-                <w:rFonts w:ascii="Arial" w:hAnsi="Arial"/>
-                <w:b/>
-                <w:sz w:val="20"/>
-              </w:rPr>
-              <w:t>Всего</w:t>
-            </w:r>
-          </w:p>
-        </w:tc>
-        <w:tc>
-          <w:tcPr>
-            <w:tcW w:type="dxa" w:w="1400"/>
-            <w:shd w:val="clear" w:color="auto" w:fill="D9E2F3"/>
-            <w:vAlign w:val="center"/>
-          </w:tcPr>
-          <w:p>
-            <w:pPr>
-              <w:jc w:val="center"/>
-            </w:pPr>
-            <w:r>
-              <w:rPr>
-                <w:rFonts w:ascii="Arial" w:hAnsi="Arial"/>
-                <w:b/>
-                <w:sz w:val="20"/>
-              </w:rPr>
-              <w:t>109</w:t>
-            </w:r>
-          </w:p>
-        </w:tc>
-        <w:tc>
-          <w:tcPr>
-            <w:tcW w:type="dxa" w:w="1500"/>
-            <w:shd w:val="clear" w:color="auto" w:fill="D9E2F3"/>
-            <w:vAlign w:val="center"/>
-          </w:tcPr>
-          <w:p>
-            <w:pPr>
-              <w:jc w:val="center"/>
-            </w:pPr>
-            <w:r>
-              <w:rPr>
-                <w:rFonts w:ascii="Arial" w:hAnsi="Arial"/>
-                <w:b/>
                 <w:sz w:val="20"/>
               </w:rPr>
               <w:t>141</w:t>
-            </w:r>
-          </w:p>
-        </w:tc>
-        <w:tc>
-          <w:tcPr>
-            <w:tcW w:type="dxa" w:w="1400"/>
-            <w:shd w:val="clear" w:color="auto" w:fill="D9E2F3"/>
-            <w:vAlign w:val="center"/>
-          </w:tcPr>
-          <w:p>
-            <w:pPr>
-              <w:jc w:val="center"/>
-            </w:pPr>
-            <w:r>
-              <w:rPr>
-                <w:rFonts w:ascii="Arial" w:hAnsi="Arial"/>
-                <w:b/>
-                <w:sz w:val="20"/>
-              </w:rPr>
-              <w:t>250</w:t>
-            </w:r>
-          </w:p>
-        </w:tc>
-        <w:tc>
-          <w:tcPr>
-            <w:tcW w:type="dxa" w:w="1700"/>
-            <w:shd w:val="clear" w:color="auto" w:fill="D9E2F3"/>
-            <w:vAlign w:val="center"/>
-          </w:tcPr>
-          <w:p>
-            <w:pPr>
-              <w:jc w:val="center"/>
-            </w:pPr>
-            <w:r>
-              <w:rPr>
-                <w:rFonts w:ascii="Arial" w:hAnsi="Arial"/>
-                <w:b/>
-                <w:sz w:val="20"/>
-              </w:rPr>
-              <w:t>43,6%</w:t>
             </w:r>
           </w:p>
         </w:tc>
@@ -1717,30 +569,8 @@
     </w:tbl>
     <w:p>
       <w:pPr>
-        <w:spacing w:after="120" w:line="300" w:lineRule="auto"/>
-      </w:pPr>
-      <w:proofErr w:type="gramStart"/>
-      <w:r>
-        <w:rPr>
-          <w:i/>
-          <w:color w:val="595959"/>
-          <w:sz w:val="18"/>
-        </w:rPr>
-        <w:t>Примечание: руководство инспекции в число не прошедших обучение не включено.</w:t>
-      </w:r>
-      <w:proofErr w:type="gramEnd"/>
-    </w:p>
-    <w:p>
-      <w:pPr>
-        <w:spacing w:after="120" w:line="300" w:lineRule="auto"/>
-      </w:pPr>
-      <w:bookmarkStart w:id="0" w:name="_GoBack"/>
-      <w:bookmarkEnd w:id="0"/>
-    </w:p>
-    <w:p>
-      <w:pPr>
         <w:pStyle w:val="1"/>
-        <w:pageBreakBefore/>
+        <w:keepNext/>
         <w:pBdr>
           <w:bottom w:val="single" w:sz="6" w:space="2" w:color="1F3864"/>
         </w:pBdr>
@@ -1763,7 +593,7 @@
       </w:pPr>
       <w:proofErr w:type="gramStart"/>
       <w:r>
-        <w:t>Организатором обучения (ФНС России) согласованы даты продолжения обучения по теме «Использование искусственного интеллекта» (вторая часть). Занятия проводятся с 10:00 до 14:00:</w:t>
+        <w:t>Организатором обучения (ФНС России) согласованы даты второй части обучения. Занятия проводятся с 10:00 до 14:00:</w:t>
       </w:r>
       <w:proofErr w:type="gramEnd"/>
     </w:p>
@@ -1953,7 +783,7 @@
                 <w:sz w:val="20"/>
                 <w:szCs w:val="20"/>
               </w:rPr>
-              <w:t>13, 15, 27 и 29 октября</w:t>
+              <w:t>13, 15, 27, 29 октября</w:t>
             </w:r>
           </w:p>
         </w:tc>
@@ -2046,7 +876,7 @@
                 <w:sz w:val="20"/>
                 <w:szCs w:val="20"/>
               </w:rPr>
-              <w:t>10, 12, 24 и 26 ноября</w:t>
+              <w:t>10, 12, 24, 26 ноября</w:t>
             </w:r>
           </w:p>
         </w:tc>
@@ -2180,14 +1010,8 @@
     </w:tbl>
     <w:p>
       <w:pPr>
-        <w:spacing w:after="120" w:line="300" w:lineRule="auto"/>
-      </w:pPr>
-      <w:bookmarkStart w:id="0" w:name="_GoBack"/>
-      <w:bookmarkEnd w:id="0"/>
-    </w:p>
-    <w:p>
-      <w:pPr>
         <w:pStyle w:val="1"/>
+        <w:keepNext/>
         <w:pBdr>
           <w:bottom w:val="single" w:sz="6" w:space="2" w:color="1F3864"/>
         </w:pBdr>
@@ -2210,17 +1034,7 @@
       </w:pPr>
       <w:proofErr w:type="gramStart"/>
       <w:r>
-        <w:t>По состоянию на 01.10.2026 не прошли обучение 141 сотрудник (56,4%) — специалисты 1 разряда, специалисты-эксперты и иные должности вплоть до начальников отделов. Предложенные организатором даты позволяют продолжить обучение в октябре и завершить его в ноябре 2026 года. Всего запланировано 8 занятий; при равномерном распределении на одно занятие приходится в среднем около 18 сотрудников.</w:t>
-      </w:r>
-      <w:proofErr w:type="gramEnd"/>
-    </w:p>
-    <w:p>
-      <w:pPr>
-        <w:spacing w:after="120" w:line="300" w:lineRule="auto"/>
-      </w:pPr>
-      <w:proofErr w:type="gramStart"/>
-      <w:r>
-        <w:t>Планируется закрыть вопрос обучения всех сотрудников инспекции в соответствии с указанным графиком. Для организации участия необходимо направить письмо организатору и в УПР и сформировать списки сотрудников по датам занятий.</w:t>
+        <w:t>Предложенные организатором даты позволяют продолжить обучение в октябре и завершить его в ноябре 2026 года. Всего запланировано 8 занятий; при равномерном распределении на одно занятие приходится в среднем около 18 сотрудников из 141. Планируется закрыть вопрос обучения всех сотрудников инспекции в соответствии с указанным графиком. Для организации участия необходимо направить письмо организатору и в УПР и сформировать списки сотрудников по датам занятий.</w:t>
       </w:r>
       <w:proofErr w:type="gramEnd"/>
     </w:p>

--- a/Справка_обучение_ИИ_график.docx
+++ b/Справка_обучение_ИИ_график.docx
@@ -43,7 +43,7 @@
           <w:sz w:val="24"/>
           <w:szCs w:val="24"/>
         </w:rPr>
-        <w:t>о сотрудниках, не прошедших обучение по использованию искусственного интеллекта</w:t>
+        <w:t>о ходе обучения сотрудников по использованию искусственного интеллекта</w:t>
       </w:r>
       <w:proofErr w:type="gramStart"/>
       <w:proofErr w:type="gramEnd"/>
@@ -64,7 +64,7 @@
           <w:sz w:val="20"/>
           <w:szCs w:val="20"/>
         </w:rPr>
-        <w:t>по состоянию на 01.10.2026</w:t>
+        <w:t>по состоянию на 08.10.2026</w:t>
       </w:r>
     </w:p>
     <w:p>
@@ -83,7 +83,7 @@
           <w:sz w:val="26"/>
           <w:szCs w:val="26"/>
         </w:rPr>
-        <w:t>1. Общие сведения</w:t>
+        <w:t>1. Основные итоги</w:t>
       </w:r>
     </w:p>
     <w:p>
@@ -92,10 +92,421 @@
       </w:pPr>
       <w:proofErr w:type="gramStart"/>
       <w:r>
-        <w:t>Предстоит обучить 141 сотрудника по теме «Использование искусственного интеллекта»: группы должностей от специалистов 1 разряда до начальников отделов. Руководство инспекции в число не прошедших обучение не включено.</w:t>
+        <w:t>На текущую дату обучение по теме «Использование искусственного интеллекта» прошли 167 сотрудников (66,8%). Осталось обучить 83 сотрудника (33,2%).</w:t>
       </w:r>
       <w:proofErr w:type="gramEnd"/>
     </w:p>
+    <w:tbl>
+      <w:tblPr>
+        <w:tblW w:w="9638" w:type="dxa"/>
+        <w:tblInd w:w="120" w:type="dxa"/>
+        <w:tblBorders>
+          <w:top w:val="single" w:sz="4" w:space="0" w:color="auto"/>
+          <w:left w:val="single" w:sz="4" w:space="0" w:color="auto"/>
+          <w:bottom w:val="single" w:sz="4" w:space="0" w:color="auto"/>
+          <w:right w:val="single" w:sz="4" w:space="0" w:color="auto"/>
+          <w:insideH w:val="single" w:sz="4" w:space="0" w:color="auto"/>
+          <w:insideV w:val="single" w:sz="4" w:space="0" w:color="auto"/>
+        </w:tblBorders>
+        <w:tblCellMar>
+          <w:left w:w="10" w:type="dxa"/>
+          <w:right w:w="10" w:type="dxa"/>
+        </w:tblCellMar>
+        <w:tblLook w:val="0000" w:firstRow="0" w:lastRow="0" w:firstColumn="0" w:lastColumn="0" w:noHBand="0" w:noVBand="0"/>
+      </w:tblPr>
+      <w:tblGrid>
+        <w:gridCol w:w="4838"/>
+        <w:gridCol w:w="2400"/>
+        <w:gridCol w:w="2400"/>
+      </w:tblGrid>
+      <w:tr>
+        <w:trPr>
+          <w:tblHeader/>
+        </w:trPr>
+        <w:tc>
+          <w:tcPr>
+            <w:tcW w:w="4838" w:type="dxa"/>
+            <w:tcBorders>
+              <w:top w:val="single" w:sz="4" w:space="0" w:color="B4BCC8"/>
+              <w:left w:val="single" w:sz="4" w:space="0" w:color="B4BCC8"/>
+              <w:bottom w:val="single" w:sz="4" w:space="0" w:color="B4BCC8"/>
+              <w:right w:val="single" w:sz="4" w:space="0" w:color="B4BCC8"/>
+            </w:tcBorders>
+            <w:shd w:val="clear" w:color="auto" w:fill="1F3864"/>
+            <w:tcMar>
+              <w:top w:w="80" w:type="dxa"/>
+              <w:left w:w="120" w:type="dxa"/>
+              <w:bottom w:w="80" w:type="dxa"/>
+              <w:right w:w="120" w:type="dxa"/>
+            </w:tcMar>
+            <w:vAlign w:val="center"/>
+          </w:tcPr>
+          <w:p>
+            <w:pPr>
+              <w:jc w:val="center"/>
+            </w:pPr>
+            <w:r>
+              <w:rPr>
+                <w:b/>
+                <w:bCs/>
+                <w:color w:val="FFFFFF"/>
+                <w:sz w:val="20"/>
+                <w:szCs w:val="20"/>
+              </w:rPr>
+              <w:t>Показатель</w:t>
+            </w:r>
+          </w:p>
+        </w:tc>
+        <w:tc>
+          <w:tcPr>
+            <w:tcW w:w="2400" w:type="dxa"/>
+            <w:tcBorders>
+              <w:top w:val="single" w:sz="4" w:space="0" w:color="B4BCC8"/>
+              <w:left w:val="single" w:sz="4" w:space="0" w:color="B4BCC8"/>
+              <w:bottom w:val="single" w:sz="4" w:space="0" w:color="B4BCC8"/>
+              <w:right w:val="single" w:sz="4" w:space="0" w:color="B4BCC8"/>
+            </w:tcBorders>
+            <w:shd w:val="clear" w:color="auto" w:fill="1F3864"/>
+            <w:tcMar>
+              <w:top w:w="80" w:type="dxa"/>
+              <w:left w:w="120" w:type="dxa"/>
+              <w:bottom w:w="80" w:type="dxa"/>
+              <w:right w:w="120" w:type="dxa"/>
+            </w:tcMar>
+            <w:vAlign w:val="center"/>
+          </w:tcPr>
+          <w:p>
+            <w:pPr>
+              <w:jc w:val="center"/>
+            </w:pPr>
+            <w:r>
+              <w:rPr>
+                <w:b/>
+                <w:bCs/>
+                <w:color w:val="FFFFFF"/>
+                <w:sz w:val="20"/>
+                <w:szCs w:val="20"/>
+              </w:rPr>
+              <w:t>Сотрудников</w:t>
+            </w:r>
+          </w:p>
+        </w:tc>
+        <w:tc>
+          <w:tcPr>
+            <w:tcW w:w="2400" w:type="dxa"/>
+            <w:tcBorders>
+              <w:top w:val="single" w:sz="4" w:space="0" w:color="B4BCC8"/>
+              <w:left w:val="single" w:sz="4" w:space="0" w:color="B4BCC8"/>
+              <w:bottom w:val="single" w:sz="4" w:space="0" w:color="B4BCC8"/>
+              <w:right w:val="single" w:sz="4" w:space="0" w:color="B4BCC8"/>
+            </w:tcBorders>
+            <w:shd w:val="clear" w:color="auto" w:fill="1F3864"/>
+            <w:tcMar>
+              <w:top w:w="80" w:type="dxa"/>
+              <w:left w:w="120" w:type="dxa"/>
+              <w:bottom w:w="80" w:type="dxa"/>
+              <w:right w:w="120" w:type="dxa"/>
+            </w:tcMar>
+            <w:vAlign w:val="center"/>
+          </w:tcPr>
+          <w:p>
+            <w:pPr>
+              <w:jc w:val="center"/>
+            </w:pPr>
+            <w:r>
+              <w:rPr>
+                <w:b/>
+                <w:bCs/>
+                <w:color w:val="FFFFFF"/>
+                <w:sz w:val="20"/>
+                <w:szCs w:val="20"/>
+              </w:rPr>
+              <w:t>Доля</w:t>
+            </w:r>
+          </w:p>
+        </w:tc>
+      </w:tr>
+      <w:tr>
+        <w:tc>
+          <w:tcPr>
+            <w:tcW w:w="4838" w:type="dxa"/>
+            <w:tcBorders>
+              <w:top w:val="single" w:sz="4" w:space="0" w:color="B4BCC8"/>
+              <w:left w:val="single" w:sz="4" w:space="0" w:color="B4BCC8"/>
+              <w:bottom w:val="single" w:sz="4" w:space="0" w:color="B4BCC8"/>
+              <w:right w:val="single" w:sz="4" w:space="0" w:color="B4BCC8"/>
+            </w:tcBorders>
+            <w:tcMar>
+              <w:top w:w="80" w:type="dxa"/>
+              <w:left w:w="120" w:type="dxa"/>
+              <w:bottom w:w="80" w:type="dxa"/>
+              <w:right w:w="120" w:type="dxa"/>
+            </w:tcMar>
+            <w:vAlign w:val="center"/>
+          </w:tcPr>
+          <w:p>
+            <w:r>
+              <w:rPr>
+                <w:sz w:val="20"/>
+                <w:szCs w:val="20"/>
+              </w:rPr>
+              <w:t>Прошли обучение</w:t>
+            </w:r>
+          </w:p>
+        </w:tc>
+        <w:tc>
+          <w:tcPr>
+            <w:tcW w:w="2400" w:type="dxa"/>
+            <w:tcBorders>
+              <w:top w:val="single" w:sz="4" w:space="0" w:color="B4BCC8"/>
+              <w:left w:val="single" w:sz="4" w:space="0" w:color="B4BCC8"/>
+              <w:bottom w:val="single" w:sz="4" w:space="0" w:color="B4BCC8"/>
+              <w:right w:val="single" w:sz="4" w:space="0" w:color="B4BCC8"/>
+            </w:tcBorders>
+            <w:tcMar>
+              <w:top w:w="80" w:type="dxa"/>
+              <w:left w:w="120" w:type="dxa"/>
+              <w:bottom w:w="80" w:type="dxa"/>
+              <w:right w:w="120" w:type="dxa"/>
+            </w:tcMar>
+            <w:vAlign w:val="center"/>
+          </w:tcPr>
+          <w:p>
+            <w:pPr>
+              <w:jc w:val="center"/>
+            </w:pPr>
+            <w:r>
+              <w:rPr>
+                <w:b/>
+                <w:bCs/>
+                <w:sz w:val="20"/>
+                <w:szCs w:val="20"/>
+              </w:rPr>
+              <w:t>167</w:t>
+            </w:r>
+          </w:p>
+        </w:tc>
+        <w:tc>
+          <w:tcPr>
+            <w:tcW w:w="2400" w:type="dxa"/>
+            <w:tcBorders>
+              <w:top w:val="single" w:sz="4" w:space="0" w:color="B4BCC8"/>
+              <w:left w:val="single" w:sz="4" w:space="0" w:color="B4BCC8"/>
+              <w:bottom w:val="single" w:sz="4" w:space="0" w:color="B4BCC8"/>
+              <w:right w:val="single" w:sz="4" w:space="0" w:color="B4BCC8"/>
+            </w:tcBorders>
+            <w:tcMar>
+              <w:top w:w="80" w:type="dxa"/>
+              <w:left w:w="120" w:type="dxa"/>
+              <w:bottom w:w="80" w:type="dxa"/>
+              <w:right w:w="120" w:type="dxa"/>
+            </w:tcMar>
+            <w:vAlign w:val="center"/>
+          </w:tcPr>
+          <w:p>
+            <w:pPr>
+              <w:jc w:val="center"/>
+            </w:pPr>
+            <w:r>
+              <w:rPr>
+                <w:sz w:val="20"/>
+                <w:szCs w:val="20"/>
+              </w:rPr>
+              <w:t>66,8%</w:t>
+            </w:r>
+          </w:p>
+        </w:tc>
+      </w:tr>
+      <w:tr>
+        <w:tc>
+          <w:tcPr>
+            <w:tcW w:w="4838" w:type="dxa"/>
+            <w:tcBorders>
+              <w:top w:val="single" w:sz="4" w:space="0" w:color="B4BCC8"/>
+              <w:left w:val="single" w:sz="4" w:space="0" w:color="B4BCC8"/>
+              <w:bottom w:val="single" w:sz="4" w:space="0" w:color="B4BCC8"/>
+              <w:right w:val="single" w:sz="4" w:space="0" w:color="B4BCC8"/>
+            </w:tcBorders>
+            <w:shd w:val="clear" w:color="auto" w:fill="EAF0FA"/>
+            <w:tcMar>
+              <w:top w:w="80" w:type="dxa"/>
+              <w:left w:w="120" w:type="dxa"/>
+              <w:bottom w:w="80" w:type="dxa"/>
+              <w:right w:w="120" w:type="dxa"/>
+            </w:tcMar>
+            <w:vAlign w:val="center"/>
+          </w:tcPr>
+          <w:p>
+            <w:r>
+              <w:rPr>
+                <w:sz w:val="20"/>
+                <w:szCs w:val="20"/>
+              </w:rPr>
+              <w:t>Не прошли обучение (осталось обучить)</w:t>
+            </w:r>
+          </w:p>
+        </w:tc>
+        <w:tc>
+          <w:tcPr>
+            <w:tcW w:w="2400" w:type="dxa"/>
+            <w:tcBorders>
+              <w:top w:val="single" w:sz="4" w:space="0" w:color="B4BCC8"/>
+              <w:left w:val="single" w:sz="4" w:space="0" w:color="B4BCC8"/>
+              <w:bottom w:val="single" w:sz="4" w:space="0" w:color="B4BCC8"/>
+              <w:right w:val="single" w:sz="4" w:space="0" w:color="B4BCC8"/>
+            </w:tcBorders>
+            <w:shd w:val="clear" w:color="auto" w:fill="EAF0FA"/>
+            <w:tcMar>
+              <w:top w:w="80" w:type="dxa"/>
+              <w:left w:w="120" w:type="dxa"/>
+              <w:bottom w:w="80" w:type="dxa"/>
+              <w:right w:w="120" w:type="dxa"/>
+            </w:tcMar>
+            <w:vAlign w:val="center"/>
+          </w:tcPr>
+          <w:p>
+            <w:pPr>
+              <w:jc w:val="center"/>
+            </w:pPr>
+            <w:r>
+              <w:rPr>
+                <w:b/>
+                <w:bCs/>
+                <w:sz w:val="20"/>
+                <w:szCs w:val="20"/>
+              </w:rPr>
+              <w:t>83</w:t>
+            </w:r>
+          </w:p>
+        </w:tc>
+        <w:tc>
+          <w:tcPr>
+            <w:tcW w:w="2400" w:type="dxa"/>
+            <w:tcBorders>
+              <w:top w:val="single" w:sz="4" w:space="0" w:color="B4BCC8"/>
+              <w:left w:val="single" w:sz="4" w:space="0" w:color="B4BCC8"/>
+              <w:bottom w:val="single" w:sz="4" w:space="0" w:color="B4BCC8"/>
+              <w:right w:val="single" w:sz="4" w:space="0" w:color="B4BCC8"/>
+            </w:tcBorders>
+            <w:shd w:val="clear" w:color="auto" w:fill="EAF0FA"/>
+            <w:tcMar>
+              <w:top w:w="80" w:type="dxa"/>
+              <w:left w:w="120" w:type="dxa"/>
+              <w:bottom w:w="80" w:type="dxa"/>
+              <w:right w:w="120" w:type="dxa"/>
+            </w:tcMar>
+            <w:vAlign w:val="center"/>
+          </w:tcPr>
+          <w:p>
+            <w:pPr>
+              <w:jc w:val="center"/>
+            </w:pPr>
+            <w:r>
+              <w:rPr>
+                <w:sz w:val="20"/>
+                <w:szCs w:val="20"/>
+              </w:rPr>
+              <w:t>33,2%</w:t>
+            </w:r>
+          </w:p>
+        </w:tc>
+      </w:tr>
+      <w:tr>
+        <w:tc>
+          <w:tcPr>
+            <w:tcW w:w="4838" w:type="dxa"/>
+            <w:tcBorders>
+              <w:top w:val="single" w:sz="4" w:space="0" w:color="B4BCC8"/>
+              <w:left w:val="single" w:sz="4" w:space="0" w:color="B4BCC8"/>
+              <w:bottom w:val="single" w:sz="4" w:space="0" w:color="B4BCC8"/>
+              <w:right w:val="single" w:sz="4" w:space="0" w:color="B4BCC8"/>
+            </w:tcBorders>
+            <w:tcMar>
+              <w:top w:w="80" w:type="dxa"/>
+              <w:left w:w="120" w:type="dxa"/>
+              <w:bottom w:w="80" w:type="dxa"/>
+              <w:right w:w="120" w:type="dxa"/>
+            </w:tcMar>
+            <w:vAlign w:val="center"/>
+          </w:tcPr>
+          <w:p>
+            <w:r>
+              <w:rPr>
+                <w:b/>
+                <w:bCs/>
+                <w:sz w:val="20"/>
+                <w:szCs w:val="20"/>
+              </w:rPr>
+              <w:t>Всего</w:t>
+            </w:r>
+          </w:p>
+        </w:tc>
+        <w:tc>
+          <w:tcPr>
+            <w:tcW w:w="2400" w:type="dxa"/>
+            <w:tcBorders>
+              <w:top w:val="single" w:sz="4" w:space="0" w:color="B4BCC8"/>
+              <w:left w:val="single" w:sz="4" w:space="0" w:color="B4BCC8"/>
+              <w:bottom w:val="single" w:sz="4" w:space="0" w:color="B4BCC8"/>
+              <w:right w:val="single" w:sz="4" w:space="0" w:color="B4BCC8"/>
+            </w:tcBorders>
+            <w:tcMar>
+              <w:top w:w="80" w:type="dxa"/>
+              <w:left w:w="120" w:type="dxa"/>
+              <w:bottom w:w="80" w:type="dxa"/>
+              <w:right w:w="120" w:type="dxa"/>
+            </w:tcMar>
+            <w:vAlign w:val="center"/>
+          </w:tcPr>
+          <w:p>
+            <w:pPr>
+              <w:jc w:val="center"/>
+            </w:pPr>
+            <w:r>
+              <w:rPr>
+                <w:b/>
+                <w:bCs/>
+                <w:sz w:val="20"/>
+                <w:szCs w:val="20"/>
+              </w:rPr>
+              <w:t>250</w:t>
+            </w:r>
+          </w:p>
+        </w:tc>
+        <w:tc>
+          <w:tcPr>
+            <w:tcW w:w="2400" w:type="dxa"/>
+            <w:tcBorders>
+              <w:top w:val="single" w:sz="4" w:space="0" w:color="B4BCC8"/>
+              <w:left w:val="single" w:sz="4" w:space="0" w:color="B4BCC8"/>
+              <w:bottom w:val="single" w:sz="4" w:space="0" w:color="B4BCC8"/>
+              <w:right w:val="single" w:sz="4" w:space="0" w:color="B4BCC8"/>
+            </w:tcBorders>
+            <w:tcMar>
+              <w:top w:w="80" w:type="dxa"/>
+              <w:left w:w="120" w:type="dxa"/>
+              <w:bottom w:w="80" w:type="dxa"/>
+              <w:right w:w="120" w:type="dxa"/>
+            </w:tcMar>
+            <w:vAlign w:val="center"/>
+          </w:tcPr>
+          <w:p>
+            <w:pPr>
+              <w:jc w:val="center"/>
+            </w:pPr>
+            <w:r>
+              <w:rPr>
+                <w:b/>
+                <w:bCs/>
+                <w:sz w:val="20"/>
+                <w:szCs w:val="20"/>
+              </w:rPr>
+              <w:t>100,0%</w:t>
+            </w:r>
+          </w:p>
+        </w:tc>
+      </w:tr>
+    </w:tbl>
     <w:p>
       <w:pPr>
         <w:pStyle w:val="1"/>
@@ -112,7 +523,7 @@
           <w:sz w:val="26"/>
           <w:szCs w:val="26"/>
         </w:rPr>
-        <w:t>2. Разбивка по должностям</w:t>
+        <w:t>2. Разбивка по категориям должностей</w:t>
       </w:r>
     </w:p>
     <w:p>
@@ -121,7 +532,7 @@
       </w:pPr>
       <w:proofErr w:type="gramStart"/>
       <w:r>
-        <w:t>Распределение сотрудников, не прошедших обучение, по замещаемым должностям:</w:t>
+        <w:t>Распределение сотрудников по категориям замещаемых должностей:</w:t>
       </w:r>
       <w:proofErr w:type="gramEnd"/>
     </w:p>
@@ -146,8 +557,11 @@
         <w:tblLook w:firstColumn="1" w:firstRow="1" w:lastColumn="0" w:lastRow="0" w:noHBand="0" w:noVBand="1" w:val="04A0"/>
       </w:tblPr>
       <w:tblGrid>
-        <w:gridCol w:w="6500"/>
-        <w:gridCol w:w="2500"/>
+        <w:gridCol w:w="3638"/>
+        <w:gridCol w:w="1400"/>
+        <w:gridCol w:w="1500"/>
+        <w:gridCol w:w="1400"/>
+        <w:gridCol w:w="1700"/>
       </w:tblGrid>
       <w:tr>
         <w:trPr>
@@ -155,7 +569,7 @@
         </w:trPr>
         <w:tc>
           <w:tcPr>
-            <w:tcW w:type="dxa" w:w="6500"/>
+            <w:tcW w:type="dxa" w:w="3638"/>
             <w:shd w:val="clear" w:color="auto" w:fill="1F3864"/>
             <w:vAlign w:val="center"/>
           </w:tcPr>
@@ -176,7 +590,7 @@
         </w:tc>
         <w:tc>
           <w:tcPr>
-            <w:tcW w:type="dxa" w:w="2500"/>
+            <w:tcW w:type="dxa" w:w="1400"/>
             <w:shd w:val="clear" w:color="auto" w:fill="1F3864"/>
             <w:vAlign w:val="center"/>
           </w:tcPr>
@@ -191,7 +605,70 @@
                 <w:color w:val="FFFFFF"/>
                 <w:sz w:val="20"/>
               </w:rPr>
-              <w:t>Осталось обучить</w:t>
+              <w:t>Прошли</w:t>
+            </w:r>
+          </w:p>
+        </w:tc>
+        <w:tc>
+          <w:tcPr>
+            <w:tcW w:type="dxa" w:w="1500"/>
+            <w:shd w:val="clear" w:color="auto" w:fill="1F3864"/>
+            <w:vAlign w:val="center"/>
+          </w:tcPr>
+          <w:p>
+            <w:pPr>
+              <w:jc w:val="center"/>
+            </w:pPr>
+            <w:r>
+              <w:rPr>
+                <w:rFonts w:ascii="Arial" w:hAnsi="Arial"/>
+                <w:b/>
+                <w:color w:val="FFFFFF"/>
+                <w:sz w:val="20"/>
+              </w:rPr>
+              <w:t>Не прошли</w:t>
+            </w:r>
+          </w:p>
+        </w:tc>
+        <w:tc>
+          <w:tcPr>
+            <w:tcW w:type="dxa" w:w="1400"/>
+            <w:shd w:val="clear" w:color="auto" w:fill="1F3864"/>
+            <w:vAlign w:val="center"/>
+          </w:tcPr>
+          <w:p>
+            <w:pPr>
+              <w:jc w:val="center"/>
+            </w:pPr>
+            <w:r>
+              <w:rPr>
+                <w:rFonts w:ascii="Arial" w:hAnsi="Arial"/>
+                <w:b/>
+                <w:color w:val="FFFFFF"/>
+                <w:sz w:val="20"/>
+              </w:rPr>
+              <w:t>Всего</w:t>
+            </w:r>
+          </w:p>
+        </w:tc>
+        <w:tc>
+          <w:tcPr>
+            <w:tcW w:type="dxa" w:w="1700"/>
+            <w:shd w:val="clear" w:color="auto" w:fill="1F3864"/>
+            <w:vAlign w:val="center"/>
+          </w:tcPr>
+          <w:p>
+            <w:pPr>
+              <w:jc w:val="center"/>
+            </w:pPr>
+            <w:r>
+              <w:rPr>
+                <w:rFonts w:ascii="Arial" w:hAnsi="Arial"/>
+                <w:b/>
+                <w:color w:val="FFFFFF"/>
+                <w:sz w:val="20"/>
+              </w:rPr>
+              <w:t>Доля прошедших</w:t>
             </w:r>
           </w:p>
         </w:tc>
@@ -199,8 +676,7 @@
       <w:tr>
         <w:tc>
           <w:tcPr>
-            <w:tcW w:type="dxa" w:w="6500"/>
-            <w:shd w:val="clear" w:color="auto" w:fill="EAF0FA"/>
+            <w:tcW w:type="dxa" w:w="3638"/>
             <w:vAlign w:val="center"/>
           </w:tcPr>
           <w:p>
@@ -213,14 +689,13 @@
                 <w:b w:val="0"/>
                 <w:sz w:val="20"/>
               </w:rPr>
-              <w:t>Начальники отделов (вкл. и.о.)</w:t>
-            </w:r>
-          </w:p>
-        </w:tc>
-        <w:tc>
-          <w:tcPr>
-            <w:tcW w:type="dxa" w:w="2500"/>
-            <w:shd w:val="clear" w:color="auto" w:fill="EAF0FA"/>
+              <w:t>Руководство инспекции (заместители начальника, вкл. и.о.)</w:t>
+            </w:r>
+          </w:p>
+        </w:tc>
+        <w:tc>
+          <w:tcPr>
+            <w:tcW w:type="dxa" w:w="1400"/>
             <w:vAlign w:val="center"/>
           </w:tcPr>
           <w:p>
@@ -232,8 +707,68 @@
                 <w:rFonts w:ascii="Arial" w:hAnsi="Arial"/>
                 <w:b w:val="0"/>
                 <w:sz w:val="20"/>
-              </w:rPr>
-              <w:t>4</w:t>
+                <w:highlight w:val="yellow"/>
+              </w:rPr>
+              <w:t>__</w:t>
+            </w:r>
+          </w:p>
+        </w:tc>
+        <w:tc>
+          <w:tcPr>
+            <w:tcW w:type="dxa" w:w="1500"/>
+            <w:vAlign w:val="center"/>
+          </w:tcPr>
+          <w:p>
+            <w:pPr>
+              <w:jc w:val="center"/>
+            </w:pPr>
+            <w:r>
+              <w:rPr>
+                <w:rFonts w:ascii="Arial" w:hAnsi="Arial"/>
+                <w:b w:val="0"/>
+                <w:sz w:val="20"/>
+                <w:highlight w:val="yellow"/>
+              </w:rPr>
+              <w:t>__</w:t>
+            </w:r>
+          </w:p>
+        </w:tc>
+        <w:tc>
+          <w:tcPr>
+            <w:tcW w:type="dxa" w:w="1400"/>
+            <w:vAlign w:val="center"/>
+          </w:tcPr>
+          <w:p>
+            <w:pPr>
+              <w:jc w:val="center"/>
+            </w:pPr>
+            <w:r>
+              <w:rPr>
+                <w:rFonts w:ascii="Arial" w:hAnsi="Arial"/>
+                <w:b w:val="0"/>
+                <w:sz w:val="20"/>
+              </w:rPr>
+              <w:t>7</w:t>
+            </w:r>
+          </w:p>
+        </w:tc>
+        <w:tc>
+          <w:tcPr>
+            <w:tcW w:type="dxa" w:w="1700"/>
+            <w:vAlign w:val="center"/>
+          </w:tcPr>
+          <w:p>
+            <w:pPr>
+              <w:jc w:val="center"/>
+            </w:pPr>
+            <w:r>
+              <w:rPr>
+                <w:rFonts w:ascii="Arial" w:hAnsi="Arial"/>
+                <w:b w:val="0"/>
+                <w:sz w:val="20"/>
+                <w:highlight w:val="yellow"/>
+              </w:rPr>
+              <w:t>__</w:t>
             </w:r>
           </w:p>
         </w:tc>
@@ -241,7 +776,8 @@
       <w:tr>
         <w:tc>
           <w:tcPr>
-            <w:tcW w:type="dxa" w:w="6500"/>
+            <w:tcW w:type="dxa" w:w="3638"/>
+            <w:shd w:val="clear" w:color="auto" w:fill="EAF0FA"/>
             <w:vAlign w:val="center"/>
           </w:tcPr>
           <w:p>
@@ -254,13 +790,14 @@
                 <w:b w:val="0"/>
                 <w:sz w:val="20"/>
               </w:rPr>
-              <w:t>Заместители начальников отделов</w:t>
-            </w:r>
-          </w:p>
-        </w:tc>
-        <w:tc>
-          <w:tcPr>
-            <w:tcW w:type="dxa" w:w="2500"/>
+              <w:t>Начальники отделов (вкл. и.о.)</w:t>
+            </w:r>
+          </w:p>
+        </w:tc>
+        <w:tc>
+          <w:tcPr>
+            <w:tcW w:type="dxa" w:w="1400"/>
+            <w:shd w:val="clear" w:color="auto" w:fill="EAF0FA"/>
             <w:vAlign w:val="center"/>
           </w:tcPr>
           <w:p>
@@ -272,8 +809,71 @@
                 <w:rFonts w:ascii="Arial" w:hAnsi="Arial"/>
                 <w:b w:val="0"/>
                 <w:sz w:val="20"/>
-              </w:rPr>
-              <w:t>6</w:t>
+                <w:highlight w:val="yellow"/>
+              </w:rPr>
+              <w:t>__</w:t>
+            </w:r>
+          </w:p>
+        </w:tc>
+        <w:tc>
+          <w:tcPr>
+            <w:tcW w:type="dxa" w:w="1500"/>
+            <w:shd w:val="clear" w:color="auto" w:fill="EAF0FA"/>
+            <w:vAlign w:val="center"/>
+          </w:tcPr>
+          <w:p>
+            <w:pPr>
+              <w:jc w:val="center"/>
+            </w:pPr>
+            <w:r>
+              <w:rPr>
+                <w:rFonts w:ascii="Arial" w:hAnsi="Arial"/>
+                <w:b w:val="0"/>
+                <w:sz w:val="20"/>
+                <w:highlight w:val="yellow"/>
+              </w:rPr>
+              <w:t>__</w:t>
+            </w:r>
+          </w:p>
+        </w:tc>
+        <w:tc>
+          <w:tcPr>
+            <w:tcW w:type="dxa" w:w="1400"/>
+            <w:shd w:val="clear" w:color="auto" w:fill="EAF0FA"/>
+            <w:vAlign w:val="center"/>
+          </w:tcPr>
+          <w:p>
+            <w:pPr>
+              <w:jc w:val="center"/>
+            </w:pPr>
+            <w:r>
+              <w:rPr>
+                <w:rFonts w:ascii="Arial" w:hAnsi="Arial"/>
+                <w:b w:val="0"/>
+                <w:sz w:val="20"/>
+              </w:rPr>
+              <w:t>25</w:t>
+            </w:r>
+          </w:p>
+        </w:tc>
+        <w:tc>
+          <w:tcPr>
+            <w:tcW w:type="dxa" w:w="1700"/>
+            <w:shd w:val="clear" w:color="auto" w:fill="EAF0FA"/>
+            <w:vAlign w:val="center"/>
+          </w:tcPr>
+          <w:p>
+            <w:pPr>
+              <w:jc w:val="center"/>
+            </w:pPr>
+            <w:r>
+              <w:rPr>
+                <w:rFonts w:ascii="Arial" w:hAnsi="Arial"/>
+                <w:b w:val="0"/>
+                <w:sz w:val="20"/>
+                <w:highlight w:val="yellow"/>
+              </w:rPr>
+              <w:t>__</w:t>
             </w:r>
           </w:p>
         </w:tc>
@@ -281,8 +881,7 @@
       <w:tr>
         <w:tc>
           <w:tcPr>
-            <w:tcW w:type="dxa" w:w="6500"/>
-            <w:shd w:val="clear" w:color="auto" w:fill="EAF0FA"/>
+            <w:tcW w:type="dxa" w:w="3638"/>
             <w:vAlign w:val="center"/>
           </w:tcPr>
           <w:p>
@@ -295,14 +894,13 @@
                 <w:b w:val="0"/>
                 <w:sz w:val="20"/>
               </w:rPr>
-              <w:t>Консультанты</w:t>
-            </w:r>
-          </w:p>
-        </w:tc>
-        <w:tc>
-          <w:tcPr>
-            <w:tcW w:type="dxa" w:w="2500"/>
-            <w:shd w:val="clear" w:color="auto" w:fill="EAF0FA"/>
+              <w:t>Заместители начальников отделов</w:t>
+            </w:r>
+          </w:p>
+        </w:tc>
+        <w:tc>
+          <w:tcPr>
+            <w:tcW w:type="dxa" w:w="1400"/>
             <w:vAlign w:val="center"/>
           </w:tcPr>
           <w:p>
@@ -314,8 +912,68 @@
                 <w:rFonts w:ascii="Arial" w:hAnsi="Arial"/>
                 <w:b w:val="0"/>
                 <w:sz w:val="20"/>
-              </w:rPr>
-              <w:t>9</w:t>
+                <w:highlight w:val="yellow"/>
+              </w:rPr>
+              <w:t>__</w:t>
+            </w:r>
+          </w:p>
+        </w:tc>
+        <w:tc>
+          <w:tcPr>
+            <w:tcW w:type="dxa" w:w="1500"/>
+            <w:vAlign w:val="center"/>
+          </w:tcPr>
+          <w:p>
+            <w:pPr>
+              <w:jc w:val="center"/>
+            </w:pPr>
+            <w:r>
+              <w:rPr>
+                <w:rFonts w:ascii="Arial" w:hAnsi="Arial"/>
+                <w:b w:val="0"/>
+                <w:sz w:val="20"/>
+                <w:highlight w:val="yellow"/>
+              </w:rPr>
+              <w:t>__</w:t>
+            </w:r>
+          </w:p>
+        </w:tc>
+        <w:tc>
+          <w:tcPr>
+            <w:tcW w:type="dxa" w:w="1400"/>
+            <w:vAlign w:val="center"/>
+          </w:tcPr>
+          <w:p>
+            <w:pPr>
+              <w:jc w:val="center"/>
+            </w:pPr>
+            <w:r>
+              <w:rPr>
+                <w:rFonts w:ascii="Arial" w:hAnsi="Arial"/>
+                <w:b w:val="0"/>
+                <w:sz w:val="20"/>
+              </w:rPr>
+              <w:t>35</w:t>
+            </w:r>
+          </w:p>
+        </w:tc>
+        <w:tc>
+          <w:tcPr>
+            <w:tcW w:type="dxa" w:w="1700"/>
+            <w:vAlign w:val="center"/>
+          </w:tcPr>
+          <w:p>
+            <w:pPr>
+              <w:jc w:val="center"/>
+            </w:pPr>
+            <w:r>
+              <w:rPr>
+                <w:rFonts w:ascii="Arial" w:hAnsi="Arial"/>
+                <w:b w:val="0"/>
+                <w:sz w:val="20"/>
+                <w:highlight w:val="yellow"/>
+              </w:rPr>
+              <w:t>__</w:t>
             </w:r>
           </w:p>
         </w:tc>
@@ -323,7 +981,8 @@
       <w:tr>
         <w:tc>
           <w:tcPr>
-            <w:tcW w:type="dxa" w:w="6500"/>
+            <w:tcW w:type="dxa" w:w="3638"/>
+            <w:shd w:val="clear" w:color="auto" w:fill="EAF0FA"/>
             <w:vAlign w:val="center"/>
           </w:tcPr>
           <w:p>
@@ -336,13 +995,14 @@
                 <w:b w:val="0"/>
                 <w:sz w:val="20"/>
               </w:rPr>
-              <w:t>Главные специалисты-эксперты</w:t>
-            </w:r>
-          </w:p>
-        </w:tc>
-        <w:tc>
-          <w:tcPr>
-            <w:tcW w:type="dxa" w:w="2500"/>
+              <w:t>Консультанты и специалисты</w:t>
+            </w:r>
+          </w:p>
+        </w:tc>
+        <w:tc>
+          <w:tcPr>
+            <w:tcW w:type="dxa" w:w="1400"/>
+            <w:shd w:val="clear" w:color="auto" w:fill="EAF0FA"/>
             <w:vAlign w:val="center"/>
           </w:tcPr>
           <w:p>
@@ -354,8 +1014,71 @@
                 <w:rFonts w:ascii="Arial" w:hAnsi="Arial"/>
                 <w:b w:val="0"/>
                 <w:sz w:val="20"/>
-              </w:rPr>
-              <w:t>29</w:t>
+                <w:highlight w:val="yellow"/>
+              </w:rPr>
+              <w:t>__</w:t>
+            </w:r>
+          </w:p>
+        </w:tc>
+        <w:tc>
+          <w:tcPr>
+            <w:tcW w:type="dxa" w:w="1500"/>
+            <w:shd w:val="clear" w:color="auto" w:fill="EAF0FA"/>
+            <w:vAlign w:val="center"/>
+          </w:tcPr>
+          <w:p>
+            <w:pPr>
+              <w:jc w:val="center"/>
+            </w:pPr>
+            <w:r>
+              <w:rPr>
+                <w:rFonts w:ascii="Arial" w:hAnsi="Arial"/>
+                <w:b w:val="0"/>
+                <w:sz w:val="20"/>
+                <w:highlight w:val="yellow"/>
+              </w:rPr>
+              <w:t>__</w:t>
+            </w:r>
+          </w:p>
+        </w:tc>
+        <w:tc>
+          <w:tcPr>
+            <w:tcW w:type="dxa" w:w="1400"/>
+            <w:shd w:val="clear" w:color="auto" w:fill="EAF0FA"/>
+            <w:vAlign w:val="center"/>
+          </w:tcPr>
+          <w:p>
+            <w:pPr>
+              <w:jc w:val="center"/>
+            </w:pPr>
+            <w:r>
+              <w:rPr>
+                <w:rFonts w:ascii="Arial" w:hAnsi="Arial"/>
+                <w:b w:val="0"/>
+                <w:sz w:val="20"/>
+              </w:rPr>
+              <w:t>183</w:t>
+            </w:r>
+          </w:p>
+        </w:tc>
+        <w:tc>
+          <w:tcPr>
+            <w:tcW w:type="dxa" w:w="1700"/>
+            <w:shd w:val="clear" w:color="auto" w:fill="EAF0FA"/>
+            <w:vAlign w:val="center"/>
+          </w:tcPr>
+          <w:p>
+            <w:pPr>
+              <w:jc w:val="center"/>
+            </w:pPr>
+            <w:r>
+              <w:rPr>
+                <w:rFonts w:ascii="Arial" w:hAnsi="Arial"/>
+                <w:b w:val="0"/>
+                <w:sz w:val="20"/>
+                <w:highlight w:val="yellow"/>
+              </w:rPr>
+              <w:t>__</w:t>
             </w:r>
           </w:p>
         </w:tc>
@@ -363,171 +1086,7 @@
       <w:tr>
         <w:tc>
           <w:tcPr>
-            <w:tcW w:type="dxa" w:w="6500"/>
-            <w:shd w:val="clear" w:color="auto" w:fill="EAF0FA"/>
-            <w:vAlign w:val="center"/>
-          </w:tcPr>
-          <w:p>
-            <w:pPr>
-              <w:jc w:val="left"/>
-            </w:pPr>
-            <w:r>
-              <w:rPr>
-                <w:rFonts w:ascii="Arial" w:hAnsi="Arial"/>
-                <w:b w:val="0"/>
-                <w:sz w:val="20"/>
-              </w:rPr>
-              <w:t>Ведущие специалисты-эксперты</w:t>
-            </w:r>
-          </w:p>
-        </w:tc>
-        <w:tc>
-          <w:tcPr>
-            <w:tcW w:type="dxa" w:w="2500"/>
-            <w:shd w:val="clear" w:color="auto" w:fill="EAF0FA"/>
-            <w:vAlign w:val="center"/>
-          </w:tcPr>
-          <w:p>
-            <w:pPr>
-              <w:jc w:val="center"/>
-            </w:pPr>
-            <w:r>
-              <w:rPr>
-                <w:rFonts w:ascii="Arial" w:hAnsi="Arial"/>
-                <w:b w:val="0"/>
-                <w:sz w:val="20"/>
-              </w:rPr>
-              <w:t>28</w:t>
-            </w:r>
-          </w:p>
-        </w:tc>
-      </w:tr>
-      <w:tr>
-        <w:tc>
-          <w:tcPr>
-            <w:tcW w:type="dxa" w:w="6500"/>
-            <w:vAlign w:val="center"/>
-          </w:tcPr>
-          <w:p>
-            <w:pPr>
-              <w:jc w:val="left"/>
-            </w:pPr>
-            <w:r>
-              <w:rPr>
-                <w:rFonts w:ascii="Arial" w:hAnsi="Arial"/>
-                <w:b w:val="0"/>
-                <w:sz w:val="20"/>
-              </w:rPr>
-              <w:t>Специалисты-эксперты</w:t>
-            </w:r>
-          </w:p>
-        </w:tc>
-        <w:tc>
-          <w:tcPr>
-            <w:tcW w:type="dxa" w:w="2500"/>
-            <w:vAlign w:val="center"/>
-          </w:tcPr>
-          <w:p>
-            <w:pPr>
-              <w:jc w:val="center"/>
-            </w:pPr>
-            <w:r>
-              <w:rPr>
-                <w:rFonts w:ascii="Arial" w:hAnsi="Arial"/>
-                <w:b w:val="0"/>
-                <w:sz w:val="20"/>
-              </w:rPr>
-              <w:t>2</w:t>
-            </w:r>
-          </w:p>
-        </w:tc>
-      </w:tr>
-      <w:tr>
-        <w:tc>
-          <w:tcPr>
-            <w:tcW w:type="dxa" w:w="6500"/>
-            <w:shd w:val="clear" w:color="auto" w:fill="EAF0FA"/>
-            <w:vAlign w:val="center"/>
-          </w:tcPr>
-          <w:p>
-            <w:pPr>
-              <w:jc w:val="left"/>
-            </w:pPr>
-            <w:r>
-              <w:rPr>
-                <w:rFonts w:ascii="Arial" w:hAnsi="Arial"/>
-                <w:b w:val="0"/>
-                <w:sz w:val="20"/>
-              </w:rPr>
-              <w:t>Старшие специалисты 1 разряда</w:t>
-            </w:r>
-          </w:p>
-        </w:tc>
-        <w:tc>
-          <w:tcPr>
-            <w:tcW w:type="dxa" w:w="2500"/>
-            <w:shd w:val="clear" w:color="auto" w:fill="EAF0FA"/>
-            <w:vAlign w:val="center"/>
-          </w:tcPr>
-          <w:p>
-            <w:pPr>
-              <w:jc w:val="center"/>
-            </w:pPr>
-            <w:r>
-              <w:rPr>
-                <w:rFonts w:ascii="Arial" w:hAnsi="Arial"/>
-                <w:b w:val="0"/>
-                <w:sz w:val="20"/>
-              </w:rPr>
-              <w:t>13</w:t>
-            </w:r>
-          </w:p>
-        </w:tc>
-      </w:tr>
-      <w:tr>
-        <w:tc>
-          <w:tcPr>
-            <w:tcW w:type="dxa" w:w="6500"/>
-            <w:vAlign w:val="center"/>
-          </w:tcPr>
-          <w:p>
-            <w:pPr>
-              <w:jc w:val="left"/>
-            </w:pPr>
-            <w:r>
-              <w:rPr>
-                <w:rFonts w:ascii="Arial" w:hAnsi="Arial"/>
-                <w:b w:val="0"/>
-                <w:sz w:val="20"/>
-              </w:rPr>
-              <w:t>Специалисты 1 разряда</w:t>
-            </w:r>
-          </w:p>
-        </w:tc>
-        <w:tc>
-          <w:tcPr>
-            <w:tcW w:type="dxa" w:w="2500"/>
-            <w:vAlign w:val="center"/>
-          </w:tcPr>
-          <w:p>
-            <w:pPr>
-              <w:jc w:val="center"/>
-            </w:pPr>
-            <w:r>
-              <w:rPr>
-                <w:rFonts w:ascii="Arial" w:hAnsi="Arial"/>
-                <w:b w:val="0"/>
-                <w:sz w:val="20"/>
-              </w:rPr>
-              <w:t>50</w:t>
-            </w:r>
-          </w:p>
-        </w:tc>
-      </w:tr>
-      <w:tr>
-        <w:tc>
-          <w:tcPr>
-            <w:tcW w:type="dxa" w:w="6500"/>
+            <w:tcW w:type="dxa" w:w="3638"/>
             <w:shd w:val="clear" w:color="auto" w:fill="D9E2F3"/>
             <w:vAlign w:val="center"/>
           </w:tcPr>
@@ -547,7 +1106,7 @@
         </w:tc>
         <w:tc>
           <w:tcPr>
-            <w:tcW w:type="dxa" w:w="2500"/>
+            <w:tcW w:type="dxa" w:w="1400"/>
             <w:shd w:val="clear" w:color="auto" w:fill="D9E2F3"/>
             <w:vAlign w:val="center"/>
           </w:tcPr>
@@ -561,12 +1120,87 @@
                 <w:b/>
                 <w:sz w:val="20"/>
               </w:rPr>
-              <w:t>141</w:t>
+              <w:t>167</w:t>
+            </w:r>
+          </w:p>
+        </w:tc>
+        <w:tc>
+          <w:tcPr>
+            <w:tcW w:type="dxa" w:w="1500"/>
+            <w:shd w:val="clear" w:color="auto" w:fill="D9E2F3"/>
+            <w:vAlign w:val="center"/>
+          </w:tcPr>
+          <w:p>
+            <w:pPr>
+              <w:jc w:val="center"/>
+            </w:pPr>
+            <w:r>
+              <w:rPr>
+                <w:rFonts w:ascii="Arial" w:hAnsi="Arial"/>
+                <w:b/>
+                <w:sz w:val="20"/>
+              </w:rPr>
+              <w:t>83</w:t>
+            </w:r>
+          </w:p>
+        </w:tc>
+        <w:tc>
+          <w:tcPr>
+            <w:tcW w:type="dxa" w:w="1400"/>
+            <w:shd w:val="clear" w:color="auto" w:fill="D9E2F3"/>
+            <w:vAlign w:val="center"/>
+          </w:tcPr>
+          <w:p>
+            <w:pPr>
+              <w:jc w:val="center"/>
+            </w:pPr>
+            <w:r>
+              <w:rPr>
+                <w:rFonts w:ascii="Arial" w:hAnsi="Arial"/>
+                <w:b/>
+                <w:sz w:val="20"/>
+              </w:rPr>
+              <w:t>250</w:t>
+            </w:r>
+          </w:p>
+        </w:tc>
+        <w:tc>
+          <w:tcPr>
+            <w:tcW w:type="dxa" w:w="1700"/>
+            <w:shd w:val="clear" w:color="auto" w:fill="D9E2F3"/>
+            <w:vAlign w:val="center"/>
+          </w:tcPr>
+          <w:p>
+            <w:pPr>
+              <w:jc w:val="center"/>
+            </w:pPr>
+            <w:r>
+              <w:rPr>
+                <w:rFonts w:ascii="Arial" w:hAnsi="Arial"/>
+                <w:b/>
+                <w:sz w:val="20"/>
+              </w:rPr>
+              <w:t>66,8%</w:t>
             </w:r>
           </w:p>
         </w:tc>
       </w:tr>
     </w:tbl>
+    <w:p>
+      <w:pPr>
+        <w:spacing w:after="120" w:line="300" w:lineRule="auto"/>
+      </w:pPr>
+      <w:proofErr w:type="gramStart"/>
+      <w:r>
+        <w:rPr>
+          <w:i/>
+          <w:color w:val="595959"/>
+          <w:sz w:val="18"/>
+        </w:rPr>
+        <w:t>Примечание: ячейки «__» заполняются по актуальной таблице обучения; итог 167 принят условно.</w:t>
+      </w:r>
+      <w:proofErr w:type="gramEnd"/>
+    </w:p>
     <w:p>
       <w:pPr>
         <w:pStyle w:val="1"/>
@@ -1034,7 +1668,7 @@
       </w:pPr>
       <w:proofErr w:type="gramStart"/>
       <w:r>
-        <w:t>Предложенные организатором даты позволяют продолжить обучение в октябре и завершить его в ноябре 2026 года. Всего запланировано 8 занятий; при равномерном распределении на одно занятие приходится в среднем около 18 сотрудников из 141. Планируется закрыть вопрос обучения всех сотрудников инспекции в соответствии с указанным графиком. Для организации участия необходимо направить письмо организатору и в УПР и сформировать списки сотрудников по датам занятий.</w:t>
+        <w:t>Обучение продолжается в октябре и завершается в ноябре 2026 года: 8 занятий, в среднем около 10 из 83 сотрудников на занятие. Вопрос обучения всех сотрудников планируется закрыть по указанному графику. Необходимо направить письмо организатору и в УПР и составить списки по датам.</w:t>
       </w:r>
       <w:proofErr w:type="gramEnd"/>
     </w:p>

--- a/Справка_обучение_ИИ_график.docx
+++ b/Справка_обучение_ИИ_график.docx
@@ -43,10 +43,26 @@
           <w:sz w:val="24"/>
           <w:szCs w:val="24"/>
         </w:rPr>
-        <w:t>о ходе обучения сотрудников по использованию искусственного интеллекта</w:t>
+        <w:t xml:space="preserve">о ходе </w:t>
       </w:r>
       <w:proofErr w:type="gramStart"/>
+      <w:r>
+        <w:rPr>
+          <w:color w:val="1F3864"/>
+          <w:sz w:val="24"/>
+          <w:szCs w:val="24"/>
+        </w:rPr>
+        <w:t>обучения сотрудников по использованию</w:t>
+      </w:r>
       <w:proofErr w:type="gramEnd"/>
+      <w:r>
+        <w:rPr>
+          <w:color w:val="1F3864"/>
+          <w:sz w:val="24"/>
+          <w:szCs w:val="24"/>
+        </w:rPr>
+        <w:t xml:space="preserve"> искусственного интеллекта</w:t>
+      </w:r>
     </w:p>
     <w:p>
       <w:pPr>
@@ -64,7 +80,7 @@
           <w:sz w:val="20"/>
           <w:szCs w:val="20"/>
         </w:rPr>
-        <w:t>по состоянию на 08.10.2026</w:t>
+        <w:t>по состоянию на 01.10.2026</w:t>
       </w:r>
     </w:p>
     <w:p>
@@ -92,7 +108,7 @@
       </w:pPr>
       <w:proofErr w:type="gramStart"/>
       <w:r>
-        <w:t>На текущую дату обучение по теме «Использование искусственного интеллекта» прошли 167 сотрудников (66,8%). Осталось обучить 83 сотрудника (33,2%).</w:t>
+        <w:t>Обучение по теме «Использование искусственного интеллекта» прошли 109 сотрудников (43,6%). Предстоит обучить 141 сотрудника (56,4%). Из руководящего состава обучение прошли: заместители начальника инспекции — 7 из 7, начальники отделов — 21 из 25, заместители начальников отделов — 29 из 35.</w:t>
       </w:r>
       <w:proofErr w:type="gramEnd"/>
     </w:p>
@@ -282,7 +298,7 @@
                 <w:sz w:val="20"/>
                 <w:szCs w:val="20"/>
               </w:rPr>
-              <w:t>167</w:t>
+              <w:t>109</w:t>
             </w:r>
           </w:p>
         </w:tc>
@@ -312,7 +328,7 @@
                 <w:sz w:val="20"/>
                 <w:szCs w:val="20"/>
               </w:rPr>
-              <w:t>66,8%</w:t>
+              <w:t>43,6%</w:t>
             </w:r>
           </w:p>
         </w:tc>
@@ -375,7 +391,7 @@
                 <w:sz w:val="20"/>
                 <w:szCs w:val="20"/>
               </w:rPr>
-              <w:t>83</w:t>
+              <w:t>141</w:t>
             </w:r>
           </w:p>
         </w:tc>
@@ -406,7 +422,7 @@
                 <w:sz w:val="20"/>
                 <w:szCs w:val="20"/>
               </w:rPr>
-              <w:t>33,2%</w:t>
+              <w:t>56,4%</w:t>
             </w:r>
           </w:p>
         </w:tc>
@@ -507,6 +523,13 @@
         </w:tc>
       </w:tr>
     </w:tbl>
+    <w:p>
+      <w:pPr>
+        <w:spacing w:after="120" w:line="300" w:lineRule="auto"/>
+      </w:pPr>
+      <w:bookmarkStart w:id="0" w:name="_GoBack"/>
+      <w:bookmarkEnd w:id="0"/>
+    </w:p>
     <w:p>
       <w:pPr>
         <w:pStyle w:val="1"/>
@@ -523,7 +546,7 @@
           <w:sz w:val="26"/>
           <w:szCs w:val="26"/>
         </w:rPr>
-        <w:t>2. Разбивка по категориям должностей</w:t>
+        <w:t>2. Разбивка по должностям</w:t>
       </w:r>
     </w:p>
     <w:p>
@@ -532,7 +555,7 @@
       </w:pPr>
       <w:proofErr w:type="gramStart"/>
       <w:r>
-        <w:t>Распределение сотрудников по категориям замещаемых должностей:</w:t>
+        <w:t>Распределение сотрудников, прошедших и не прошедших обучение, по замещаемым должностям:</w:t>
       </w:r>
       <w:proofErr w:type="gramEnd"/>
     </w:p>
@@ -689,7 +712,7 @@
                 <w:b w:val="0"/>
                 <w:sz w:val="20"/>
               </w:rPr>
-              <w:t>Руководство инспекции (заместители начальника, вкл. и.о.)</w:t>
+              <w:t>Заместители начальника инспекции (вкл. и.о.)</w:t>
             </w:r>
           </w:p>
         </w:tc>
@@ -707,9 +730,8 @@
                 <w:rFonts w:ascii="Arial" w:hAnsi="Arial"/>
                 <w:b w:val="0"/>
                 <w:sz w:val="20"/>
-                <w:highlight w:val="yellow"/>
-              </w:rPr>
-              <w:t>__</w:t>
+              </w:rPr>
+              <w:t>7</w:t>
             </w:r>
           </w:p>
         </w:tc>
@@ -727,9 +749,8 @@
                 <w:rFonts w:ascii="Arial" w:hAnsi="Arial"/>
                 <w:b w:val="0"/>
                 <w:sz w:val="20"/>
-                <w:highlight w:val="yellow"/>
-              </w:rPr>
-              <w:t>__</w:t>
+              </w:rPr>
+              <w:t>0</w:t>
             </w:r>
           </w:p>
         </w:tc>
@@ -766,9 +787,8 @@
                 <w:rFonts w:ascii="Arial" w:hAnsi="Arial"/>
                 <w:b w:val="0"/>
                 <w:sz w:val="20"/>
-                <w:highlight w:val="yellow"/>
-              </w:rPr>
-              <w:t>__</w:t>
+              </w:rPr>
+              <w:t>100,0%</w:t>
             </w:r>
           </w:p>
         </w:tc>
@@ -809,9 +829,8 @@
                 <w:rFonts w:ascii="Arial" w:hAnsi="Arial"/>
                 <w:b w:val="0"/>
                 <w:sz w:val="20"/>
-                <w:highlight w:val="yellow"/>
-              </w:rPr>
-              <w:t>__</w:t>
+              </w:rPr>
+              <w:t>21</w:t>
             </w:r>
           </w:p>
         </w:tc>
@@ -830,9 +849,8 @@
                 <w:rFonts w:ascii="Arial" w:hAnsi="Arial"/>
                 <w:b w:val="0"/>
                 <w:sz w:val="20"/>
-                <w:highlight w:val="yellow"/>
-              </w:rPr>
-              <w:t>__</w:t>
+              </w:rPr>
+              <w:t>4</w:t>
             </w:r>
           </w:p>
         </w:tc>
@@ -871,9 +889,8 @@
                 <w:rFonts w:ascii="Arial" w:hAnsi="Arial"/>
                 <w:b w:val="0"/>
                 <w:sz w:val="20"/>
-                <w:highlight w:val="yellow"/>
-              </w:rPr>
-              <w:t>__</w:t>
+              </w:rPr>
+              <w:t>84,0%</w:t>
             </w:r>
           </w:p>
         </w:tc>
@@ -912,9 +929,8 @@
                 <w:rFonts w:ascii="Arial" w:hAnsi="Arial"/>
                 <w:b w:val="0"/>
                 <w:sz w:val="20"/>
-                <w:highlight w:val="yellow"/>
-              </w:rPr>
-              <w:t>__</w:t>
+              </w:rPr>
+              <w:t>29</w:t>
             </w:r>
           </w:p>
         </w:tc>
@@ -932,9 +948,8 @@
                 <w:rFonts w:ascii="Arial" w:hAnsi="Arial"/>
                 <w:b w:val="0"/>
                 <w:sz w:val="20"/>
-                <w:highlight w:val="yellow"/>
-              </w:rPr>
-              <w:t>__</w:t>
+              </w:rPr>
+              <w:t>6</w:t>
             </w:r>
           </w:p>
         </w:tc>
@@ -971,9 +986,8 @@
                 <w:rFonts w:ascii="Arial" w:hAnsi="Arial"/>
                 <w:b w:val="0"/>
                 <w:sz w:val="20"/>
-                <w:highlight w:val="yellow"/>
-              </w:rPr>
-              <w:t>__</w:t>
+              </w:rPr>
+              <w:t>82,9%</w:t>
             </w:r>
           </w:p>
         </w:tc>
@@ -995,7 +1009,7 @@
                 <w:b w:val="0"/>
                 <w:sz w:val="20"/>
               </w:rPr>
-              <w:t>Консультанты и специалисты</w:t>
+              <w:t>Консультанты</w:t>
             </w:r>
           </w:p>
         </w:tc>
@@ -1014,9 +1028,8 @@
                 <w:rFonts w:ascii="Arial" w:hAnsi="Arial"/>
                 <w:b w:val="0"/>
                 <w:sz w:val="20"/>
-                <w:highlight w:val="yellow"/>
-              </w:rPr>
-              <w:t>__</w:t>
+              </w:rPr>
+              <w:t>45</w:t>
             </w:r>
           </w:p>
         </w:tc>
@@ -1035,9 +1048,8 @@
                 <w:rFonts w:ascii="Arial" w:hAnsi="Arial"/>
                 <w:b w:val="0"/>
                 <w:sz w:val="20"/>
-                <w:highlight w:val="yellow"/>
-              </w:rPr>
-              <w:t>__</w:t>
+              </w:rPr>
+              <w:t>9</w:t>
             </w:r>
           </w:p>
         </w:tc>
@@ -1057,7 +1069,7 @@
                 <w:b w:val="0"/>
                 <w:sz w:val="20"/>
               </w:rPr>
-              <w:t>183</w:t>
+              <w:t>54</w:t>
             </w:r>
           </w:p>
         </w:tc>
@@ -1076,9 +1088,8 @@
                 <w:rFonts w:ascii="Arial" w:hAnsi="Arial"/>
                 <w:b w:val="0"/>
                 <w:sz w:val="20"/>
-                <w:highlight w:val="yellow"/>
-              </w:rPr>
-              <w:t>__</w:t>
+              </w:rPr>
+              <w:t>83,3%</w:t>
             </w:r>
           </w:p>
         </w:tc>
@@ -1087,6 +1098,501 @@
         <w:tc>
           <w:tcPr>
             <w:tcW w:type="dxa" w:w="3638"/>
+            <w:vAlign w:val="center"/>
+          </w:tcPr>
+          <w:p>
+            <w:pPr>
+              <w:jc w:val="left"/>
+            </w:pPr>
+            <w:r>
+              <w:rPr>
+                <w:rFonts w:ascii="Arial" w:hAnsi="Arial"/>
+                <w:b w:val="0"/>
+                <w:sz w:val="20"/>
+              </w:rPr>
+              <w:t>Главные специалисты-эксперты</w:t>
+            </w:r>
+          </w:p>
+        </w:tc>
+        <w:tc>
+          <w:tcPr>
+            <w:tcW w:type="dxa" w:w="1400"/>
+            <w:vAlign w:val="center"/>
+          </w:tcPr>
+          <w:p>
+            <w:pPr>
+              <w:jc w:val="center"/>
+            </w:pPr>
+            <w:r>
+              <w:rPr>
+                <w:rFonts w:ascii="Arial" w:hAnsi="Arial"/>
+                <w:b w:val="0"/>
+                <w:sz w:val="20"/>
+              </w:rPr>
+              <w:t>2</w:t>
+            </w:r>
+          </w:p>
+        </w:tc>
+        <w:tc>
+          <w:tcPr>
+            <w:tcW w:type="dxa" w:w="1500"/>
+            <w:vAlign w:val="center"/>
+          </w:tcPr>
+          <w:p>
+            <w:pPr>
+              <w:jc w:val="center"/>
+            </w:pPr>
+            <w:r>
+              <w:rPr>
+                <w:rFonts w:ascii="Arial" w:hAnsi="Arial"/>
+                <w:b w:val="0"/>
+                <w:sz w:val="20"/>
+              </w:rPr>
+              <w:t>29</w:t>
+            </w:r>
+          </w:p>
+        </w:tc>
+        <w:tc>
+          <w:tcPr>
+            <w:tcW w:type="dxa" w:w="1400"/>
+            <w:vAlign w:val="center"/>
+          </w:tcPr>
+          <w:p>
+            <w:pPr>
+              <w:jc w:val="center"/>
+            </w:pPr>
+            <w:r>
+              <w:rPr>
+                <w:rFonts w:ascii="Arial" w:hAnsi="Arial"/>
+                <w:b w:val="0"/>
+                <w:sz w:val="20"/>
+              </w:rPr>
+              <w:t>31</w:t>
+            </w:r>
+          </w:p>
+        </w:tc>
+        <w:tc>
+          <w:tcPr>
+            <w:tcW w:type="dxa" w:w="1700"/>
+            <w:vAlign w:val="center"/>
+          </w:tcPr>
+          <w:p>
+            <w:pPr>
+              <w:jc w:val="center"/>
+            </w:pPr>
+            <w:r>
+              <w:rPr>
+                <w:rFonts w:ascii="Arial" w:hAnsi="Arial"/>
+                <w:b w:val="0"/>
+                <w:sz w:val="20"/>
+              </w:rPr>
+              <w:t>6,5%</w:t>
+            </w:r>
+          </w:p>
+        </w:tc>
+      </w:tr>
+      <w:tr>
+        <w:tc>
+          <w:tcPr>
+            <w:tcW w:type="dxa" w:w="3638"/>
+            <w:shd w:val="clear" w:color="auto" w:fill="EAF0FA"/>
+            <w:vAlign w:val="center"/>
+          </w:tcPr>
+          <w:p>
+            <w:pPr>
+              <w:jc w:val="left"/>
+            </w:pPr>
+            <w:r>
+              <w:rPr>
+                <w:rFonts w:ascii="Arial" w:hAnsi="Arial"/>
+                <w:b w:val="0"/>
+                <w:sz w:val="20"/>
+              </w:rPr>
+              <w:t>Ведущие специалисты-эксперты</w:t>
+            </w:r>
+          </w:p>
+        </w:tc>
+        <w:tc>
+          <w:tcPr>
+            <w:tcW w:type="dxa" w:w="1400"/>
+            <w:shd w:val="clear" w:color="auto" w:fill="EAF0FA"/>
+            <w:vAlign w:val="center"/>
+          </w:tcPr>
+          <w:p>
+            <w:pPr>
+              <w:jc w:val="center"/>
+            </w:pPr>
+            <w:r>
+              <w:rPr>
+                <w:rFonts w:ascii="Arial" w:hAnsi="Arial"/>
+                <w:b w:val="0"/>
+                <w:sz w:val="20"/>
+              </w:rPr>
+              <w:t>2</w:t>
+            </w:r>
+          </w:p>
+        </w:tc>
+        <w:tc>
+          <w:tcPr>
+            <w:tcW w:type="dxa" w:w="1500"/>
+            <w:shd w:val="clear" w:color="auto" w:fill="EAF0FA"/>
+            <w:vAlign w:val="center"/>
+          </w:tcPr>
+          <w:p>
+            <w:pPr>
+              <w:jc w:val="center"/>
+            </w:pPr>
+            <w:r>
+              <w:rPr>
+                <w:rFonts w:ascii="Arial" w:hAnsi="Arial"/>
+                <w:b w:val="0"/>
+                <w:sz w:val="20"/>
+              </w:rPr>
+              <w:t>28</w:t>
+            </w:r>
+          </w:p>
+        </w:tc>
+        <w:tc>
+          <w:tcPr>
+            <w:tcW w:type="dxa" w:w="1400"/>
+            <w:shd w:val="clear" w:color="auto" w:fill="EAF0FA"/>
+            <w:vAlign w:val="center"/>
+          </w:tcPr>
+          <w:p>
+            <w:pPr>
+              <w:jc w:val="center"/>
+            </w:pPr>
+            <w:r>
+              <w:rPr>
+                <w:rFonts w:ascii="Arial" w:hAnsi="Arial"/>
+                <w:b w:val="0"/>
+                <w:sz w:val="20"/>
+              </w:rPr>
+              <w:t>30</w:t>
+            </w:r>
+          </w:p>
+        </w:tc>
+        <w:tc>
+          <w:tcPr>
+            <w:tcW w:type="dxa" w:w="1700"/>
+            <w:shd w:val="clear" w:color="auto" w:fill="EAF0FA"/>
+            <w:vAlign w:val="center"/>
+          </w:tcPr>
+          <w:p>
+            <w:pPr>
+              <w:jc w:val="center"/>
+            </w:pPr>
+            <w:r>
+              <w:rPr>
+                <w:rFonts w:ascii="Arial" w:hAnsi="Arial"/>
+                <w:b w:val="0"/>
+                <w:sz w:val="20"/>
+              </w:rPr>
+              <w:t>6,7%</w:t>
+            </w:r>
+          </w:p>
+        </w:tc>
+      </w:tr>
+      <w:tr>
+        <w:tc>
+          <w:tcPr>
+            <w:tcW w:type="dxa" w:w="3638"/>
+            <w:vAlign w:val="center"/>
+          </w:tcPr>
+          <w:p>
+            <w:pPr>
+              <w:jc w:val="left"/>
+            </w:pPr>
+            <w:r>
+              <w:rPr>
+                <w:rFonts w:ascii="Arial" w:hAnsi="Arial"/>
+                <w:b w:val="0"/>
+                <w:sz w:val="20"/>
+              </w:rPr>
+              <w:t>Специалисты-эксперты</w:t>
+            </w:r>
+          </w:p>
+        </w:tc>
+        <w:tc>
+          <w:tcPr>
+            <w:tcW w:type="dxa" w:w="1400"/>
+            <w:vAlign w:val="center"/>
+          </w:tcPr>
+          <w:p>
+            <w:pPr>
+              <w:jc w:val="center"/>
+            </w:pPr>
+            <w:r>
+              <w:rPr>
+                <w:rFonts w:ascii="Arial" w:hAnsi="Arial"/>
+                <w:b w:val="0"/>
+                <w:sz w:val="20"/>
+              </w:rPr>
+              <w:t>0</w:t>
+            </w:r>
+          </w:p>
+        </w:tc>
+        <w:tc>
+          <w:tcPr>
+            <w:tcW w:type="dxa" w:w="1500"/>
+            <w:vAlign w:val="center"/>
+          </w:tcPr>
+          <w:p>
+            <w:pPr>
+              <w:jc w:val="center"/>
+            </w:pPr>
+            <w:r>
+              <w:rPr>
+                <w:rFonts w:ascii="Arial" w:hAnsi="Arial"/>
+                <w:b w:val="0"/>
+                <w:sz w:val="20"/>
+              </w:rPr>
+              <w:t>2</w:t>
+            </w:r>
+          </w:p>
+        </w:tc>
+        <w:tc>
+          <w:tcPr>
+            <w:tcW w:type="dxa" w:w="1400"/>
+            <w:vAlign w:val="center"/>
+          </w:tcPr>
+          <w:p>
+            <w:pPr>
+              <w:jc w:val="center"/>
+            </w:pPr>
+            <w:r>
+              <w:rPr>
+                <w:rFonts w:ascii="Arial" w:hAnsi="Arial"/>
+                <w:b w:val="0"/>
+                <w:sz w:val="20"/>
+              </w:rPr>
+              <w:t>2</w:t>
+            </w:r>
+          </w:p>
+        </w:tc>
+        <w:tc>
+          <w:tcPr>
+            <w:tcW w:type="dxa" w:w="1700"/>
+            <w:vAlign w:val="center"/>
+          </w:tcPr>
+          <w:p>
+            <w:pPr>
+              <w:jc w:val="center"/>
+            </w:pPr>
+            <w:r>
+              <w:rPr>
+                <w:rFonts w:ascii="Arial" w:hAnsi="Arial"/>
+                <w:b w:val="0"/>
+                <w:sz w:val="20"/>
+              </w:rPr>
+              <w:t>0,0%</w:t>
+            </w:r>
+          </w:p>
+        </w:tc>
+      </w:tr>
+      <w:tr>
+        <w:tc>
+          <w:tcPr>
+            <w:tcW w:type="dxa" w:w="3638"/>
+            <w:shd w:val="clear" w:color="auto" w:fill="EAF0FA"/>
+            <w:vAlign w:val="center"/>
+          </w:tcPr>
+          <w:p>
+            <w:pPr>
+              <w:jc w:val="left"/>
+            </w:pPr>
+            <w:r>
+              <w:rPr>
+                <w:rFonts w:ascii="Arial" w:hAnsi="Arial"/>
+                <w:b w:val="0"/>
+                <w:sz w:val="20"/>
+              </w:rPr>
+              <w:t>Старшие специалисты 1 разряда</w:t>
+            </w:r>
+          </w:p>
+        </w:tc>
+        <w:tc>
+          <w:tcPr>
+            <w:tcW w:type="dxa" w:w="1400"/>
+            <w:shd w:val="clear" w:color="auto" w:fill="EAF0FA"/>
+            <w:vAlign w:val="center"/>
+          </w:tcPr>
+          <w:p>
+            <w:pPr>
+              <w:jc w:val="center"/>
+            </w:pPr>
+            <w:r>
+              <w:rPr>
+                <w:rFonts w:ascii="Arial" w:hAnsi="Arial"/>
+                <w:b w:val="0"/>
+                <w:sz w:val="20"/>
+              </w:rPr>
+              <w:t>0</w:t>
+            </w:r>
+          </w:p>
+        </w:tc>
+        <w:tc>
+          <w:tcPr>
+            <w:tcW w:type="dxa" w:w="1500"/>
+            <w:shd w:val="clear" w:color="auto" w:fill="EAF0FA"/>
+            <w:vAlign w:val="center"/>
+          </w:tcPr>
+          <w:p>
+            <w:pPr>
+              <w:jc w:val="center"/>
+            </w:pPr>
+            <w:r>
+              <w:rPr>
+                <w:rFonts w:ascii="Arial" w:hAnsi="Arial"/>
+                <w:b w:val="0"/>
+                <w:sz w:val="20"/>
+              </w:rPr>
+              <w:t>13</w:t>
+            </w:r>
+          </w:p>
+        </w:tc>
+        <w:tc>
+          <w:tcPr>
+            <w:tcW w:type="dxa" w:w="1400"/>
+            <w:shd w:val="clear" w:color="auto" w:fill="EAF0FA"/>
+            <w:vAlign w:val="center"/>
+          </w:tcPr>
+          <w:p>
+            <w:pPr>
+              <w:jc w:val="center"/>
+            </w:pPr>
+            <w:r>
+              <w:rPr>
+                <w:rFonts w:ascii="Arial" w:hAnsi="Arial"/>
+                <w:b w:val="0"/>
+                <w:sz w:val="20"/>
+              </w:rPr>
+              <w:t>13</w:t>
+            </w:r>
+          </w:p>
+        </w:tc>
+        <w:tc>
+          <w:tcPr>
+            <w:tcW w:type="dxa" w:w="1700"/>
+            <w:shd w:val="clear" w:color="auto" w:fill="EAF0FA"/>
+            <w:vAlign w:val="center"/>
+          </w:tcPr>
+          <w:p>
+            <w:pPr>
+              <w:jc w:val="center"/>
+            </w:pPr>
+            <w:r>
+              <w:rPr>
+                <w:rFonts w:ascii="Arial" w:hAnsi="Arial"/>
+                <w:b w:val="0"/>
+                <w:sz w:val="20"/>
+              </w:rPr>
+              <w:t>0,0%</w:t>
+            </w:r>
+          </w:p>
+        </w:tc>
+      </w:tr>
+      <w:tr>
+        <w:tc>
+          <w:tcPr>
+            <w:tcW w:type="dxa" w:w="3638"/>
+            <w:vAlign w:val="center"/>
+          </w:tcPr>
+          <w:p>
+            <w:pPr>
+              <w:jc w:val="left"/>
+            </w:pPr>
+            <w:r>
+              <w:rPr>
+                <w:rFonts w:ascii="Arial" w:hAnsi="Arial"/>
+                <w:b w:val="0"/>
+                <w:sz w:val="20"/>
+              </w:rPr>
+              <w:t>Специалисты 1 разряда</w:t>
+            </w:r>
+          </w:p>
+        </w:tc>
+        <w:tc>
+          <w:tcPr>
+            <w:tcW w:type="dxa" w:w="1400"/>
+            <w:vAlign w:val="center"/>
+          </w:tcPr>
+          <w:p>
+            <w:pPr>
+              <w:jc w:val="center"/>
+            </w:pPr>
+            <w:r>
+              <w:rPr>
+                <w:rFonts w:ascii="Arial" w:hAnsi="Arial"/>
+                <w:b w:val="0"/>
+                <w:sz w:val="20"/>
+              </w:rPr>
+              <w:t>3</w:t>
+            </w:r>
+          </w:p>
+        </w:tc>
+        <w:tc>
+          <w:tcPr>
+            <w:tcW w:type="dxa" w:w="1500"/>
+            <w:vAlign w:val="center"/>
+          </w:tcPr>
+          <w:p>
+            <w:pPr>
+              <w:jc w:val="center"/>
+            </w:pPr>
+            <w:r>
+              <w:rPr>
+                <w:rFonts w:ascii="Arial" w:hAnsi="Arial"/>
+                <w:b w:val="0"/>
+                <w:sz w:val="20"/>
+              </w:rPr>
+              <w:t>50</w:t>
+            </w:r>
+          </w:p>
+        </w:tc>
+        <w:tc>
+          <w:tcPr>
+            <w:tcW w:type="dxa" w:w="1400"/>
+            <w:vAlign w:val="center"/>
+          </w:tcPr>
+          <w:p>
+            <w:pPr>
+              <w:jc w:val="center"/>
+            </w:pPr>
+            <w:r>
+              <w:rPr>
+                <w:rFonts w:ascii="Arial" w:hAnsi="Arial"/>
+                <w:b w:val="0"/>
+                <w:sz w:val="20"/>
+              </w:rPr>
+              <w:t>53</w:t>
+            </w:r>
+          </w:p>
+        </w:tc>
+        <w:tc>
+          <w:tcPr>
+            <w:tcW w:type="dxa" w:w="1700"/>
+            <w:vAlign w:val="center"/>
+          </w:tcPr>
+          <w:p>
+            <w:pPr>
+              <w:jc w:val="center"/>
+            </w:pPr>
+            <w:r>
+              <w:rPr>
+                <w:rFonts w:ascii="Arial" w:hAnsi="Arial"/>
+                <w:b w:val="0"/>
+                <w:sz w:val="20"/>
+              </w:rPr>
+              <w:t>5,7%</w:t>
+            </w:r>
+          </w:p>
+        </w:tc>
+      </w:tr>
+      <w:tr>
+        <w:tc>
+          <w:tcPr>
+            <w:tcW w:type="dxa" w:w="3638"/>
             <w:shd w:val="clear" w:color="auto" w:fill="D9E2F3"/>
             <w:vAlign w:val="center"/>
           </w:tcPr>
@@ -1120,7 +1626,7 @@
                 <w:b/>
                 <w:sz w:val="20"/>
               </w:rPr>
-              <w:t>167</w:t>
+              <w:t>109</w:t>
             </w:r>
           </w:p>
         </w:tc>
@@ -1140,7 +1646,7 @@
                 <w:b/>
                 <w:sz w:val="20"/>
               </w:rPr>
-              <w:t>83</w:t>
+              <w:t>141</w:t>
             </w:r>
           </w:p>
         </w:tc>
@@ -1180,7 +1686,7 @@
                 <w:b/>
                 <w:sz w:val="20"/>
               </w:rPr>
-              <w:t>66,8%</w:t>
+              <w:t>43,6%</w:t>
             </w:r>
           </w:p>
         </w:tc>
@@ -1197,14 +1703,14 @@
           <w:color w:val="595959"/>
           <w:sz w:val="18"/>
         </w:rPr>
-        <w:t>Примечание: ячейки «__» заполняются по актуальной таблице обучения; итог 167 принят условно.</w:t>
+        <w:t>Примечание: руководство инспекции в число не прошедших обучение не включено.</w:t>
       </w:r>
       <w:proofErr w:type="gramEnd"/>
     </w:p>
     <w:p>
       <w:pPr>
         <w:pStyle w:val="1"/>
-        <w:keepNext/>
+        <w:pageBreakBefore/>
         <w:pBdr>
           <w:bottom w:val="single" w:sz="6" w:space="2" w:color="1F3864"/>
         </w:pBdr>
@@ -1668,7 +2174,7 @@
       </w:pPr>
       <w:proofErr w:type="gramStart"/>
       <w:r>
-        <w:t>Обучение продолжается в октябре и завершается в ноябре 2026 года: 8 занятий, в среднем около 10 из 83 сотрудников на занятие. Вопрос обучения всех сотрудников планируется закрыть по указанному графику. Необходимо направить письмо организатору и в УПР и составить списки по датам.</w:t>
+        <w:t>Обучение продолжается в октябре и завершается в ноябре 2026 года: 8 занятий, в среднем около 18 сотрудников из 141 на занятие. Вопрос обучения всех сотрудников планируется закрыть по указанному графику. Необходимо направить письмо организатору и в УПР и составить списки по датам.</w:t>
       </w:r>
       <w:proofErr w:type="gramEnd"/>
     </w:p>

--- a/Справка_обучение_ИИ_график.docx
+++ b/Справка_обучение_ИИ_график.docx
@@ -43,7 +43,7 @@
           <w:sz w:val="24"/>
           <w:szCs w:val="24"/>
         </w:rPr>
-        <w:t xml:space="preserve">о ходе </w:t>
+        <w:t xml:space="preserve">о сотрудниках, не прошедших </w:t>
       </w:r>
       <w:proofErr w:type="gramStart"/>
       <w:r>
@@ -52,7 +52,7 @@
           <w:sz w:val="24"/>
           <w:szCs w:val="24"/>
         </w:rPr>
-        <w:t>обучения сотрудников по использованию</w:t>
+        <w:t>обучение по использованию</w:t>
       </w:r>
       <w:proofErr w:type="gramEnd"/>
       <w:r>
@@ -99,18 +99,800 @@
           <w:sz w:val="26"/>
           <w:szCs w:val="26"/>
         </w:rPr>
-        <w:t>1. Основные итоги</w:t>
+        <w:t>1. Сводка по обучившимся сотрудникам</w:t>
       </w:r>
     </w:p>
     <w:p>
       <w:pPr>
         <w:spacing w:after="120" w:line="300" w:lineRule="auto"/>
       </w:pPr>
-      <w:proofErr w:type="gramStart"/>
       <w:r>
-        <w:t>Обучение по теме «Использование искусственного интеллекта» прошли 109 сотрудников (43,6%). Предстоит обучить 141 сотрудника (56,4%). Из руководящего состава обучение прошли: заместители начальника инспекции — 7 из 7, начальники отделов — 21 из 25, заместители начальников отделов — 29 из 35.</w:t>
+        <w:t>Обучение по теме «Использование искусственного интеллекта» прошли 109 сотрудников (43,6% от 250). Распределение прошедших обучение по замещаемым должностям:</w:t>
       </w:r>
-      <w:proofErr w:type="gramEnd"/>
+    </w:p>
+    <w:tbl>
+      <w:tblPr>
+        <w:tblW w:w="9638" w:type="dxa"/>
+        <w:tblBorders>
+          <w:top w:val="single" w:sz="4" w:space="0" w:color="B4BCC8"/>
+          <w:left w:val="single" w:sz="4" w:space="0" w:color="B4BCC8"/>
+          <w:bottom w:val="single" w:sz="4" w:space="0" w:color="B4BCC8"/>
+          <w:right w:val="single" w:sz="4" w:space="0" w:color="B4BCC8"/>
+          <w:insideH w:val="single" w:sz="4" w:space="0" w:color="B4BCC8"/>
+          <w:insideV w:val="single" w:sz="4" w:space="0" w:color="B4BCC8"/>
+        </w:tblBorders>
+        <w:tblLayout w:type="fixed"/>
+        <w:tblCellMar>
+          <w:top w:w="80" w:type="dxa"/>
+          <w:left w:w="120" w:type="dxa"/>
+          <w:bottom w:w="80" w:type="dxa"/>
+          <w:right w:w="120" w:type="dxa"/>
+        </w:tblCellMar>
+        <w:tblLook w:val="04A0" w:firstRow="1" w:lastRow="0" w:firstColumn="1" w:lastColumn="0" w:noHBand="0" w:noVBand="1"/>
+      </w:tblPr>
+      <w:tblGrid>
+        <w:gridCol w:w="6961"/>
+        <w:gridCol w:w="2677"/>
+      </w:tblGrid>
+      <w:tr>
+        <w:trPr>
+          <w:tblHeader/>
+        </w:trPr>
+        <w:tc>
+          <w:tcPr>
+            <w:tcW w:w="6500" w:type="dxa"/>
+            <w:shd w:val="clear" w:color="auto" w:fill="1F3864"/>
+            <w:vAlign w:val="center"/>
+          </w:tcPr>
+          <w:p>
+            <w:pPr>
+              <w:jc w:val="center"/>
+            </w:pPr>
+            <w:r>
+              <w:rPr>
+                <w:b/>
+                <w:color w:val="FFFFFF"/>
+                <w:sz w:val="20"/>
+              </w:rPr>
+              <w:t>Должность</w:t>
+            </w:r>
+          </w:p>
+        </w:tc>
+        <w:tc>
+          <w:tcPr>
+            <w:tcW w:w="2500" w:type="dxa"/>
+            <w:shd w:val="clear" w:color="auto" w:fill="1F3864"/>
+            <w:vAlign w:val="center"/>
+          </w:tcPr>
+          <w:p>
+            <w:pPr>
+              <w:jc w:val="center"/>
+            </w:pPr>
+            <w:r>
+              <w:rPr>
+                <w:b/>
+                <w:color w:val="FFFFFF"/>
+                <w:sz w:val="20"/>
+              </w:rPr>
+              <w:t>Прошли обучение</w:t>
+            </w:r>
+          </w:p>
+        </w:tc>
+      </w:tr>
+      <w:tr>
+        <w:tc>
+          <w:tcPr>
+            <w:tcW w:w="6500" w:type="dxa"/>
+            <w:shd w:val="clear" w:color="auto" w:fill="EAF0FA"/>
+            <w:vAlign w:val="center"/>
+          </w:tcPr>
+          <w:p>
+            <w:r>
+              <w:rPr>
+                <w:sz w:val="20"/>
+              </w:rPr>
+              <w:t>Заместители начальника инспекции (вкл. и.о.)</w:t>
+            </w:r>
+          </w:p>
+        </w:tc>
+        <w:tc>
+          <w:tcPr>
+            <w:tcW w:w="2500" w:type="dxa"/>
+            <w:shd w:val="clear" w:color="auto" w:fill="EAF0FA"/>
+            <w:vAlign w:val="center"/>
+          </w:tcPr>
+          <w:p>
+            <w:pPr>
+              <w:jc w:val="center"/>
+            </w:pPr>
+            <w:r>
+              <w:rPr>
+                <w:sz w:val="20"/>
+              </w:rPr>
+              <w:t>7</w:t>
+            </w:r>
+          </w:p>
+        </w:tc>
+      </w:tr>
+      <w:tr>
+        <w:tc>
+          <w:tcPr>
+            <w:tcW w:w="6500" w:type="dxa"/>
+            <w:vAlign w:val="center"/>
+          </w:tcPr>
+          <w:p>
+            <w:r>
+              <w:rPr>
+                <w:sz w:val="20"/>
+              </w:rPr>
+              <w:t>Начальники отделов (вкл. и.о.)</w:t>
+            </w:r>
+          </w:p>
+        </w:tc>
+        <w:tc>
+          <w:tcPr>
+            <w:tcW w:w="2500" w:type="dxa"/>
+            <w:vAlign w:val="center"/>
+          </w:tcPr>
+          <w:p>
+            <w:pPr>
+              <w:jc w:val="center"/>
+            </w:pPr>
+            <w:r>
+              <w:rPr>
+                <w:sz w:val="20"/>
+              </w:rPr>
+              <w:t>21</w:t>
+            </w:r>
+          </w:p>
+        </w:tc>
+      </w:tr>
+      <w:tr>
+        <w:tc>
+          <w:tcPr>
+            <w:tcW w:w="6500" w:type="dxa"/>
+            <w:shd w:val="clear" w:color="auto" w:fill="EAF0FA"/>
+            <w:vAlign w:val="center"/>
+          </w:tcPr>
+          <w:p>
+            <w:r>
+              <w:rPr>
+                <w:sz w:val="20"/>
+              </w:rPr>
+              <w:t>Заместители начальников отделов</w:t>
+            </w:r>
+          </w:p>
+        </w:tc>
+        <w:tc>
+          <w:tcPr>
+            <w:tcW w:w="2500" w:type="dxa"/>
+            <w:shd w:val="clear" w:color="auto" w:fill="EAF0FA"/>
+            <w:vAlign w:val="center"/>
+          </w:tcPr>
+          <w:p>
+            <w:pPr>
+              <w:jc w:val="center"/>
+            </w:pPr>
+            <w:r>
+              <w:rPr>
+                <w:sz w:val="20"/>
+              </w:rPr>
+              <w:t>29</w:t>
+            </w:r>
+          </w:p>
+        </w:tc>
+      </w:tr>
+      <w:tr>
+        <w:tc>
+          <w:tcPr>
+            <w:tcW w:w="6500" w:type="dxa"/>
+            <w:vAlign w:val="center"/>
+          </w:tcPr>
+          <w:p>
+            <w:r>
+              <w:rPr>
+                <w:sz w:val="20"/>
+              </w:rPr>
+              <w:t>Консультанты</w:t>
+            </w:r>
+          </w:p>
+        </w:tc>
+        <w:tc>
+          <w:tcPr>
+            <w:tcW w:w="2500" w:type="dxa"/>
+            <w:vAlign w:val="center"/>
+          </w:tcPr>
+          <w:p>
+            <w:pPr>
+              <w:jc w:val="center"/>
+            </w:pPr>
+            <w:r>
+              <w:rPr>
+                <w:sz w:val="20"/>
+              </w:rPr>
+              <w:t>45</w:t>
+            </w:r>
+          </w:p>
+        </w:tc>
+      </w:tr>
+      <w:tr>
+        <w:tc>
+          <w:tcPr>
+            <w:tcW w:w="6500" w:type="dxa"/>
+            <w:shd w:val="clear" w:color="auto" w:fill="EAF0FA"/>
+            <w:vAlign w:val="center"/>
+          </w:tcPr>
+          <w:p>
+            <w:r>
+              <w:rPr>
+                <w:sz w:val="20"/>
+              </w:rPr>
+              <w:t>Главные специалисты-эксперты</w:t>
+            </w:r>
+          </w:p>
+        </w:tc>
+        <w:tc>
+          <w:tcPr>
+            <w:tcW w:w="2500" w:type="dxa"/>
+            <w:shd w:val="clear" w:color="auto" w:fill="EAF0FA"/>
+            <w:vAlign w:val="center"/>
+          </w:tcPr>
+          <w:p>
+            <w:pPr>
+              <w:jc w:val="center"/>
+            </w:pPr>
+            <w:r>
+              <w:rPr>
+                <w:sz w:val="20"/>
+              </w:rPr>
+              <w:t>2</w:t>
+            </w:r>
+          </w:p>
+        </w:tc>
+      </w:tr>
+      <w:tr>
+        <w:tc>
+          <w:tcPr>
+            <w:tcW w:w="6500" w:type="dxa"/>
+            <w:vAlign w:val="center"/>
+          </w:tcPr>
+          <w:p>
+            <w:r>
+              <w:rPr>
+                <w:sz w:val="20"/>
+              </w:rPr>
+              <w:t>Ведущие специалисты-эксперты</w:t>
+            </w:r>
+          </w:p>
+        </w:tc>
+        <w:tc>
+          <w:tcPr>
+            <w:tcW w:w="2500" w:type="dxa"/>
+            <w:vAlign w:val="center"/>
+          </w:tcPr>
+          <w:p>
+            <w:pPr>
+              <w:jc w:val="center"/>
+            </w:pPr>
+            <w:r>
+              <w:rPr>
+                <w:sz w:val="20"/>
+              </w:rPr>
+              <w:t>2</w:t>
+            </w:r>
+          </w:p>
+        </w:tc>
+      </w:tr>
+      <w:tr>
+        <w:tc>
+          <w:tcPr>
+            <w:tcW w:w="6500" w:type="dxa"/>
+            <w:shd w:val="clear" w:color="auto" w:fill="EAF0FA"/>
+            <w:vAlign w:val="center"/>
+          </w:tcPr>
+          <w:p>
+            <w:r>
+              <w:rPr>
+                <w:sz w:val="20"/>
+              </w:rPr>
+              <w:t>Специалисты 1 разряда</w:t>
+            </w:r>
+          </w:p>
+        </w:tc>
+        <w:tc>
+          <w:tcPr>
+            <w:tcW w:w="2500" w:type="dxa"/>
+            <w:shd w:val="clear" w:color="auto" w:fill="EAF0FA"/>
+            <w:vAlign w:val="center"/>
+          </w:tcPr>
+          <w:p>
+            <w:pPr>
+              <w:jc w:val="center"/>
+            </w:pPr>
+            <w:r>
+              <w:rPr>
+                <w:sz w:val="20"/>
+              </w:rPr>
+              <w:t>3</w:t>
+            </w:r>
+          </w:p>
+        </w:tc>
+      </w:tr>
+      <w:tr>
+        <w:tc>
+          <w:tcPr>
+            <w:tcW w:w="6500" w:type="dxa"/>
+            <w:shd w:val="clear" w:color="auto" w:fill="D9E2F3"/>
+            <w:vAlign w:val="center"/>
+          </w:tcPr>
+          <w:p>
+            <w:r>
+              <w:rPr>
+                <w:b/>
+                <w:sz w:val="20"/>
+              </w:rPr>
+              <w:t>Всего</w:t>
+            </w:r>
+          </w:p>
+        </w:tc>
+        <w:tc>
+          <w:tcPr>
+            <w:tcW w:w="2500" w:type="dxa"/>
+            <w:shd w:val="clear" w:color="auto" w:fill="D9E2F3"/>
+            <w:vAlign w:val="center"/>
+          </w:tcPr>
+          <w:p>
+            <w:pPr>
+              <w:jc w:val="center"/>
+            </w:pPr>
+            <w:r>
+              <w:rPr>
+                <w:b/>
+                <w:sz w:val="20"/>
+              </w:rPr>
+              <w:t>109</w:t>
+            </w:r>
+          </w:p>
+        </w:tc>
+      </w:tr>
+    </w:tbl>
+    <w:p>
+      <w:pPr>
+        <w:pStyle w:val="1"/>
+        <w:pBdr>
+          <w:bottom w:val="single" w:sz="6" w:space="2" w:color="1F3864"/>
+        </w:pBdr>
+        <w:spacing w:before="280" w:after="140"/>
+      </w:pPr>
+      <w:r>
+        <w:rPr>
+          <w:b/>
+          <w:bCs/>
+          <w:color w:val="1F3864"/>
+          <w:sz w:val="26"/>
+          <w:szCs w:val="26"/>
+        </w:rPr>
+        <w:t>2. Разбивка по должностям</w:t>
+      </w:r>
+    </w:p>
+    <w:p>
+      <w:pPr>
+        <w:spacing w:after="120" w:line="300" w:lineRule="auto"/>
+      </w:pPr>
+      <w:r>
+        <w:t>Распределение сотрудников, не прошедших обучение, по замещаемым должностям:</w:t>
+      </w:r>
+    </w:p>
+    <w:tbl>
+      <w:tblPr>
+        <w:tblW w:w="9638" w:type="dxa"/>
+        <w:tblBorders>
+          <w:top w:val="single" w:sz="4" w:space="0" w:color="B4BCC8"/>
+          <w:left w:val="single" w:sz="4" w:space="0" w:color="B4BCC8"/>
+          <w:bottom w:val="single" w:sz="4" w:space="0" w:color="B4BCC8"/>
+          <w:right w:val="single" w:sz="4" w:space="0" w:color="B4BCC8"/>
+          <w:insideH w:val="single" w:sz="4" w:space="0" w:color="B4BCC8"/>
+          <w:insideV w:val="single" w:sz="4" w:space="0" w:color="B4BCC8"/>
+        </w:tblBorders>
+        <w:tblLayout w:type="fixed"/>
+        <w:tblCellMar>
+          <w:top w:w="80" w:type="dxa"/>
+          <w:left w:w="120" w:type="dxa"/>
+          <w:bottom w:w="80" w:type="dxa"/>
+          <w:right w:w="120" w:type="dxa"/>
+        </w:tblCellMar>
+        <w:tblLook w:val="04A0" w:firstRow="1" w:lastRow="0" w:firstColumn="1" w:lastColumn="0" w:noHBand="0" w:noVBand="1"/>
+      </w:tblPr>
+      <w:tblGrid>
+        <w:gridCol w:w="6961"/>
+        <w:gridCol w:w="2677"/>
+      </w:tblGrid>
+      <w:tr>
+        <w:trPr>
+          <w:tblHeader/>
+        </w:trPr>
+        <w:tc>
+          <w:tcPr>
+            <w:tcW w:w="6500" w:type="dxa"/>
+            <w:shd w:val="clear" w:color="auto" w:fill="1F3864"/>
+            <w:vAlign w:val="center"/>
+          </w:tcPr>
+          <w:p>
+            <w:pPr>
+              <w:jc w:val="center"/>
+            </w:pPr>
+            <w:r>
+              <w:rPr>
+                <w:b/>
+                <w:color w:val="FFFFFF"/>
+                <w:sz w:val="20"/>
+              </w:rPr>
+              <w:t>Должность</w:t>
+            </w:r>
+          </w:p>
+        </w:tc>
+        <w:tc>
+          <w:tcPr>
+            <w:tcW w:w="2500" w:type="dxa"/>
+            <w:shd w:val="clear" w:color="auto" w:fill="1F3864"/>
+            <w:vAlign w:val="center"/>
+          </w:tcPr>
+          <w:p>
+            <w:pPr>
+              <w:jc w:val="center"/>
+            </w:pPr>
+            <w:r>
+              <w:rPr>
+                <w:b/>
+                <w:color w:val="FFFFFF"/>
+                <w:sz w:val="20"/>
+              </w:rPr>
+              <w:t>Осталось обучить</w:t>
+            </w:r>
+          </w:p>
+        </w:tc>
+      </w:tr>
+      <w:tr>
+        <w:tc>
+          <w:tcPr>
+            <w:tcW w:w="6500" w:type="dxa"/>
+            <w:shd w:val="clear" w:color="auto" w:fill="EAF0FA"/>
+            <w:vAlign w:val="center"/>
+          </w:tcPr>
+          <w:p>
+            <w:r>
+              <w:rPr>
+                <w:sz w:val="20"/>
+              </w:rPr>
+              <w:t>Начальники отделов (вкл. и.о.)</w:t>
+            </w:r>
+          </w:p>
+        </w:tc>
+        <w:tc>
+          <w:tcPr>
+            <w:tcW w:w="2500" w:type="dxa"/>
+            <w:shd w:val="clear" w:color="auto" w:fill="EAF0FA"/>
+            <w:vAlign w:val="center"/>
+          </w:tcPr>
+          <w:p>
+            <w:pPr>
+              <w:jc w:val="center"/>
+            </w:pPr>
+            <w:r>
+              <w:rPr>
+                <w:sz w:val="20"/>
+              </w:rPr>
+              <w:t>4</w:t>
+            </w:r>
+          </w:p>
+        </w:tc>
+      </w:tr>
+      <w:tr>
+        <w:tc>
+          <w:tcPr>
+            <w:tcW w:w="6500" w:type="dxa"/>
+            <w:vAlign w:val="center"/>
+          </w:tcPr>
+          <w:p>
+            <w:r>
+              <w:rPr>
+                <w:sz w:val="20"/>
+              </w:rPr>
+              <w:t>Заместители начальников отделов</w:t>
+            </w:r>
+          </w:p>
+        </w:tc>
+        <w:tc>
+          <w:tcPr>
+            <w:tcW w:w="2500" w:type="dxa"/>
+            <w:vAlign w:val="center"/>
+          </w:tcPr>
+          <w:p>
+            <w:pPr>
+              <w:jc w:val="center"/>
+            </w:pPr>
+            <w:r>
+              <w:rPr>
+                <w:sz w:val="20"/>
+              </w:rPr>
+              <w:t>6</w:t>
+            </w:r>
+          </w:p>
+        </w:tc>
+      </w:tr>
+      <w:tr>
+        <w:tc>
+          <w:tcPr>
+            <w:tcW w:w="6500" w:type="dxa"/>
+            <w:shd w:val="clear" w:color="auto" w:fill="EAF0FA"/>
+            <w:vAlign w:val="center"/>
+          </w:tcPr>
+          <w:p>
+            <w:r>
+              <w:rPr>
+                <w:sz w:val="20"/>
+              </w:rPr>
+              <w:t>Консультанты</w:t>
+            </w:r>
+          </w:p>
+        </w:tc>
+        <w:tc>
+          <w:tcPr>
+            <w:tcW w:w="2500" w:type="dxa"/>
+            <w:shd w:val="clear" w:color="auto" w:fill="EAF0FA"/>
+            <w:vAlign w:val="center"/>
+          </w:tcPr>
+          <w:p>
+            <w:pPr>
+              <w:jc w:val="center"/>
+            </w:pPr>
+            <w:r>
+              <w:rPr>
+                <w:sz w:val="20"/>
+              </w:rPr>
+              <w:t>9</w:t>
+            </w:r>
+          </w:p>
+        </w:tc>
+      </w:tr>
+      <w:tr>
+        <w:tc>
+          <w:tcPr>
+            <w:tcW w:w="6500" w:type="dxa"/>
+            <w:vAlign w:val="center"/>
+          </w:tcPr>
+          <w:p>
+            <w:r>
+              <w:rPr>
+                <w:sz w:val="20"/>
+              </w:rPr>
+              <w:t>Главные специалисты-эксперты</w:t>
+            </w:r>
+          </w:p>
+        </w:tc>
+        <w:tc>
+          <w:tcPr>
+            <w:tcW w:w="2500" w:type="dxa"/>
+            <w:vAlign w:val="center"/>
+          </w:tcPr>
+          <w:p>
+            <w:pPr>
+              <w:jc w:val="center"/>
+            </w:pPr>
+            <w:r>
+              <w:rPr>
+                <w:sz w:val="20"/>
+              </w:rPr>
+              <w:t>29</w:t>
+            </w:r>
+          </w:p>
+        </w:tc>
+      </w:tr>
+      <w:tr>
+        <w:tc>
+          <w:tcPr>
+            <w:tcW w:w="6500" w:type="dxa"/>
+            <w:shd w:val="clear" w:color="auto" w:fill="EAF0FA"/>
+            <w:vAlign w:val="center"/>
+          </w:tcPr>
+          <w:p>
+            <w:r>
+              <w:rPr>
+                <w:sz w:val="20"/>
+              </w:rPr>
+              <w:t>Ведущие специалисты-эксперты</w:t>
+            </w:r>
+          </w:p>
+        </w:tc>
+        <w:tc>
+          <w:tcPr>
+            <w:tcW w:w="2500" w:type="dxa"/>
+            <w:shd w:val="clear" w:color="auto" w:fill="EAF0FA"/>
+            <w:vAlign w:val="center"/>
+          </w:tcPr>
+          <w:p>
+            <w:pPr>
+              <w:jc w:val="center"/>
+            </w:pPr>
+            <w:r>
+              <w:rPr>
+                <w:sz w:val="20"/>
+              </w:rPr>
+              <w:t>28</w:t>
+            </w:r>
+          </w:p>
+        </w:tc>
+      </w:tr>
+      <w:tr>
+        <w:tc>
+          <w:tcPr>
+            <w:tcW w:w="6500" w:type="dxa"/>
+            <w:vAlign w:val="center"/>
+          </w:tcPr>
+          <w:p>
+            <w:r>
+              <w:rPr>
+                <w:sz w:val="20"/>
+              </w:rPr>
+              <w:t>Специалисты-эксперты</w:t>
+            </w:r>
+          </w:p>
+        </w:tc>
+        <w:tc>
+          <w:tcPr>
+            <w:tcW w:w="2500" w:type="dxa"/>
+            <w:vAlign w:val="center"/>
+          </w:tcPr>
+          <w:p>
+            <w:pPr>
+              <w:jc w:val="center"/>
+            </w:pPr>
+            <w:r>
+              <w:rPr>
+                <w:sz w:val="20"/>
+              </w:rPr>
+              <w:t>2</w:t>
+            </w:r>
+          </w:p>
+        </w:tc>
+      </w:tr>
+      <w:tr>
+        <w:tc>
+          <w:tcPr>
+            <w:tcW w:w="6500" w:type="dxa"/>
+            <w:shd w:val="clear" w:color="auto" w:fill="EAF0FA"/>
+            <w:vAlign w:val="center"/>
+          </w:tcPr>
+          <w:p>
+            <w:r>
+              <w:rPr>
+                <w:sz w:val="20"/>
+              </w:rPr>
+              <w:t>Старшие специалисты 1 разряда</w:t>
+            </w:r>
+          </w:p>
+        </w:tc>
+        <w:tc>
+          <w:tcPr>
+            <w:tcW w:w="2500" w:type="dxa"/>
+            <w:shd w:val="clear" w:color="auto" w:fill="EAF0FA"/>
+            <w:vAlign w:val="center"/>
+          </w:tcPr>
+          <w:p>
+            <w:pPr>
+              <w:jc w:val="center"/>
+            </w:pPr>
+            <w:r>
+              <w:rPr>
+                <w:sz w:val="20"/>
+              </w:rPr>
+              <w:t>13</w:t>
+            </w:r>
+          </w:p>
+        </w:tc>
+      </w:tr>
+      <w:tr>
+        <w:tc>
+          <w:tcPr>
+            <w:tcW w:w="6500" w:type="dxa"/>
+            <w:vAlign w:val="center"/>
+          </w:tcPr>
+          <w:p>
+            <w:r>
+              <w:rPr>
+                <w:sz w:val="20"/>
+              </w:rPr>
+              <w:t>Специалисты 1 разряда</w:t>
+            </w:r>
+          </w:p>
+        </w:tc>
+        <w:tc>
+          <w:tcPr>
+            <w:tcW w:w="2500" w:type="dxa"/>
+            <w:vAlign w:val="center"/>
+          </w:tcPr>
+          <w:p>
+            <w:pPr>
+              <w:jc w:val="center"/>
+            </w:pPr>
+            <w:r>
+              <w:rPr>
+                <w:sz w:val="20"/>
+              </w:rPr>
+              <w:t>50</w:t>
+            </w:r>
+          </w:p>
+        </w:tc>
+      </w:tr>
+      <w:tr>
+        <w:tc>
+          <w:tcPr>
+            <w:tcW w:w="6500" w:type="dxa"/>
+            <w:shd w:val="clear" w:color="auto" w:fill="D9E2F3"/>
+            <w:vAlign w:val="center"/>
+          </w:tcPr>
+          <w:p>
+            <w:r>
+              <w:rPr>
+                <w:b/>
+                <w:sz w:val="20"/>
+              </w:rPr>
+              <w:t>Всего</w:t>
+            </w:r>
+          </w:p>
+        </w:tc>
+        <w:tc>
+          <w:tcPr>
+            <w:tcW w:w="2500" w:type="dxa"/>
+            <w:shd w:val="clear" w:color="auto" w:fill="D9E2F3"/>
+            <w:vAlign w:val="center"/>
+          </w:tcPr>
+          <w:p>
+            <w:pPr>
+              <w:jc w:val="center"/>
+            </w:pPr>
+            <w:r>
+              <w:rPr>
+                <w:b/>
+                <w:sz w:val="20"/>
+              </w:rPr>
+              <w:t>141</w:t>
+            </w:r>
+          </w:p>
+        </w:tc>
+      </w:tr>
+    </w:tbl>
+    <w:p>
+      <w:pPr>
+        <w:pStyle w:val="1"/>
+        <w:keepNext/>
+        <w:pBdr>
+          <w:bottom w:val="single" w:sz="6" w:space="2" w:color="1F3864"/>
+        </w:pBdr>
+        <w:spacing w:before="280" w:after="140"/>
+      </w:pPr>
+      <w:r>
+        <w:rPr>
+          <w:b/>
+          <w:bCs/>
+          <w:color w:val="1F3864"/>
+          <w:sz w:val="26"/>
+          <w:szCs w:val="26"/>
+        </w:rPr>
+        <w:t>3. График обучения</w:t>
+      </w:r>
+    </w:p>
+    <w:p>
+      <w:pPr>
+        <w:keepNext/>
+        <w:spacing w:after="120" w:line="300" w:lineRule="auto"/>
+      </w:pPr>
+      <w:r>
+        <w:t xml:space="preserve">Организатором обучения </w:t>
+      </w:r>
+      <w:r>
+        <w:t>согласованы даты второй части обучения. Занятия проводятся с 10:00 до 14:00:</w:t>
+      </w:r>
     </w:p>
     <w:tbl>
       <w:tblPr>
@@ -159,6 +941,7 @@
           </w:tcPr>
           <w:p>
             <w:pPr>
+              <w:keepNext/>
               <w:jc w:val="center"/>
             </w:pPr>
             <w:r>
@@ -169,7 +952,7 @@
                 <w:sz w:val="20"/>
                 <w:szCs w:val="20"/>
               </w:rPr>
-              <w:t>Показатель</w:t>
+              <w:t>Месяц</w:t>
             </w:r>
           </w:p>
         </w:tc>
@@ -193,6 +976,7 @@
           </w:tcPr>
           <w:p>
             <w:pPr>
+              <w:keepNext/>
               <w:jc w:val="center"/>
             </w:pPr>
             <w:r>
@@ -203,7 +987,7 @@
                 <w:sz w:val="20"/>
                 <w:szCs w:val="20"/>
               </w:rPr>
-              <w:t>Сотрудников</w:t>
+              <w:t>Даты занятий</w:t>
             </w:r>
           </w:p>
         </w:tc>
@@ -227,6 +1011,7 @@
           </w:tcPr>
           <w:p>
             <w:pPr>
+              <w:keepNext/>
               <w:jc w:val="center"/>
             </w:pPr>
             <w:r>
@@ -237,7 +1022,7 @@
                 <w:sz w:val="20"/>
                 <w:szCs w:val="20"/>
               </w:rPr>
-              <w:t>Доля</w:t>
+              <w:t>Время</w:t>
             </w:r>
           </w:p>
         </w:tc>
@@ -261,12 +1046,15 @@
             <w:vAlign w:val="center"/>
           </w:tcPr>
           <w:p>
+            <w:pPr>
+              <w:keepNext/>
+            </w:pPr>
             <w:r>
               <w:rPr>
                 <w:sz w:val="20"/>
                 <w:szCs w:val="20"/>
               </w:rPr>
-              <w:t>Прошли обучение</w:t>
+              <w:t>Октябрь 2026</w:t>
             </w:r>
           </w:p>
         </w:tc>
@@ -289,6 +1077,7 @@
           </w:tcPr>
           <w:p>
             <w:pPr>
+              <w:keepNext/>
               <w:jc w:val="center"/>
             </w:pPr>
             <w:r>
@@ -298,7 +1087,7 @@
                 <w:sz w:val="20"/>
                 <w:szCs w:val="20"/>
               </w:rPr>
-              <w:t>109</w:t>
+              <w:t>13, 15, 27, 29 октября</w:t>
             </w:r>
           </w:p>
         </w:tc>
@@ -321,6 +1110,7 @@
           </w:tcPr>
           <w:p>
             <w:pPr>
+              <w:keepNext/>
               <w:jc w:val="center"/>
             </w:pPr>
             <w:r>
@@ -328,7 +1118,7 @@
                 <w:sz w:val="20"/>
                 <w:szCs w:val="20"/>
               </w:rPr>
-              <w:t>43,6%</w:t>
+              <w:t>10:00–14:00</w:t>
             </w:r>
           </w:p>
         </w:tc>
@@ -353,12 +1143,15 @@
             <w:vAlign w:val="center"/>
           </w:tcPr>
           <w:p>
+            <w:pPr>
+              <w:keepNext/>
+            </w:pPr>
             <w:r>
               <w:rPr>
                 <w:sz w:val="20"/>
                 <w:szCs w:val="20"/>
               </w:rPr>
-              <w:t>Не прошли обучение (осталось обучить)</w:t>
+              <w:t>Ноябрь 2026</w:t>
             </w:r>
           </w:p>
         </w:tc>
@@ -382,6 +1175,7 @@
           </w:tcPr>
           <w:p>
             <w:pPr>
+              <w:keepNext/>
               <w:jc w:val="center"/>
             </w:pPr>
             <w:r>
@@ -391,7 +1185,7 @@
                 <w:sz w:val="20"/>
                 <w:szCs w:val="20"/>
               </w:rPr>
-              <w:t>141</w:t>
+              <w:t>10, 12, 24, 26 ноября</w:t>
             </w:r>
           </w:p>
         </w:tc>
@@ -415,6 +1209,7 @@
           </w:tcPr>
           <w:p>
             <w:pPr>
+              <w:keepNext/>
               <w:jc w:val="center"/>
             </w:pPr>
             <w:r>
@@ -422,7 +1217,7 @@
                 <w:sz w:val="20"/>
                 <w:szCs w:val="20"/>
               </w:rPr>
-              <w:t>56,4%</w:t>
+              <w:t>10:00–14:00</w:t>
             </w:r>
           </w:p>
         </w:tc>
@@ -485,7 +1280,7 @@
                 <w:sz w:val="20"/>
                 <w:szCs w:val="20"/>
               </w:rPr>
-              <w:t>250</w:t>
+              <w:t>8 занятий</w:t>
             </w:r>
           </w:p>
         </w:tc>
@@ -517,7 +1312,7 @@
                 <w:sz w:val="20"/>
                 <w:szCs w:val="20"/>
               </w:rPr>
-              <w:t>100,0%</w:t>
+              <w:t>—</w:t>
             </w:r>
           </w:p>
         </w:tc>
@@ -529,1654 +1324,6 @@
       </w:pPr>
       <w:bookmarkStart w:id="0" w:name="_GoBack"/>
       <w:bookmarkEnd w:id="0"/>
-    </w:p>
-    <w:p>
-      <w:pPr>
-        <w:pStyle w:val="1"/>
-        <w:pBdr>
-          <w:bottom w:val="single" w:sz="6" w:space="2" w:color="1F3864"/>
-        </w:pBdr>
-        <w:spacing w:before="280" w:after="140"/>
-      </w:pPr>
-      <w:r>
-        <w:rPr>
-          <w:b/>
-          <w:bCs/>
-          <w:color w:val="1F3864"/>
-          <w:sz w:val="26"/>
-          <w:szCs w:val="26"/>
-        </w:rPr>
-        <w:t>2. Разбивка по должностям</w:t>
-      </w:r>
-    </w:p>
-    <w:p>
-      <w:pPr>
-        <w:spacing w:after="120" w:line="300" w:lineRule="auto"/>
-      </w:pPr>
-      <w:proofErr w:type="gramStart"/>
-      <w:r>
-        <w:t>Распределение сотрудников, прошедших и не прошедших обучение, по замещаемым должностям:</w:t>
-      </w:r>
-      <w:proofErr w:type="gramEnd"/>
-    </w:p>
-    <w:tbl>
-      <w:tblPr>
-        <w:tblW w:type="dxa" w:w="9638"/>
-        <w:tblBorders>
-          <w:top w:val="single" w:sz="4" w:space="0" w:color="B4BCC8"/>
-          <w:left w:val="single" w:sz="4" w:space="0" w:color="B4BCC8"/>
-          <w:bottom w:val="single" w:sz="4" w:space="0" w:color="B4BCC8"/>
-          <w:right w:val="single" w:sz="4" w:space="0" w:color="B4BCC8"/>
-          <w:insideH w:val="single" w:sz="4" w:space="0" w:color="B4BCC8"/>
-          <w:insideV w:val="single" w:sz="4" w:space="0" w:color="B4BCC8"/>
-        </w:tblBorders>
-        <w:tblLayout w:type="fixed"/>
-        <w:tblCellMar>
-          <w:top w:w="80" w:type="dxa"/>
-          <w:left w:w="120" w:type="dxa"/>
-          <w:bottom w:w="80" w:type="dxa"/>
-          <w:right w:w="120" w:type="dxa"/>
-        </w:tblCellMar>
-        <w:tblLook w:firstColumn="1" w:firstRow="1" w:lastColumn="0" w:lastRow="0" w:noHBand="0" w:noVBand="1" w:val="04A0"/>
-      </w:tblPr>
-      <w:tblGrid>
-        <w:gridCol w:w="3638"/>
-        <w:gridCol w:w="1400"/>
-        <w:gridCol w:w="1500"/>
-        <w:gridCol w:w="1400"/>
-        <w:gridCol w:w="1700"/>
-      </w:tblGrid>
-      <w:tr>
-        <w:trPr>
-          <w:tblHeader/>
-        </w:trPr>
-        <w:tc>
-          <w:tcPr>
-            <w:tcW w:type="dxa" w:w="3638"/>
-            <w:shd w:val="clear" w:color="auto" w:fill="1F3864"/>
-            <w:vAlign w:val="center"/>
-          </w:tcPr>
-          <w:p>
-            <w:pPr>
-              <w:jc w:val="center"/>
-            </w:pPr>
-            <w:r>
-              <w:rPr>
-                <w:rFonts w:ascii="Arial" w:hAnsi="Arial"/>
-                <w:b/>
-                <w:color w:val="FFFFFF"/>
-                <w:sz w:val="20"/>
-              </w:rPr>
-              <w:t>Должность</w:t>
-            </w:r>
-          </w:p>
-        </w:tc>
-        <w:tc>
-          <w:tcPr>
-            <w:tcW w:type="dxa" w:w="1400"/>
-            <w:shd w:val="clear" w:color="auto" w:fill="1F3864"/>
-            <w:vAlign w:val="center"/>
-          </w:tcPr>
-          <w:p>
-            <w:pPr>
-              <w:jc w:val="center"/>
-            </w:pPr>
-            <w:r>
-              <w:rPr>
-                <w:rFonts w:ascii="Arial" w:hAnsi="Arial"/>
-                <w:b/>
-                <w:color w:val="FFFFFF"/>
-                <w:sz w:val="20"/>
-              </w:rPr>
-              <w:t>Прошли</w:t>
-            </w:r>
-          </w:p>
-        </w:tc>
-        <w:tc>
-          <w:tcPr>
-            <w:tcW w:type="dxa" w:w="1500"/>
-            <w:shd w:val="clear" w:color="auto" w:fill="1F3864"/>
-            <w:vAlign w:val="center"/>
-          </w:tcPr>
-          <w:p>
-            <w:pPr>
-              <w:jc w:val="center"/>
-            </w:pPr>
-            <w:r>
-              <w:rPr>
-                <w:rFonts w:ascii="Arial" w:hAnsi="Arial"/>
-                <w:b/>
-                <w:color w:val="FFFFFF"/>
-                <w:sz w:val="20"/>
-              </w:rPr>
-              <w:t>Не прошли</w:t>
-            </w:r>
-          </w:p>
-        </w:tc>
-        <w:tc>
-          <w:tcPr>
-            <w:tcW w:type="dxa" w:w="1400"/>
-            <w:shd w:val="clear" w:color="auto" w:fill="1F3864"/>
-            <w:vAlign w:val="center"/>
-          </w:tcPr>
-          <w:p>
-            <w:pPr>
-              <w:jc w:val="center"/>
-            </w:pPr>
-            <w:r>
-              <w:rPr>
-                <w:rFonts w:ascii="Arial" w:hAnsi="Arial"/>
-                <w:b/>
-                <w:color w:val="FFFFFF"/>
-                <w:sz w:val="20"/>
-              </w:rPr>
-              <w:t>Всего</w:t>
-            </w:r>
-          </w:p>
-        </w:tc>
-        <w:tc>
-          <w:tcPr>
-            <w:tcW w:type="dxa" w:w="1700"/>
-            <w:shd w:val="clear" w:color="auto" w:fill="1F3864"/>
-            <w:vAlign w:val="center"/>
-          </w:tcPr>
-          <w:p>
-            <w:pPr>
-              <w:jc w:val="center"/>
-            </w:pPr>
-            <w:r>
-              <w:rPr>
-                <w:rFonts w:ascii="Arial" w:hAnsi="Arial"/>
-                <w:b/>
-                <w:color w:val="FFFFFF"/>
-                <w:sz w:val="20"/>
-              </w:rPr>
-              <w:t>Доля прошедших</w:t>
-            </w:r>
-          </w:p>
-        </w:tc>
-      </w:tr>
-      <w:tr>
-        <w:tc>
-          <w:tcPr>
-            <w:tcW w:type="dxa" w:w="3638"/>
-            <w:vAlign w:val="center"/>
-          </w:tcPr>
-          <w:p>
-            <w:pPr>
-              <w:jc w:val="left"/>
-            </w:pPr>
-            <w:r>
-              <w:rPr>
-                <w:rFonts w:ascii="Arial" w:hAnsi="Arial"/>
-                <w:b w:val="0"/>
-                <w:sz w:val="20"/>
-              </w:rPr>
-              <w:t>Заместители начальника инспекции (вкл. и.о.)</w:t>
-            </w:r>
-          </w:p>
-        </w:tc>
-        <w:tc>
-          <w:tcPr>
-            <w:tcW w:type="dxa" w:w="1400"/>
-            <w:vAlign w:val="center"/>
-          </w:tcPr>
-          <w:p>
-            <w:pPr>
-              <w:jc w:val="center"/>
-            </w:pPr>
-            <w:r>
-              <w:rPr>
-                <w:rFonts w:ascii="Arial" w:hAnsi="Arial"/>
-                <w:b w:val="0"/>
-                <w:sz w:val="20"/>
-              </w:rPr>
-              <w:t>7</w:t>
-            </w:r>
-          </w:p>
-        </w:tc>
-        <w:tc>
-          <w:tcPr>
-            <w:tcW w:type="dxa" w:w="1500"/>
-            <w:vAlign w:val="center"/>
-          </w:tcPr>
-          <w:p>
-            <w:pPr>
-              <w:jc w:val="center"/>
-            </w:pPr>
-            <w:r>
-              <w:rPr>
-                <w:rFonts w:ascii="Arial" w:hAnsi="Arial"/>
-                <w:b w:val="0"/>
-                <w:sz w:val="20"/>
-              </w:rPr>
-              <w:t>0</w:t>
-            </w:r>
-          </w:p>
-        </w:tc>
-        <w:tc>
-          <w:tcPr>
-            <w:tcW w:type="dxa" w:w="1400"/>
-            <w:vAlign w:val="center"/>
-          </w:tcPr>
-          <w:p>
-            <w:pPr>
-              <w:jc w:val="center"/>
-            </w:pPr>
-            <w:r>
-              <w:rPr>
-                <w:rFonts w:ascii="Arial" w:hAnsi="Arial"/>
-                <w:b w:val="0"/>
-                <w:sz w:val="20"/>
-              </w:rPr>
-              <w:t>7</w:t>
-            </w:r>
-          </w:p>
-        </w:tc>
-        <w:tc>
-          <w:tcPr>
-            <w:tcW w:type="dxa" w:w="1700"/>
-            <w:vAlign w:val="center"/>
-          </w:tcPr>
-          <w:p>
-            <w:pPr>
-              <w:jc w:val="center"/>
-            </w:pPr>
-            <w:r>
-              <w:rPr>
-                <w:rFonts w:ascii="Arial" w:hAnsi="Arial"/>
-                <w:b w:val="0"/>
-                <w:sz w:val="20"/>
-              </w:rPr>
-              <w:t>100,0%</w:t>
-            </w:r>
-          </w:p>
-        </w:tc>
-      </w:tr>
-      <w:tr>
-        <w:tc>
-          <w:tcPr>
-            <w:tcW w:type="dxa" w:w="3638"/>
-            <w:shd w:val="clear" w:color="auto" w:fill="EAF0FA"/>
-            <w:vAlign w:val="center"/>
-          </w:tcPr>
-          <w:p>
-            <w:pPr>
-              <w:jc w:val="left"/>
-            </w:pPr>
-            <w:r>
-              <w:rPr>
-                <w:rFonts w:ascii="Arial" w:hAnsi="Arial"/>
-                <w:b w:val="0"/>
-                <w:sz w:val="20"/>
-              </w:rPr>
-              <w:t>Начальники отделов (вкл. и.о.)</w:t>
-            </w:r>
-          </w:p>
-        </w:tc>
-        <w:tc>
-          <w:tcPr>
-            <w:tcW w:type="dxa" w:w="1400"/>
-            <w:shd w:val="clear" w:color="auto" w:fill="EAF0FA"/>
-            <w:vAlign w:val="center"/>
-          </w:tcPr>
-          <w:p>
-            <w:pPr>
-              <w:jc w:val="center"/>
-            </w:pPr>
-            <w:r>
-              <w:rPr>
-                <w:rFonts w:ascii="Arial" w:hAnsi="Arial"/>
-                <w:b w:val="0"/>
-                <w:sz w:val="20"/>
-              </w:rPr>
-              <w:t>21</w:t>
-            </w:r>
-          </w:p>
-        </w:tc>
-        <w:tc>
-          <w:tcPr>
-            <w:tcW w:type="dxa" w:w="1500"/>
-            <w:shd w:val="clear" w:color="auto" w:fill="EAF0FA"/>
-            <w:vAlign w:val="center"/>
-          </w:tcPr>
-          <w:p>
-            <w:pPr>
-              <w:jc w:val="center"/>
-            </w:pPr>
-            <w:r>
-              <w:rPr>
-                <w:rFonts w:ascii="Arial" w:hAnsi="Arial"/>
-                <w:b w:val="0"/>
-                <w:sz w:val="20"/>
-              </w:rPr>
-              <w:t>4</w:t>
-            </w:r>
-          </w:p>
-        </w:tc>
-        <w:tc>
-          <w:tcPr>
-            <w:tcW w:type="dxa" w:w="1400"/>
-            <w:shd w:val="clear" w:color="auto" w:fill="EAF0FA"/>
-            <w:vAlign w:val="center"/>
-          </w:tcPr>
-          <w:p>
-            <w:pPr>
-              <w:jc w:val="center"/>
-            </w:pPr>
-            <w:r>
-              <w:rPr>
-                <w:rFonts w:ascii="Arial" w:hAnsi="Arial"/>
-                <w:b w:val="0"/>
-                <w:sz w:val="20"/>
-              </w:rPr>
-              <w:t>25</w:t>
-            </w:r>
-          </w:p>
-        </w:tc>
-        <w:tc>
-          <w:tcPr>
-            <w:tcW w:type="dxa" w:w="1700"/>
-            <w:shd w:val="clear" w:color="auto" w:fill="EAF0FA"/>
-            <w:vAlign w:val="center"/>
-          </w:tcPr>
-          <w:p>
-            <w:pPr>
-              <w:jc w:val="center"/>
-            </w:pPr>
-            <w:r>
-              <w:rPr>
-                <w:rFonts w:ascii="Arial" w:hAnsi="Arial"/>
-                <w:b w:val="0"/>
-                <w:sz w:val="20"/>
-              </w:rPr>
-              <w:t>84,0%</w:t>
-            </w:r>
-          </w:p>
-        </w:tc>
-      </w:tr>
-      <w:tr>
-        <w:tc>
-          <w:tcPr>
-            <w:tcW w:type="dxa" w:w="3638"/>
-            <w:vAlign w:val="center"/>
-          </w:tcPr>
-          <w:p>
-            <w:pPr>
-              <w:jc w:val="left"/>
-            </w:pPr>
-            <w:r>
-              <w:rPr>
-                <w:rFonts w:ascii="Arial" w:hAnsi="Arial"/>
-                <w:b w:val="0"/>
-                <w:sz w:val="20"/>
-              </w:rPr>
-              <w:t>Заместители начальников отделов</w:t>
-            </w:r>
-          </w:p>
-        </w:tc>
-        <w:tc>
-          <w:tcPr>
-            <w:tcW w:type="dxa" w:w="1400"/>
-            <w:vAlign w:val="center"/>
-          </w:tcPr>
-          <w:p>
-            <w:pPr>
-              <w:jc w:val="center"/>
-            </w:pPr>
-            <w:r>
-              <w:rPr>
-                <w:rFonts w:ascii="Arial" w:hAnsi="Arial"/>
-                <w:b w:val="0"/>
-                <w:sz w:val="20"/>
-              </w:rPr>
-              <w:t>29</w:t>
-            </w:r>
-          </w:p>
-        </w:tc>
-        <w:tc>
-          <w:tcPr>
-            <w:tcW w:type="dxa" w:w="1500"/>
-            <w:vAlign w:val="center"/>
-          </w:tcPr>
-          <w:p>
-            <w:pPr>
-              <w:jc w:val="center"/>
-            </w:pPr>
-            <w:r>
-              <w:rPr>
-                <w:rFonts w:ascii="Arial" w:hAnsi="Arial"/>
-                <w:b w:val="0"/>
-                <w:sz w:val="20"/>
-              </w:rPr>
-              <w:t>6</w:t>
-            </w:r>
-          </w:p>
-        </w:tc>
-        <w:tc>
-          <w:tcPr>
-            <w:tcW w:type="dxa" w:w="1400"/>
-            <w:vAlign w:val="center"/>
-          </w:tcPr>
-          <w:p>
-            <w:pPr>
-              <w:jc w:val="center"/>
-            </w:pPr>
-            <w:r>
-              <w:rPr>
-                <w:rFonts w:ascii="Arial" w:hAnsi="Arial"/>
-                <w:b w:val="0"/>
-                <w:sz w:val="20"/>
-              </w:rPr>
-              <w:t>35</w:t>
-            </w:r>
-          </w:p>
-        </w:tc>
-        <w:tc>
-          <w:tcPr>
-            <w:tcW w:type="dxa" w:w="1700"/>
-            <w:vAlign w:val="center"/>
-          </w:tcPr>
-          <w:p>
-            <w:pPr>
-              <w:jc w:val="center"/>
-            </w:pPr>
-            <w:r>
-              <w:rPr>
-                <w:rFonts w:ascii="Arial" w:hAnsi="Arial"/>
-                <w:b w:val="0"/>
-                <w:sz w:val="20"/>
-              </w:rPr>
-              <w:t>82,9%</w:t>
-            </w:r>
-          </w:p>
-        </w:tc>
-      </w:tr>
-      <w:tr>
-        <w:tc>
-          <w:tcPr>
-            <w:tcW w:type="dxa" w:w="3638"/>
-            <w:shd w:val="clear" w:color="auto" w:fill="EAF0FA"/>
-            <w:vAlign w:val="center"/>
-          </w:tcPr>
-          <w:p>
-            <w:pPr>
-              <w:jc w:val="left"/>
-            </w:pPr>
-            <w:r>
-              <w:rPr>
-                <w:rFonts w:ascii="Arial" w:hAnsi="Arial"/>
-                <w:b w:val="0"/>
-                <w:sz w:val="20"/>
-              </w:rPr>
-              <w:t>Консультанты</w:t>
-            </w:r>
-          </w:p>
-        </w:tc>
-        <w:tc>
-          <w:tcPr>
-            <w:tcW w:type="dxa" w:w="1400"/>
-            <w:shd w:val="clear" w:color="auto" w:fill="EAF0FA"/>
-            <w:vAlign w:val="center"/>
-          </w:tcPr>
-          <w:p>
-            <w:pPr>
-              <w:jc w:val="center"/>
-            </w:pPr>
-            <w:r>
-              <w:rPr>
-                <w:rFonts w:ascii="Arial" w:hAnsi="Arial"/>
-                <w:b w:val="0"/>
-                <w:sz w:val="20"/>
-              </w:rPr>
-              <w:t>45</w:t>
-            </w:r>
-          </w:p>
-        </w:tc>
-        <w:tc>
-          <w:tcPr>
-            <w:tcW w:type="dxa" w:w="1500"/>
-            <w:shd w:val="clear" w:color="auto" w:fill="EAF0FA"/>
-            <w:vAlign w:val="center"/>
-          </w:tcPr>
-          <w:p>
-            <w:pPr>
-              <w:jc w:val="center"/>
-            </w:pPr>
-            <w:r>
-              <w:rPr>
-                <w:rFonts w:ascii="Arial" w:hAnsi="Arial"/>
-                <w:b w:val="0"/>
-                <w:sz w:val="20"/>
-              </w:rPr>
-              <w:t>9</w:t>
-            </w:r>
-          </w:p>
-        </w:tc>
-        <w:tc>
-          <w:tcPr>
-            <w:tcW w:type="dxa" w:w="1400"/>
-            <w:shd w:val="clear" w:color="auto" w:fill="EAF0FA"/>
-            <w:vAlign w:val="center"/>
-          </w:tcPr>
-          <w:p>
-            <w:pPr>
-              <w:jc w:val="center"/>
-            </w:pPr>
-            <w:r>
-              <w:rPr>
-                <w:rFonts w:ascii="Arial" w:hAnsi="Arial"/>
-                <w:b w:val="0"/>
-                <w:sz w:val="20"/>
-              </w:rPr>
-              <w:t>54</w:t>
-            </w:r>
-          </w:p>
-        </w:tc>
-        <w:tc>
-          <w:tcPr>
-            <w:tcW w:type="dxa" w:w="1700"/>
-            <w:shd w:val="clear" w:color="auto" w:fill="EAF0FA"/>
-            <w:vAlign w:val="center"/>
-          </w:tcPr>
-          <w:p>
-            <w:pPr>
-              <w:jc w:val="center"/>
-            </w:pPr>
-            <w:r>
-              <w:rPr>
-                <w:rFonts w:ascii="Arial" w:hAnsi="Arial"/>
-                <w:b w:val="0"/>
-                <w:sz w:val="20"/>
-              </w:rPr>
-              <w:t>83,3%</w:t>
-            </w:r>
-          </w:p>
-        </w:tc>
-      </w:tr>
-      <w:tr>
-        <w:tc>
-          <w:tcPr>
-            <w:tcW w:type="dxa" w:w="3638"/>
-            <w:vAlign w:val="center"/>
-          </w:tcPr>
-          <w:p>
-            <w:pPr>
-              <w:jc w:val="left"/>
-            </w:pPr>
-            <w:r>
-              <w:rPr>
-                <w:rFonts w:ascii="Arial" w:hAnsi="Arial"/>
-                <w:b w:val="0"/>
-                <w:sz w:val="20"/>
-              </w:rPr>
-              <w:t>Главные специалисты-эксперты</w:t>
-            </w:r>
-          </w:p>
-        </w:tc>
-        <w:tc>
-          <w:tcPr>
-            <w:tcW w:type="dxa" w:w="1400"/>
-            <w:vAlign w:val="center"/>
-          </w:tcPr>
-          <w:p>
-            <w:pPr>
-              <w:jc w:val="center"/>
-            </w:pPr>
-            <w:r>
-              <w:rPr>
-                <w:rFonts w:ascii="Arial" w:hAnsi="Arial"/>
-                <w:b w:val="0"/>
-                <w:sz w:val="20"/>
-              </w:rPr>
-              <w:t>2</w:t>
-            </w:r>
-          </w:p>
-        </w:tc>
-        <w:tc>
-          <w:tcPr>
-            <w:tcW w:type="dxa" w:w="1500"/>
-            <w:vAlign w:val="center"/>
-          </w:tcPr>
-          <w:p>
-            <w:pPr>
-              <w:jc w:val="center"/>
-            </w:pPr>
-            <w:r>
-              <w:rPr>
-                <w:rFonts w:ascii="Arial" w:hAnsi="Arial"/>
-                <w:b w:val="0"/>
-                <w:sz w:val="20"/>
-              </w:rPr>
-              <w:t>29</w:t>
-            </w:r>
-          </w:p>
-        </w:tc>
-        <w:tc>
-          <w:tcPr>
-            <w:tcW w:type="dxa" w:w="1400"/>
-            <w:vAlign w:val="center"/>
-          </w:tcPr>
-          <w:p>
-            <w:pPr>
-              <w:jc w:val="center"/>
-            </w:pPr>
-            <w:r>
-              <w:rPr>
-                <w:rFonts w:ascii="Arial" w:hAnsi="Arial"/>
-                <w:b w:val="0"/>
-                <w:sz w:val="20"/>
-              </w:rPr>
-              <w:t>31</w:t>
-            </w:r>
-          </w:p>
-        </w:tc>
-        <w:tc>
-          <w:tcPr>
-            <w:tcW w:type="dxa" w:w="1700"/>
-            <w:vAlign w:val="center"/>
-          </w:tcPr>
-          <w:p>
-            <w:pPr>
-              <w:jc w:val="center"/>
-            </w:pPr>
-            <w:r>
-              <w:rPr>
-                <w:rFonts w:ascii="Arial" w:hAnsi="Arial"/>
-                <w:b w:val="0"/>
-                <w:sz w:val="20"/>
-              </w:rPr>
-              <w:t>6,5%</w:t>
-            </w:r>
-          </w:p>
-        </w:tc>
-      </w:tr>
-      <w:tr>
-        <w:tc>
-          <w:tcPr>
-            <w:tcW w:type="dxa" w:w="3638"/>
-            <w:shd w:val="clear" w:color="auto" w:fill="EAF0FA"/>
-            <w:vAlign w:val="center"/>
-          </w:tcPr>
-          <w:p>
-            <w:pPr>
-              <w:jc w:val="left"/>
-            </w:pPr>
-            <w:r>
-              <w:rPr>
-                <w:rFonts w:ascii="Arial" w:hAnsi="Arial"/>
-                <w:b w:val="0"/>
-                <w:sz w:val="20"/>
-              </w:rPr>
-              <w:t>Ведущие специалисты-эксперты</w:t>
-            </w:r>
-          </w:p>
-        </w:tc>
-        <w:tc>
-          <w:tcPr>
-            <w:tcW w:type="dxa" w:w="1400"/>
-            <w:shd w:val="clear" w:color="auto" w:fill="EAF0FA"/>
-            <w:vAlign w:val="center"/>
-          </w:tcPr>
-          <w:p>
-            <w:pPr>
-              <w:jc w:val="center"/>
-            </w:pPr>
-            <w:r>
-              <w:rPr>
-                <w:rFonts w:ascii="Arial" w:hAnsi="Arial"/>
-                <w:b w:val="0"/>
-                <w:sz w:val="20"/>
-              </w:rPr>
-              <w:t>2</w:t>
-            </w:r>
-          </w:p>
-        </w:tc>
-        <w:tc>
-          <w:tcPr>
-            <w:tcW w:type="dxa" w:w="1500"/>
-            <w:shd w:val="clear" w:color="auto" w:fill="EAF0FA"/>
-            <w:vAlign w:val="center"/>
-          </w:tcPr>
-          <w:p>
-            <w:pPr>
-              <w:jc w:val="center"/>
-            </w:pPr>
-            <w:r>
-              <w:rPr>
-                <w:rFonts w:ascii="Arial" w:hAnsi="Arial"/>
-                <w:b w:val="0"/>
-                <w:sz w:val="20"/>
-              </w:rPr>
-              <w:t>28</w:t>
-            </w:r>
-          </w:p>
-        </w:tc>
-        <w:tc>
-          <w:tcPr>
-            <w:tcW w:type="dxa" w:w="1400"/>
-            <w:shd w:val="clear" w:color="auto" w:fill="EAF0FA"/>
-            <w:vAlign w:val="center"/>
-          </w:tcPr>
-          <w:p>
-            <w:pPr>
-              <w:jc w:val="center"/>
-            </w:pPr>
-            <w:r>
-              <w:rPr>
-                <w:rFonts w:ascii="Arial" w:hAnsi="Arial"/>
-                <w:b w:val="0"/>
-                <w:sz w:val="20"/>
-              </w:rPr>
-              <w:t>30</w:t>
-            </w:r>
-          </w:p>
-        </w:tc>
-        <w:tc>
-          <w:tcPr>
-            <w:tcW w:type="dxa" w:w="1700"/>
-            <w:shd w:val="clear" w:color="auto" w:fill="EAF0FA"/>
-            <w:vAlign w:val="center"/>
-          </w:tcPr>
-          <w:p>
-            <w:pPr>
-              <w:jc w:val="center"/>
-            </w:pPr>
-            <w:r>
-              <w:rPr>
-                <w:rFonts w:ascii="Arial" w:hAnsi="Arial"/>
-                <w:b w:val="0"/>
-                <w:sz w:val="20"/>
-              </w:rPr>
-              <w:t>6,7%</w:t>
-            </w:r>
-          </w:p>
-        </w:tc>
-      </w:tr>
-      <w:tr>
-        <w:tc>
-          <w:tcPr>
-            <w:tcW w:type="dxa" w:w="3638"/>
-            <w:vAlign w:val="center"/>
-          </w:tcPr>
-          <w:p>
-            <w:pPr>
-              <w:jc w:val="left"/>
-            </w:pPr>
-            <w:r>
-              <w:rPr>
-                <w:rFonts w:ascii="Arial" w:hAnsi="Arial"/>
-                <w:b w:val="0"/>
-                <w:sz w:val="20"/>
-              </w:rPr>
-              <w:t>Специалисты-эксперты</w:t>
-            </w:r>
-          </w:p>
-        </w:tc>
-        <w:tc>
-          <w:tcPr>
-            <w:tcW w:type="dxa" w:w="1400"/>
-            <w:vAlign w:val="center"/>
-          </w:tcPr>
-          <w:p>
-            <w:pPr>
-              <w:jc w:val="center"/>
-            </w:pPr>
-            <w:r>
-              <w:rPr>
-                <w:rFonts w:ascii="Arial" w:hAnsi="Arial"/>
-                <w:b w:val="0"/>
-                <w:sz w:val="20"/>
-              </w:rPr>
-              <w:t>0</w:t>
-            </w:r>
-          </w:p>
-        </w:tc>
-        <w:tc>
-          <w:tcPr>
-            <w:tcW w:type="dxa" w:w="1500"/>
-            <w:vAlign w:val="center"/>
-          </w:tcPr>
-          <w:p>
-            <w:pPr>
-              <w:jc w:val="center"/>
-            </w:pPr>
-            <w:r>
-              <w:rPr>
-                <w:rFonts w:ascii="Arial" w:hAnsi="Arial"/>
-                <w:b w:val="0"/>
-                <w:sz w:val="20"/>
-              </w:rPr>
-              <w:t>2</w:t>
-            </w:r>
-          </w:p>
-        </w:tc>
-        <w:tc>
-          <w:tcPr>
-            <w:tcW w:type="dxa" w:w="1400"/>
-            <w:vAlign w:val="center"/>
-          </w:tcPr>
-          <w:p>
-            <w:pPr>
-              <w:jc w:val="center"/>
-            </w:pPr>
-            <w:r>
-              <w:rPr>
-                <w:rFonts w:ascii="Arial" w:hAnsi="Arial"/>
-                <w:b w:val="0"/>
-                <w:sz w:val="20"/>
-              </w:rPr>
-              <w:t>2</w:t>
-            </w:r>
-          </w:p>
-        </w:tc>
-        <w:tc>
-          <w:tcPr>
-            <w:tcW w:type="dxa" w:w="1700"/>
-            <w:vAlign w:val="center"/>
-          </w:tcPr>
-          <w:p>
-            <w:pPr>
-              <w:jc w:val="center"/>
-            </w:pPr>
-            <w:r>
-              <w:rPr>
-                <w:rFonts w:ascii="Arial" w:hAnsi="Arial"/>
-                <w:b w:val="0"/>
-                <w:sz w:val="20"/>
-              </w:rPr>
-              <w:t>0,0%</w:t>
-            </w:r>
-          </w:p>
-        </w:tc>
-      </w:tr>
-      <w:tr>
-        <w:tc>
-          <w:tcPr>
-            <w:tcW w:type="dxa" w:w="3638"/>
-            <w:shd w:val="clear" w:color="auto" w:fill="EAF0FA"/>
-            <w:vAlign w:val="center"/>
-          </w:tcPr>
-          <w:p>
-            <w:pPr>
-              <w:jc w:val="left"/>
-            </w:pPr>
-            <w:r>
-              <w:rPr>
-                <w:rFonts w:ascii="Arial" w:hAnsi="Arial"/>
-                <w:b w:val="0"/>
-                <w:sz w:val="20"/>
-              </w:rPr>
-              <w:t>Старшие специалисты 1 разряда</w:t>
-            </w:r>
-          </w:p>
-        </w:tc>
-        <w:tc>
-          <w:tcPr>
-            <w:tcW w:type="dxa" w:w="1400"/>
-            <w:shd w:val="clear" w:color="auto" w:fill="EAF0FA"/>
-            <w:vAlign w:val="center"/>
-          </w:tcPr>
-          <w:p>
-            <w:pPr>
-              <w:jc w:val="center"/>
-            </w:pPr>
-            <w:r>
-              <w:rPr>
-                <w:rFonts w:ascii="Arial" w:hAnsi="Arial"/>
-                <w:b w:val="0"/>
-                <w:sz w:val="20"/>
-              </w:rPr>
-              <w:t>0</w:t>
-            </w:r>
-          </w:p>
-        </w:tc>
-        <w:tc>
-          <w:tcPr>
-            <w:tcW w:type="dxa" w:w="1500"/>
-            <w:shd w:val="clear" w:color="auto" w:fill="EAF0FA"/>
-            <w:vAlign w:val="center"/>
-          </w:tcPr>
-          <w:p>
-            <w:pPr>
-              <w:jc w:val="center"/>
-            </w:pPr>
-            <w:r>
-              <w:rPr>
-                <w:rFonts w:ascii="Arial" w:hAnsi="Arial"/>
-                <w:b w:val="0"/>
-                <w:sz w:val="20"/>
-              </w:rPr>
-              <w:t>13</w:t>
-            </w:r>
-          </w:p>
-        </w:tc>
-        <w:tc>
-          <w:tcPr>
-            <w:tcW w:type="dxa" w:w="1400"/>
-            <w:shd w:val="clear" w:color="auto" w:fill="EAF0FA"/>
-            <w:vAlign w:val="center"/>
-          </w:tcPr>
-          <w:p>
-            <w:pPr>
-              <w:jc w:val="center"/>
-            </w:pPr>
-            <w:r>
-              <w:rPr>
-                <w:rFonts w:ascii="Arial" w:hAnsi="Arial"/>
-                <w:b w:val="0"/>
-                <w:sz w:val="20"/>
-              </w:rPr>
-              <w:t>13</w:t>
-            </w:r>
-          </w:p>
-        </w:tc>
-        <w:tc>
-          <w:tcPr>
-            <w:tcW w:type="dxa" w:w="1700"/>
-            <w:shd w:val="clear" w:color="auto" w:fill="EAF0FA"/>
-            <w:vAlign w:val="center"/>
-          </w:tcPr>
-          <w:p>
-            <w:pPr>
-              <w:jc w:val="center"/>
-            </w:pPr>
-            <w:r>
-              <w:rPr>
-                <w:rFonts w:ascii="Arial" w:hAnsi="Arial"/>
-                <w:b w:val="0"/>
-                <w:sz w:val="20"/>
-              </w:rPr>
-              <w:t>0,0%</w:t>
-            </w:r>
-          </w:p>
-        </w:tc>
-      </w:tr>
-      <w:tr>
-        <w:tc>
-          <w:tcPr>
-            <w:tcW w:type="dxa" w:w="3638"/>
-            <w:vAlign w:val="center"/>
-          </w:tcPr>
-          <w:p>
-            <w:pPr>
-              <w:jc w:val="left"/>
-            </w:pPr>
-            <w:r>
-              <w:rPr>
-                <w:rFonts w:ascii="Arial" w:hAnsi="Arial"/>
-                <w:b w:val="0"/>
-                <w:sz w:val="20"/>
-              </w:rPr>
-              <w:t>Специалисты 1 разряда</w:t>
-            </w:r>
-          </w:p>
-        </w:tc>
-        <w:tc>
-          <w:tcPr>
-            <w:tcW w:type="dxa" w:w="1400"/>
-            <w:vAlign w:val="center"/>
-          </w:tcPr>
-          <w:p>
-            <w:pPr>
-              <w:jc w:val="center"/>
-            </w:pPr>
-            <w:r>
-              <w:rPr>
-                <w:rFonts w:ascii="Arial" w:hAnsi="Arial"/>
-                <w:b w:val="0"/>
-                <w:sz w:val="20"/>
-              </w:rPr>
-              <w:t>3</w:t>
-            </w:r>
-          </w:p>
-        </w:tc>
-        <w:tc>
-          <w:tcPr>
-            <w:tcW w:type="dxa" w:w="1500"/>
-            <w:vAlign w:val="center"/>
-          </w:tcPr>
-          <w:p>
-            <w:pPr>
-              <w:jc w:val="center"/>
-            </w:pPr>
-            <w:r>
-              <w:rPr>
-                <w:rFonts w:ascii="Arial" w:hAnsi="Arial"/>
-                <w:b w:val="0"/>
-                <w:sz w:val="20"/>
-              </w:rPr>
-              <w:t>50</w:t>
-            </w:r>
-          </w:p>
-        </w:tc>
-        <w:tc>
-          <w:tcPr>
-            <w:tcW w:type="dxa" w:w="1400"/>
-            <w:vAlign w:val="center"/>
-          </w:tcPr>
-          <w:p>
-            <w:pPr>
-              <w:jc w:val="center"/>
-            </w:pPr>
-            <w:r>
-              <w:rPr>
-                <w:rFonts w:ascii="Arial" w:hAnsi="Arial"/>
-                <w:b w:val="0"/>
-                <w:sz w:val="20"/>
-              </w:rPr>
-              <w:t>53</w:t>
-            </w:r>
-          </w:p>
-        </w:tc>
-        <w:tc>
-          <w:tcPr>
-            <w:tcW w:type="dxa" w:w="1700"/>
-            <w:vAlign w:val="center"/>
-          </w:tcPr>
-          <w:p>
-            <w:pPr>
-              <w:jc w:val="center"/>
-            </w:pPr>
-            <w:r>
-              <w:rPr>
-                <w:rFonts w:ascii="Arial" w:hAnsi="Arial"/>
-                <w:b w:val="0"/>
-                <w:sz w:val="20"/>
-              </w:rPr>
-              <w:t>5,7%</w:t>
-            </w:r>
-          </w:p>
-        </w:tc>
-      </w:tr>
-      <w:tr>
-        <w:tc>
-          <w:tcPr>
-            <w:tcW w:type="dxa" w:w="3638"/>
-            <w:shd w:val="clear" w:color="auto" w:fill="D9E2F3"/>
-            <w:vAlign w:val="center"/>
-          </w:tcPr>
-          <w:p>
-            <w:pPr>
-              <w:jc w:val="left"/>
-            </w:pPr>
-            <w:r>
-              <w:rPr>
-                <w:rFonts w:ascii="Arial" w:hAnsi="Arial"/>
-                <w:b/>
-                <w:sz w:val="20"/>
-              </w:rPr>
-              <w:t>Всего</w:t>
-            </w:r>
-          </w:p>
-        </w:tc>
-        <w:tc>
-          <w:tcPr>
-            <w:tcW w:type="dxa" w:w="1400"/>
-            <w:shd w:val="clear" w:color="auto" w:fill="D9E2F3"/>
-            <w:vAlign w:val="center"/>
-          </w:tcPr>
-          <w:p>
-            <w:pPr>
-              <w:jc w:val="center"/>
-            </w:pPr>
-            <w:r>
-              <w:rPr>
-                <w:rFonts w:ascii="Arial" w:hAnsi="Arial"/>
-                <w:b/>
-                <w:sz w:val="20"/>
-              </w:rPr>
-              <w:t>109</w:t>
-            </w:r>
-          </w:p>
-        </w:tc>
-        <w:tc>
-          <w:tcPr>
-            <w:tcW w:type="dxa" w:w="1500"/>
-            <w:shd w:val="clear" w:color="auto" w:fill="D9E2F3"/>
-            <w:vAlign w:val="center"/>
-          </w:tcPr>
-          <w:p>
-            <w:pPr>
-              <w:jc w:val="center"/>
-            </w:pPr>
-            <w:r>
-              <w:rPr>
-                <w:rFonts w:ascii="Arial" w:hAnsi="Arial"/>
-                <w:b/>
-                <w:sz w:val="20"/>
-              </w:rPr>
-              <w:t>141</w:t>
-            </w:r>
-          </w:p>
-        </w:tc>
-        <w:tc>
-          <w:tcPr>
-            <w:tcW w:type="dxa" w:w="1400"/>
-            <w:shd w:val="clear" w:color="auto" w:fill="D9E2F3"/>
-            <w:vAlign w:val="center"/>
-          </w:tcPr>
-          <w:p>
-            <w:pPr>
-              <w:jc w:val="center"/>
-            </w:pPr>
-            <w:r>
-              <w:rPr>
-                <w:rFonts w:ascii="Arial" w:hAnsi="Arial"/>
-                <w:b/>
-                <w:sz w:val="20"/>
-              </w:rPr>
-              <w:t>250</w:t>
-            </w:r>
-          </w:p>
-        </w:tc>
-        <w:tc>
-          <w:tcPr>
-            <w:tcW w:type="dxa" w:w="1700"/>
-            <w:shd w:val="clear" w:color="auto" w:fill="D9E2F3"/>
-            <w:vAlign w:val="center"/>
-          </w:tcPr>
-          <w:p>
-            <w:pPr>
-              <w:jc w:val="center"/>
-            </w:pPr>
-            <w:r>
-              <w:rPr>
-                <w:rFonts w:ascii="Arial" w:hAnsi="Arial"/>
-                <w:b/>
-                <w:sz w:val="20"/>
-              </w:rPr>
-              <w:t>43,6%</w:t>
-            </w:r>
-          </w:p>
-        </w:tc>
-      </w:tr>
-    </w:tbl>
-    <w:p>
-      <w:pPr>
-        <w:spacing w:after="120" w:line="300" w:lineRule="auto"/>
-      </w:pPr>
-      <w:proofErr w:type="gramStart"/>
-      <w:r>
-        <w:rPr>
-          <w:i/>
-          <w:color w:val="595959"/>
-          <w:sz w:val="18"/>
-        </w:rPr>
-        <w:t>Примечание: руководство инспекции в число не прошедших обучение не включено.</w:t>
-      </w:r>
-      <w:proofErr w:type="gramEnd"/>
-    </w:p>
-    <w:p>
-      <w:pPr>
-        <w:pStyle w:val="1"/>
-        <w:pageBreakBefore/>
-        <w:pBdr>
-          <w:bottom w:val="single" w:sz="6" w:space="2" w:color="1F3864"/>
-        </w:pBdr>
-        <w:spacing w:before="280" w:after="140"/>
-      </w:pPr>
-      <w:r>
-        <w:rPr>
-          <w:b/>
-          <w:bCs/>
-          <w:color w:val="1F3864"/>
-          <w:sz w:val="26"/>
-          <w:szCs w:val="26"/>
-        </w:rPr>
-        <w:t>3. График обучения</w:t>
-      </w:r>
-    </w:p>
-    <w:p>
-      <w:pPr>
-        <w:spacing w:after="120" w:line="300" w:lineRule="auto"/>
-      </w:pPr>
-      <w:proofErr w:type="gramStart"/>
-      <w:r>
-        <w:t>Организатором обучения (ФНС России) согласованы даты второй части обучения. Занятия проводятся с 10:00 до 14:00:</w:t>
-      </w:r>
-      <w:proofErr w:type="gramEnd"/>
-    </w:p>
-    <w:tbl>
-      <w:tblPr>
-        <w:tblW w:w="9638" w:type="dxa"/>
-        <w:tblInd w:w="120" w:type="dxa"/>
-        <w:tblBorders>
-          <w:top w:val="single" w:sz="4" w:space="0" w:color="auto"/>
-          <w:left w:val="single" w:sz="4" w:space="0" w:color="auto"/>
-          <w:bottom w:val="single" w:sz="4" w:space="0" w:color="auto"/>
-          <w:right w:val="single" w:sz="4" w:space="0" w:color="auto"/>
-          <w:insideH w:val="single" w:sz="4" w:space="0" w:color="auto"/>
-          <w:insideV w:val="single" w:sz="4" w:space="0" w:color="auto"/>
-        </w:tblBorders>
-        <w:tblCellMar>
-          <w:left w:w="10" w:type="dxa"/>
-          <w:right w:w="10" w:type="dxa"/>
-        </w:tblCellMar>
-        <w:tblLook w:val="0000" w:firstRow="0" w:lastRow="0" w:firstColumn="0" w:lastColumn="0" w:noHBand="0" w:noVBand="0"/>
-      </w:tblPr>
-      <w:tblGrid>
-        <w:gridCol w:w="4838"/>
-        <w:gridCol w:w="2400"/>
-        <w:gridCol w:w="2400"/>
-      </w:tblGrid>
-      <w:tr>
-        <w:trPr>
-          <w:tblHeader/>
-        </w:trPr>
-        <w:tc>
-          <w:tcPr>
-            <w:tcW w:w="4838" w:type="dxa"/>
-            <w:tcBorders>
-              <w:top w:val="single" w:sz="4" w:space="0" w:color="B4BCC8"/>
-              <w:left w:val="single" w:sz="4" w:space="0" w:color="B4BCC8"/>
-              <w:bottom w:val="single" w:sz="4" w:space="0" w:color="B4BCC8"/>
-              <w:right w:val="single" w:sz="4" w:space="0" w:color="B4BCC8"/>
-            </w:tcBorders>
-            <w:shd w:val="clear" w:color="auto" w:fill="1F3864"/>
-            <w:tcMar>
-              <w:top w:w="80" w:type="dxa"/>
-              <w:left w:w="120" w:type="dxa"/>
-              <w:bottom w:w="80" w:type="dxa"/>
-              <w:right w:w="120" w:type="dxa"/>
-            </w:tcMar>
-            <w:vAlign w:val="center"/>
-          </w:tcPr>
-          <w:p>
-            <w:pPr>
-              <w:jc w:val="center"/>
-            </w:pPr>
-            <w:r>
-              <w:rPr>
-                <w:b/>
-                <w:bCs/>
-                <w:color w:val="FFFFFF"/>
-                <w:sz w:val="20"/>
-                <w:szCs w:val="20"/>
-              </w:rPr>
-              <w:t>Месяц</w:t>
-            </w:r>
-          </w:p>
-        </w:tc>
-        <w:tc>
-          <w:tcPr>
-            <w:tcW w:w="2400" w:type="dxa"/>
-            <w:tcBorders>
-              <w:top w:val="single" w:sz="4" w:space="0" w:color="B4BCC8"/>
-              <w:left w:val="single" w:sz="4" w:space="0" w:color="B4BCC8"/>
-              <w:bottom w:val="single" w:sz="4" w:space="0" w:color="B4BCC8"/>
-              <w:right w:val="single" w:sz="4" w:space="0" w:color="B4BCC8"/>
-            </w:tcBorders>
-            <w:shd w:val="clear" w:color="auto" w:fill="1F3864"/>
-            <w:tcMar>
-              <w:top w:w="80" w:type="dxa"/>
-              <w:left w:w="120" w:type="dxa"/>
-              <w:bottom w:w="80" w:type="dxa"/>
-              <w:right w:w="120" w:type="dxa"/>
-            </w:tcMar>
-            <w:vAlign w:val="center"/>
-          </w:tcPr>
-          <w:p>
-            <w:pPr>
-              <w:jc w:val="center"/>
-            </w:pPr>
-            <w:r>
-              <w:rPr>
-                <w:b/>
-                <w:bCs/>
-                <w:color w:val="FFFFFF"/>
-                <w:sz w:val="20"/>
-                <w:szCs w:val="20"/>
-              </w:rPr>
-              <w:t>Даты занятий</w:t>
-            </w:r>
-          </w:p>
-        </w:tc>
-        <w:tc>
-          <w:tcPr>
-            <w:tcW w:w="2400" w:type="dxa"/>
-            <w:tcBorders>
-              <w:top w:val="single" w:sz="4" w:space="0" w:color="B4BCC8"/>
-              <w:left w:val="single" w:sz="4" w:space="0" w:color="B4BCC8"/>
-              <w:bottom w:val="single" w:sz="4" w:space="0" w:color="B4BCC8"/>
-              <w:right w:val="single" w:sz="4" w:space="0" w:color="B4BCC8"/>
-            </w:tcBorders>
-            <w:shd w:val="clear" w:color="auto" w:fill="1F3864"/>
-            <w:tcMar>
-              <w:top w:w="80" w:type="dxa"/>
-              <w:left w:w="120" w:type="dxa"/>
-              <w:bottom w:w="80" w:type="dxa"/>
-              <w:right w:w="120" w:type="dxa"/>
-            </w:tcMar>
-            <w:vAlign w:val="center"/>
-          </w:tcPr>
-          <w:p>
-            <w:pPr>
-              <w:jc w:val="center"/>
-            </w:pPr>
-            <w:r>
-              <w:rPr>
-                <w:b/>
-                <w:bCs/>
-                <w:color w:val="FFFFFF"/>
-                <w:sz w:val="20"/>
-                <w:szCs w:val="20"/>
-              </w:rPr>
-              <w:t>Время</w:t>
-            </w:r>
-          </w:p>
-        </w:tc>
-      </w:tr>
-      <w:tr>
-        <w:tc>
-          <w:tcPr>
-            <w:tcW w:w="4838" w:type="dxa"/>
-            <w:tcBorders>
-              <w:top w:val="single" w:sz="4" w:space="0" w:color="B4BCC8"/>
-              <w:left w:val="single" w:sz="4" w:space="0" w:color="B4BCC8"/>
-              <w:bottom w:val="single" w:sz="4" w:space="0" w:color="B4BCC8"/>
-              <w:right w:val="single" w:sz="4" w:space="0" w:color="B4BCC8"/>
-            </w:tcBorders>
-            <w:tcMar>
-              <w:top w:w="80" w:type="dxa"/>
-              <w:left w:w="120" w:type="dxa"/>
-              <w:bottom w:w="80" w:type="dxa"/>
-              <w:right w:w="120" w:type="dxa"/>
-            </w:tcMar>
-            <w:vAlign w:val="center"/>
-          </w:tcPr>
-          <w:p>
-            <w:r>
-              <w:rPr>
-                <w:sz w:val="20"/>
-                <w:szCs w:val="20"/>
-              </w:rPr>
-              <w:t>Октябрь 2026</w:t>
-            </w:r>
-          </w:p>
-        </w:tc>
-        <w:tc>
-          <w:tcPr>
-            <w:tcW w:w="2400" w:type="dxa"/>
-            <w:tcBorders>
-              <w:top w:val="single" w:sz="4" w:space="0" w:color="B4BCC8"/>
-              <w:left w:val="single" w:sz="4" w:space="0" w:color="B4BCC8"/>
-              <w:bottom w:val="single" w:sz="4" w:space="0" w:color="B4BCC8"/>
-              <w:right w:val="single" w:sz="4" w:space="0" w:color="B4BCC8"/>
-            </w:tcBorders>
-            <w:tcMar>
-              <w:top w:w="80" w:type="dxa"/>
-              <w:left w:w="120" w:type="dxa"/>
-              <w:bottom w:w="80" w:type="dxa"/>
-              <w:right w:w="120" w:type="dxa"/>
-            </w:tcMar>
-            <w:vAlign w:val="center"/>
-          </w:tcPr>
-          <w:p>
-            <w:pPr>
-              <w:jc w:val="center"/>
-            </w:pPr>
-            <w:r>
-              <w:rPr>
-                <w:b/>
-                <w:bCs/>
-                <w:sz w:val="20"/>
-                <w:szCs w:val="20"/>
-              </w:rPr>
-              <w:t>13, 15, 27, 29 октября</w:t>
-            </w:r>
-          </w:p>
-        </w:tc>
-        <w:tc>
-          <w:tcPr>
-            <w:tcW w:w="2400" w:type="dxa"/>
-            <w:tcBorders>
-              <w:top w:val="single" w:sz="4" w:space="0" w:color="B4BCC8"/>
-              <w:left w:val="single" w:sz="4" w:space="0" w:color="B4BCC8"/>
-              <w:bottom w:val="single" w:sz="4" w:space="0" w:color="B4BCC8"/>
-              <w:right w:val="single" w:sz="4" w:space="0" w:color="B4BCC8"/>
-            </w:tcBorders>
-            <w:tcMar>
-              <w:top w:w="80" w:type="dxa"/>
-              <w:left w:w="120" w:type="dxa"/>
-              <w:bottom w:w="80" w:type="dxa"/>
-              <w:right w:w="120" w:type="dxa"/>
-            </w:tcMar>
-            <w:vAlign w:val="center"/>
-          </w:tcPr>
-          <w:p>
-            <w:pPr>
-              <w:jc w:val="center"/>
-            </w:pPr>
-            <w:r>
-              <w:rPr>
-                <w:sz w:val="20"/>
-                <w:szCs w:val="20"/>
-              </w:rPr>
-              <w:t>10:00–14:00</w:t>
-            </w:r>
-          </w:p>
-        </w:tc>
-      </w:tr>
-      <w:tr>
-        <w:tc>
-          <w:tcPr>
-            <w:tcW w:w="4838" w:type="dxa"/>
-            <w:tcBorders>
-              <w:top w:val="single" w:sz="4" w:space="0" w:color="B4BCC8"/>
-              <w:left w:val="single" w:sz="4" w:space="0" w:color="B4BCC8"/>
-              <w:bottom w:val="single" w:sz="4" w:space="0" w:color="B4BCC8"/>
-              <w:right w:val="single" w:sz="4" w:space="0" w:color="B4BCC8"/>
-            </w:tcBorders>
-            <w:shd w:val="clear" w:color="auto" w:fill="EAF0FA"/>
-            <w:tcMar>
-              <w:top w:w="80" w:type="dxa"/>
-              <w:left w:w="120" w:type="dxa"/>
-              <w:bottom w:w="80" w:type="dxa"/>
-              <w:right w:w="120" w:type="dxa"/>
-            </w:tcMar>
-            <w:vAlign w:val="center"/>
-          </w:tcPr>
-          <w:p>
-            <w:r>
-              <w:rPr>
-                <w:sz w:val="20"/>
-                <w:szCs w:val="20"/>
-              </w:rPr>
-              <w:t>Ноябрь 2026</w:t>
-            </w:r>
-          </w:p>
-        </w:tc>
-        <w:tc>
-          <w:tcPr>
-            <w:tcW w:w="2400" w:type="dxa"/>
-            <w:tcBorders>
-              <w:top w:val="single" w:sz="4" w:space="0" w:color="B4BCC8"/>
-              <w:left w:val="single" w:sz="4" w:space="0" w:color="B4BCC8"/>
-              <w:bottom w:val="single" w:sz="4" w:space="0" w:color="B4BCC8"/>
-              <w:right w:val="single" w:sz="4" w:space="0" w:color="B4BCC8"/>
-            </w:tcBorders>
-            <w:shd w:val="clear" w:color="auto" w:fill="EAF0FA"/>
-            <w:tcMar>
-              <w:top w:w="80" w:type="dxa"/>
-              <w:left w:w="120" w:type="dxa"/>
-              <w:bottom w:w="80" w:type="dxa"/>
-              <w:right w:w="120" w:type="dxa"/>
-            </w:tcMar>
-            <w:vAlign w:val="center"/>
-          </w:tcPr>
-          <w:p>
-            <w:pPr>
-              <w:jc w:val="center"/>
-            </w:pPr>
-            <w:r>
-              <w:rPr>
-                <w:b/>
-                <w:bCs/>
-                <w:sz w:val="20"/>
-                <w:szCs w:val="20"/>
-              </w:rPr>
-              <w:t>10, 12, 24, 26 ноября</w:t>
-            </w:r>
-          </w:p>
-        </w:tc>
-        <w:tc>
-          <w:tcPr>
-            <w:tcW w:w="2400" w:type="dxa"/>
-            <w:tcBorders>
-              <w:top w:val="single" w:sz="4" w:space="0" w:color="B4BCC8"/>
-              <w:left w:val="single" w:sz="4" w:space="0" w:color="B4BCC8"/>
-              <w:bottom w:val="single" w:sz="4" w:space="0" w:color="B4BCC8"/>
-              <w:right w:val="single" w:sz="4" w:space="0" w:color="B4BCC8"/>
-            </w:tcBorders>
-            <w:shd w:val="clear" w:color="auto" w:fill="EAF0FA"/>
-            <w:tcMar>
-              <w:top w:w="80" w:type="dxa"/>
-              <w:left w:w="120" w:type="dxa"/>
-              <w:bottom w:w="80" w:type="dxa"/>
-              <w:right w:w="120" w:type="dxa"/>
-            </w:tcMar>
-            <w:vAlign w:val="center"/>
-          </w:tcPr>
-          <w:p>
-            <w:pPr>
-              <w:jc w:val="center"/>
-            </w:pPr>
-            <w:r>
-              <w:rPr>
-                <w:sz w:val="20"/>
-                <w:szCs w:val="20"/>
-              </w:rPr>
-              <w:t>10:00–14:00</w:t>
-            </w:r>
-          </w:p>
-        </w:tc>
-      </w:tr>
-      <w:tr>
-        <w:tc>
-          <w:tcPr>
-            <w:tcW w:w="4838" w:type="dxa"/>
-            <w:tcBorders>
-              <w:top w:val="single" w:sz="4" w:space="0" w:color="B4BCC8"/>
-              <w:left w:val="single" w:sz="4" w:space="0" w:color="B4BCC8"/>
-              <w:bottom w:val="single" w:sz="4" w:space="0" w:color="B4BCC8"/>
-              <w:right w:val="single" w:sz="4" w:space="0" w:color="B4BCC8"/>
-            </w:tcBorders>
-            <w:tcMar>
-              <w:top w:w="80" w:type="dxa"/>
-              <w:left w:w="120" w:type="dxa"/>
-              <w:bottom w:w="80" w:type="dxa"/>
-              <w:right w:w="120" w:type="dxa"/>
-            </w:tcMar>
-            <w:vAlign w:val="center"/>
-          </w:tcPr>
-          <w:p>
-            <w:r>
-              <w:rPr>
-                <w:b/>
-                <w:bCs/>
-                <w:sz w:val="20"/>
-                <w:szCs w:val="20"/>
-              </w:rPr>
-              <w:t>Всего</w:t>
-            </w:r>
-          </w:p>
-        </w:tc>
-        <w:tc>
-          <w:tcPr>
-            <w:tcW w:w="2400" w:type="dxa"/>
-            <w:tcBorders>
-              <w:top w:val="single" w:sz="4" w:space="0" w:color="B4BCC8"/>
-              <w:left w:val="single" w:sz="4" w:space="0" w:color="B4BCC8"/>
-              <w:bottom w:val="single" w:sz="4" w:space="0" w:color="B4BCC8"/>
-              <w:right w:val="single" w:sz="4" w:space="0" w:color="B4BCC8"/>
-            </w:tcBorders>
-            <w:tcMar>
-              <w:top w:w="80" w:type="dxa"/>
-              <w:left w:w="120" w:type="dxa"/>
-              <w:bottom w:w="80" w:type="dxa"/>
-              <w:right w:w="120" w:type="dxa"/>
-            </w:tcMar>
-            <w:vAlign w:val="center"/>
-          </w:tcPr>
-          <w:p>
-            <w:pPr>
-              <w:jc w:val="center"/>
-            </w:pPr>
-            <w:r>
-              <w:rPr>
-                <w:b/>
-                <w:bCs/>
-                <w:sz w:val="20"/>
-                <w:szCs w:val="20"/>
-              </w:rPr>
-              <w:t>8 занятий</w:t>
-            </w:r>
-          </w:p>
-        </w:tc>
-        <w:tc>
-          <w:tcPr>
-            <w:tcW w:w="2400" w:type="dxa"/>
-            <w:tcBorders>
-              <w:top w:val="single" w:sz="4" w:space="0" w:color="B4BCC8"/>
-              <w:left w:val="single" w:sz="4" w:space="0" w:color="B4BCC8"/>
-              <w:bottom w:val="single" w:sz="4" w:space="0" w:color="B4BCC8"/>
-              <w:right w:val="single" w:sz="4" w:space="0" w:color="B4BCC8"/>
-            </w:tcBorders>
-            <w:tcMar>
-              <w:top w:w="80" w:type="dxa"/>
-              <w:left w:w="120" w:type="dxa"/>
-              <w:bottom w:w="80" w:type="dxa"/>
-              <w:right w:w="120" w:type="dxa"/>
-            </w:tcMar>
-            <w:vAlign w:val="center"/>
-          </w:tcPr>
-          <w:p>
-            <w:pPr>
-              <w:jc w:val="center"/>
-            </w:pPr>
-            <w:r>
-              <w:rPr>
-                <w:b/>
-                <w:bCs/>
-                <w:sz w:val="20"/>
-                <w:szCs w:val="20"/>
-              </w:rPr>
-              <w:t>—</w:t>
-            </w:r>
-          </w:p>
-        </w:tc>
-      </w:tr>
-    </w:tbl>
-    <w:p>
-      <w:pPr>
-        <w:pStyle w:val="1"/>
-        <w:keepNext/>
-        <w:pBdr>
-          <w:bottom w:val="single" w:sz="6" w:space="2" w:color="1F3864"/>
-        </w:pBdr>
-        <w:spacing w:before="280" w:after="140"/>
-      </w:pPr>
-      <w:r>
-        <w:rPr>
-          <w:b/>
-          <w:bCs/>
-          <w:color w:val="1F3864"/>
-          <w:sz w:val="26"/>
-          <w:szCs w:val="26"/>
-        </w:rPr>
-        <w:t>4. Обоснование и дальнейшие действия</w:t>
-      </w:r>
-    </w:p>
-    <w:p>
-      <w:pPr>
-        <w:spacing w:after="120" w:line="300" w:lineRule="auto"/>
-      </w:pPr>
-      <w:proofErr w:type="gramStart"/>
-      <w:r>
-        <w:t>Обучение продолжается в октябре и завершается в ноябре 2026 года: 8 занятий, в среднем около 18 сотрудников из 141 на занятие. Вопрос обучения всех сотрудников планируется закрыть по указанному графику. Необходимо направить письмо организатору и в УПР и составить списки по датам.</w:t>
-      </w:r>
-      <w:proofErr w:type="gramEnd"/>
     </w:p>
     <w:sectPr>
       <w:footerReference w:type="default" r:id="rId8"/>

--- a/Справка_обучение_ИИ_график.docx
+++ b/Справка_обучение_ИИ_график.docx
@@ -107,355 +107,9 @@
         <w:spacing w:after="120" w:line="300" w:lineRule="auto"/>
       </w:pPr>
       <w:r>
-        <w:t>Обучение по теме «Использование искусственного интеллекта» прошли 109 сотрудников (43,6% от 250). Распределение прошедших обучение по замещаемым должностям:</w:t>
+        <w:t>Обучение по теме «Использование искусственного интеллекта» прошли 109 сотрудников (43,6% от 250), в том числе: заместители начальника инспекции (вкл. и.о.) — 7, начальники отделов (вкл. и.о.) — 21, заместители начальников отделов — 29, консультанты — 45, главные специалисты-эксперты — 2, ведущие специалисты-эксперты — 2, специалисты 1 разряда — 3.</w:t>
       </w:r>
     </w:p>
-    <w:tbl>
-      <w:tblPr>
-        <w:tblW w:w="9638" w:type="dxa"/>
-        <w:tblBorders>
-          <w:top w:val="single" w:sz="4" w:space="0" w:color="B4BCC8"/>
-          <w:left w:val="single" w:sz="4" w:space="0" w:color="B4BCC8"/>
-          <w:bottom w:val="single" w:sz="4" w:space="0" w:color="B4BCC8"/>
-          <w:right w:val="single" w:sz="4" w:space="0" w:color="B4BCC8"/>
-          <w:insideH w:val="single" w:sz="4" w:space="0" w:color="B4BCC8"/>
-          <w:insideV w:val="single" w:sz="4" w:space="0" w:color="B4BCC8"/>
-        </w:tblBorders>
-        <w:tblLayout w:type="fixed"/>
-        <w:tblCellMar>
-          <w:top w:w="80" w:type="dxa"/>
-          <w:left w:w="120" w:type="dxa"/>
-          <w:bottom w:w="80" w:type="dxa"/>
-          <w:right w:w="120" w:type="dxa"/>
-        </w:tblCellMar>
-        <w:tblLook w:val="04A0" w:firstRow="1" w:lastRow="0" w:firstColumn="1" w:lastColumn="0" w:noHBand="0" w:noVBand="1"/>
-      </w:tblPr>
-      <w:tblGrid>
-        <w:gridCol w:w="6961"/>
-        <w:gridCol w:w="2677"/>
-      </w:tblGrid>
-      <w:tr>
-        <w:trPr>
-          <w:tblHeader/>
-        </w:trPr>
-        <w:tc>
-          <w:tcPr>
-            <w:tcW w:w="6500" w:type="dxa"/>
-            <w:shd w:val="clear" w:color="auto" w:fill="1F3864"/>
-            <w:vAlign w:val="center"/>
-          </w:tcPr>
-          <w:p>
-            <w:pPr>
-              <w:jc w:val="center"/>
-            </w:pPr>
-            <w:r>
-              <w:rPr>
-                <w:b/>
-                <w:color w:val="FFFFFF"/>
-                <w:sz w:val="20"/>
-              </w:rPr>
-              <w:t>Должность</w:t>
-            </w:r>
-          </w:p>
-        </w:tc>
-        <w:tc>
-          <w:tcPr>
-            <w:tcW w:w="2500" w:type="dxa"/>
-            <w:shd w:val="clear" w:color="auto" w:fill="1F3864"/>
-            <w:vAlign w:val="center"/>
-          </w:tcPr>
-          <w:p>
-            <w:pPr>
-              <w:jc w:val="center"/>
-            </w:pPr>
-            <w:r>
-              <w:rPr>
-                <w:b/>
-                <w:color w:val="FFFFFF"/>
-                <w:sz w:val="20"/>
-              </w:rPr>
-              <w:t>Прошли обучение</w:t>
-            </w:r>
-          </w:p>
-        </w:tc>
-      </w:tr>
-      <w:tr>
-        <w:tc>
-          <w:tcPr>
-            <w:tcW w:w="6500" w:type="dxa"/>
-            <w:shd w:val="clear" w:color="auto" w:fill="EAF0FA"/>
-            <w:vAlign w:val="center"/>
-          </w:tcPr>
-          <w:p>
-            <w:r>
-              <w:rPr>
-                <w:sz w:val="20"/>
-              </w:rPr>
-              <w:t>Заместители начальника инспекции (вкл. и.о.)</w:t>
-            </w:r>
-          </w:p>
-        </w:tc>
-        <w:tc>
-          <w:tcPr>
-            <w:tcW w:w="2500" w:type="dxa"/>
-            <w:shd w:val="clear" w:color="auto" w:fill="EAF0FA"/>
-            <w:vAlign w:val="center"/>
-          </w:tcPr>
-          <w:p>
-            <w:pPr>
-              <w:jc w:val="center"/>
-            </w:pPr>
-            <w:r>
-              <w:rPr>
-                <w:sz w:val="20"/>
-              </w:rPr>
-              <w:t>7</w:t>
-            </w:r>
-          </w:p>
-        </w:tc>
-      </w:tr>
-      <w:tr>
-        <w:tc>
-          <w:tcPr>
-            <w:tcW w:w="6500" w:type="dxa"/>
-            <w:vAlign w:val="center"/>
-          </w:tcPr>
-          <w:p>
-            <w:r>
-              <w:rPr>
-                <w:sz w:val="20"/>
-              </w:rPr>
-              <w:t>Начальники отделов (вкл. и.о.)</w:t>
-            </w:r>
-          </w:p>
-        </w:tc>
-        <w:tc>
-          <w:tcPr>
-            <w:tcW w:w="2500" w:type="dxa"/>
-            <w:vAlign w:val="center"/>
-          </w:tcPr>
-          <w:p>
-            <w:pPr>
-              <w:jc w:val="center"/>
-            </w:pPr>
-            <w:r>
-              <w:rPr>
-                <w:sz w:val="20"/>
-              </w:rPr>
-              <w:t>21</w:t>
-            </w:r>
-          </w:p>
-        </w:tc>
-      </w:tr>
-      <w:tr>
-        <w:tc>
-          <w:tcPr>
-            <w:tcW w:w="6500" w:type="dxa"/>
-            <w:shd w:val="clear" w:color="auto" w:fill="EAF0FA"/>
-            <w:vAlign w:val="center"/>
-          </w:tcPr>
-          <w:p>
-            <w:r>
-              <w:rPr>
-                <w:sz w:val="20"/>
-              </w:rPr>
-              <w:t>Заместители начальников отделов</w:t>
-            </w:r>
-          </w:p>
-        </w:tc>
-        <w:tc>
-          <w:tcPr>
-            <w:tcW w:w="2500" w:type="dxa"/>
-            <w:shd w:val="clear" w:color="auto" w:fill="EAF0FA"/>
-            <w:vAlign w:val="center"/>
-          </w:tcPr>
-          <w:p>
-            <w:pPr>
-              <w:jc w:val="center"/>
-            </w:pPr>
-            <w:r>
-              <w:rPr>
-                <w:sz w:val="20"/>
-              </w:rPr>
-              <w:t>29</w:t>
-            </w:r>
-          </w:p>
-        </w:tc>
-      </w:tr>
-      <w:tr>
-        <w:tc>
-          <w:tcPr>
-            <w:tcW w:w="6500" w:type="dxa"/>
-            <w:vAlign w:val="center"/>
-          </w:tcPr>
-          <w:p>
-            <w:r>
-              <w:rPr>
-                <w:sz w:val="20"/>
-              </w:rPr>
-              <w:t>Консультанты</w:t>
-            </w:r>
-          </w:p>
-        </w:tc>
-        <w:tc>
-          <w:tcPr>
-            <w:tcW w:w="2500" w:type="dxa"/>
-            <w:vAlign w:val="center"/>
-          </w:tcPr>
-          <w:p>
-            <w:pPr>
-              <w:jc w:val="center"/>
-            </w:pPr>
-            <w:r>
-              <w:rPr>
-                <w:sz w:val="20"/>
-              </w:rPr>
-              <w:t>45</w:t>
-            </w:r>
-          </w:p>
-        </w:tc>
-      </w:tr>
-      <w:tr>
-        <w:tc>
-          <w:tcPr>
-            <w:tcW w:w="6500" w:type="dxa"/>
-            <w:shd w:val="clear" w:color="auto" w:fill="EAF0FA"/>
-            <w:vAlign w:val="center"/>
-          </w:tcPr>
-          <w:p>
-            <w:r>
-              <w:rPr>
-                <w:sz w:val="20"/>
-              </w:rPr>
-              <w:t>Главные специалисты-эксперты</w:t>
-            </w:r>
-          </w:p>
-        </w:tc>
-        <w:tc>
-          <w:tcPr>
-            <w:tcW w:w="2500" w:type="dxa"/>
-            <w:shd w:val="clear" w:color="auto" w:fill="EAF0FA"/>
-            <w:vAlign w:val="center"/>
-          </w:tcPr>
-          <w:p>
-            <w:pPr>
-              <w:jc w:val="center"/>
-            </w:pPr>
-            <w:r>
-              <w:rPr>
-                <w:sz w:val="20"/>
-              </w:rPr>
-              <w:t>2</w:t>
-            </w:r>
-          </w:p>
-        </w:tc>
-      </w:tr>
-      <w:tr>
-        <w:tc>
-          <w:tcPr>
-            <w:tcW w:w="6500" w:type="dxa"/>
-            <w:vAlign w:val="center"/>
-          </w:tcPr>
-          <w:p>
-            <w:r>
-              <w:rPr>
-                <w:sz w:val="20"/>
-              </w:rPr>
-              <w:t>Ведущие специалисты-эксперты</w:t>
-            </w:r>
-          </w:p>
-        </w:tc>
-        <w:tc>
-          <w:tcPr>
-            <w:tcW w:w="2500" w:type="dxa"/>
-            <w:vAlign w:val="center"/>
-          </w:tcPr>
-          <w:p>
-            <w:pPr>
-              <w:jc w:val="center"/>
-            </w:pPr>
-            <w:r>
-              <w:rPr>
-                <w:sz w:val="20"/>
-              </w:rPr>
-              <w:t>2</w:t>
-            </w:r>
-          </w:p>
-        </w:tc>
-      </w:tr>
-      <w:tr>
-        <w:tc>
-          <w:tcPr>
-            <w:tcW w:w="6500" w:type="dxa"/>
-            <w:shd w:val="clear" w:color="auto" w:fill="EAF0FA"/>
-            <w:vAlign w:val="center"/>
-          </w:tcPr>
-          <w:p>
-            <w:r>
-              <w:rPr>
-                <w:sz w:val="20"/>
-              </w:rPr>
-              <w:t>Специалисты 1 разряда</w:t>
-            </w:r>
-          </w:p>
-        </w:tc>
-        <w:tc>
-          <w:tcPr>
-            <w:tcW w:w="2500" w:type="dxa"/>
-            <w:shd w:val="clear" w:color="auto" w:fill="EAF0FA"/>
-            <w:vAlign w:val="center"/>
-          </w:tcPr>
-          <w:p>
-            <w:pPr>
-              <w:jc w:val="center"/>
-            </w:pPr>
-            <w:r>
-              <w:rPr>
-                <w:sz w:val="20"/>
-              </w:rPr>
-              <w:t>3</w:t>
-            </w:r>
-          </w:p>
-        </w:tc>
-      </w:tr>
-      <w:tr>
-        <w:tc>
-          <w:tcPr>
-            <w:tcW w:w="6500" w:type="dxa"/>
-            <w:shd w:val="clear" w:color="auto" w:fill="D9E2F3"/>
-            <w:vAlign w:val="center"/>
-          </w:tcPr>
-          <w:p>
-            <w:r>
-              <w:rPr>
-                <w:b/>
-                <w:sz w:val="20"/>
-              </w:rPr>
-              <w:t>Всего</w:t>
-            </w:r>
-          </w:p>
-        </w:tc>
-        <w:tc>
-          <w:tcPr>
-            <w:tcW w:w="2500" w:type="dxa"/>
-            <w:shd w:val="clear" w:color="auto" w:fill="D9E2F3"/>
-            <w:vAlign w:val="center"/>
-          </w:tcPr>
-          <w:p>
-            <w:pPr>
-              <w:jc w:val="center"/>
-            </w:pPr>
-            <w:r>
-              <w:rPr>
-                <w:b/>
-                <w:sz w:val="20"/>
-              </w:rPr>
-              <w:t>109</w:t>
-            </w:r>
-          </w:p>
-        </w:tc>
-      </w:tr>
-    </w:tbl>
     <w:p>
       <w:pPr>
         <w:pStyle w:val="1"/>
